--- a/PrimerParcial/Tareas/Tarea3/Tarea3_P1_PPV_DzulPerez_BryantMaximiliano.docx
+++ b/PrimerParcial/Tareas/Tarea3/Tarea3_P1_PPV_DzulPerez_BryantMaximiliano.docx
@@ -529,6 +529,134 @@
           <w:szCs w:val="22"/>
           <w:lang w:val="es-MX"/>
         </w:rPr>
+        <w:t>El presente SRS detalla los requerimientos funcionales, no funcionales y reglas de negocio para el desarrollo de la plataforma MediLink. Funciona como base técnica para guir el desarrollo y asegurar que la solución cumple con las necesidades establecidad.</w:t>
+      </w:r>
+    </w:p>
+    <w:p>
+      <w:pPr>
+        <w:rPr>
+          <w:rFonts w:hint="default" w:ascii="Calibri" w:hAnsi="Calibri" w:cs="Calibri"/>
+          <w:b w:val="0"/>
+          <w:bCs w:val="0"/>
+          <w:sz w:val="22"/>
+          <w:szCs w:val="22"/>
+          <w:lang w:val="es-MX"/>
+        </w:rPr>
+      </w:pPr>
+    </w:p>
+    <w:p>
+      <w:pPr>
+        <w:rPr>
+          <w:rFonts w:hint="default" w:ascii="Calibri" w:hAnsi="Calibri" w:cs="Calibri"/>
+          <w:b w:val="0"/>
+          <w:bCs w:val="0"/>
+          <w:sz w:val="22"/>
+          <w:szCs w:val="22"/>
+          <w:lang w:val="es-MX"/>
+        </w:rPr>
+      </w:pPr>
+      <w:r>
+        <w:rPr>
+          <w:rFonts w:hint="default" w:ascii="Calibri" w:hAnsi="Calibri" w:cs="Calibri"/>
+          <w:b w:val="0"/>
+          <w:bCs w:val="0"/>
+          <w:sz w:val="22"/>
+          <w:szCs w:val="22"/>
+          <w:lang w:val="es-MX"/>
+        </w:rPr>
+        <w:t>La plataforma abarcará la gestión de pacientes, agendamiento de citas, administración de expedientes clínicos, control de inventario de farmacia, coordinación y seguimiento de ambulancias, así como la gestión de múltiples sucursales.</w:t>
+      </w:r>
+    </w:p>
+    <w:p>
+      <w:pPr>
+        <w:rPr>
+          <w:rFonts w:hint="default" w:ascii="Calibri" w:hAnsi="Calibri" w:cs="Calibri"/>
+          <w:b w:val="0"/>
+          <w:bCs w:val="0"/>
+          <w:sz w:val="22"/>
+          <w:szCs w:val="22"/>
+          <w:lang w:val="es-MX"/>
+        </w:rPr>
+      </w:pPr>
+    </w:p>
+    <w:p>
+      <w:pPr>
+        <w:rPr>
+          <w:rFonts w:hint="default" w:ascii="Calibri" w:hAnsi="Calibri" w:cs="Calibri"/>
+          <w:b w:val="0"/>
+          <w:bCs w:val="0"/>
+          <w:sz w:val="22"/>
+          <w:szCs w:val="22"/>
+          <w:lang w:val="es-MX"/>
+        </w:rPr>
+      </w:pPr>
+      <w:r>
+        <w:rPr>
+          <w:rFonts w:hint="default" w:ascii="Calibri" w:hAnsi="Calibri" w:cs="Calibri"/>
+          <w:b w:val="0"/>
+          <w:bCs w:val="0"/>
+          <w:sz w:val="22"/>
+          <w:szCs w:val="22"/>
+          <w:lang w:val="es-MX"/>
+        </w:rPr>
+        <w:t>Diversis clínicas operan mediante sistemas separados, hojas de cálcuilo y procesos manuales, Genera graves deficiencias operativas como horarios de citas duplicados, expedientes incompletos, desabasto de medicamentos y demoras críticas en la asignación de ambulancias.</w:t>
+      </w:r>
+    </w:p>
+    <w:p>
+      <w:pPr>
+        <w:rPr>
+          <w:rFonts w:hint="default" w:ascii="Calibri" w:hAnsi="Calibri" w:cs="Calibri"/>
+          <w:b w:val="0"/>
+          <w:bCs w:val="0"/>
+          <w:sz w:val="22"/>
+          <w:szCs w:val="22"/>
+          <w:lang w:val="es-MX"/>
+        </w:rPr>
+      </w:pPr>
+    </w:p>
+    <w:p>
+      <w:pPr>
+        <w:rPr>
+          <w:rFonts w:hint="default" w:ascii="Calibri" w:hAnsi="Calibri" w:cs="Calibri"/>
+          <w:b w:val="0"/>
+          <w:bCs w:val="0"/>
+          <w:sz w:val="22"/>
+          <w:szCs w:val="22"/>
+          <w:lang w:val="es-MX"/>
+        </w:rPr>
+      </w:pPr>
+      <w:r>
+        <w:rPr>
+          <w:rFonts w:hint="default" w:ascii="Calibri" w:hAnsi="Calibri" w:cs="Calibri"/>
+          <w:b w:val="0"/>
+          <w:bCs w:val="0"/>
+          <w:sz w:val="22"/>
+          <w:szCs w:val="22"/>
+          <w:lang w:val="es-MX"/>
+        </w:rPr>
+        <w:t>Se espera desarrollar una herramienta que centralice la información en tiempo real, automatizando los procesos y optimizando los tiempos de respuesta para garantizar una atención médica coordinada y eficiente.</w:t>
+      </w:r>
+    </w:p>
+    <w:p>
+      <w:pPr>
+        <w:rPr>
+          <w:rFonts w:hint="default" w:ascii="Calibri" w:hAnsi="Calibri" w:cs="Calibri"/>
+          <w:b w:val="0"/>
+          <w:bCs w:val="0"/>
+          <w:sz w:val="22"/>
+          <w:szCs w:val="22"/>
+          <w:lang w:val="es-MX"/>
+        </w:rPr>
+      </w:pPr>
+      <w:r>
+        <w:rPr>
+          <w:rFonts w:hint="default" w:ascii="Calibri" w:hAnsi="Calibri" w:cs="Calibri"/>
+          <w:b w:val="0"/>
+          <w:bCs w:val="0"/>
+          <w:sz w:val="22"/>
+          <w:szCs w:val="22"/>
+          <w:lang w:val="es-MX"/>
+        </w:rPr>
         <w:br w:type="page"/>
       </w:r>
     </w:p>
@@ -886,7 +1014,7 @@
           <w:szCs w:val="22"/>
           <w:lang w:val="es-MX"/>
         </w:rPr>
-        <w:t>Médicos: Responsable de las consulltas médicas. Consulta de expedientes clinicos, rebgistro de diagnósticos, generación de recetar</w:t>
+        <w:t>Médicos: Responsable de las consulltas médicas. Consulta de expedientes clinicos, registro de diagnósticos, generación de recetar</w:t>
       </w:r>
     </w:p>
     <w:p>
@@ -1095,7 +1223,7 @@
           <w:szCs w:val="22"/>
           <w:lang w:val="es-MX"/>
         </w:rPr>
-        <w:t>RF-02: Restro médico de los pacientes persistente para un historial médico.</w:t>
+        <w:t>RF-02: Registro médico de los pacientes persistente para un historial médico.</w:t>
       </w:r>
     </w:p>
     <w:p>
@@ -1335,10 +1463,8 @@
           <w:szCs w:val="22"/>
           <w:lang w:val="es-MX"/>
         </w:rPr>
-        <w:t xml:space="preserve">RF-12: </w:t>
-      </w:r>
-      <w:bookmarkStart w:id="0" w:name="_GoBack"/>
-      <w:bookmarkEnd w:id="0"/>
+        <w:t>RF-12: Los pocientes deben poder consultar sus recetas y tratamientos desde su perfil.</w:t>
+      </w:r>
     </w:p>
     <w:p>
       <w:pPr>
@@ -1361,7 +1487,7 @@
           <w:szCs w:val="22"/>
           <w:lang w:val="es-MX"/>
         </w:rPr>
-        <w:t>RF-13:</w:t>
+        <w:t>RF-13: El sistema debe enviar notificaciones automáticas a los pacientes sobre sus citas.</w:t>
       </w:r>
     </w:p>
     <w:p>
@@ -1385,7 +1511,7 @@
           <w:szCs w:val="22"/>
           <w:lang w:val="es-MX"/>
         </w:rPr>
-        <w:t>RF-14:</w:t>
+        <w:t>RF-14: La plataforma debe registrar entradas y salidas del inventario de la farmacia.</w:t>
       </w:r>
     </w:p>
     <w:p>
@@ -1409,7 +1535,7 @@
           <w:szCs w:val="22"/>
           <w:lang w:val="es-MX"/>
         </w:rPr>
-        <w:t>RF-15:</w:t>
+        <w:t>RF-15: El sistema debe permitir el seguimiento de los traslados en ambulancia.</w:t>
       </w:r>
     </w:p>
     <w:p>
@@ -1433,7 +1559,7 @@
           <w:szCs w:val="22"/>
           <w:lang w:val="es-MX"/>
         </w:rPr>
-        <w:t>RF-16:</w:t>
+        <w:t>RF-16: Se deben generar reportes médicos y administrativos.</w:t>
       </w:r>
     </w:p>
     <w:p>
@@ -1457,7 +1583,7 @@
           <w:szCs w:val="22"/>
           <w:lang w:val="es-MX"/>
         </w:rPr>
-        <w:t>RF-17:</w:t>
+        <w:t>RF-17: Debe existir estadísticas para los administradores.</w:t>
       </w:r>
     </w:p>
     <w:p>
@@ -1481,7 +1607,7 @@
           <w:szCs w:val="22"/>
           <w:lang w:val="es-MX"/>
         </w:rPr>
-        <w:t>RF-18:</w:t>
+        <w:t>RF-18: La plataforma debe terner control sobre la disponibilidad de los médicos.</w:t>
       </w:r>
     </w:p>
     <w:p>
@@ -1505,7 +1631,7 @@
           <w:szCs w:val="22"/>
           <w:lang w:val="es-MX"/>
         </w:rPr>
-        <w:t>RF-19:</w:t>
+        <w:t>RF-19: Los médicos deben poder registrar los diagnósticos de los pacientes.</w:t>
       </w:r>
     </w:p>
     <w:p>
@@ -1529,7 +1655,7 @@
           <w:szCs w:val="22"/>
           <w:lang w:val="es-MX"/>
         </w:rPr>
-        <w:t>RF-20:</w:t>
+        <w:t>RF-20: EL personal deberá poder consoltar el inventario de los medicamentos.</w:t>
       </w:r>
     </w:p>
     <w:p>
@@ -1771,7 +1897,7 @@
           <w:szCs w:val="22"/>
           <w:lang w:val="es-MX"/>
         </w:rPr>
-        <w:t>RNF-07: La localización de las ambulancias debe ser precisas.</w:t>
+        <w:t>RNF-07: La localización de las ambulancias debe ser precisas y en tiempo real.</w:t>
       </w:r>
     </w:p>
     <w:p>
@@ -1795,7 +1921,7 @@
           <w:szCs w:val="22"/>
           <w:lang w:val="es-MX"/>
         </w:rPr>
-        <w:t xml:space="preserve">RNF-08: </w:t>
+        <w:t>RNF-08: El sistema deberá ser accesible desde celulares.</w:t>
       </w:r>
     </w:p>
     <w:p>
@@ -1819,7 +1945,7 @@
           <w:szCs w:val="22"/>
           <w:lang w:val="es-MX"/>
         </w:rPr>
-        <w:t xml:space="preserve">RNF-09: </w:t>
+        <w:t>RNF-09: El sistema deberá con permisos para la seguridad.</w:t>
       </w:r>
     </w:p>
     <w:p>
@@ -1843,7 +1969,7 @@
           <w:szCs w:val="22"/>
           <w:lang w:val="es-MX"/>
         </w:rPr>
-        <w:t xml:space="preserve">RNF-10: </w:t>
+        <w:t>RNF-10: La plataforma deberá registrar la actividad para auditoría.</w:t>
       </w:r>
     </w:p>
     <w:p>
@@ -1931,7 +2057,9 @@
         </w:tblBorders>
         <w:tblLayout w:type="autofit"/>
         <w:tblCellMar>
+          <w:top w:w="0" w:type="dxa"/>
           <w:left w:w="108" w:type="dxa"/>
+          <w:bottom w:w="0" w:type="dxa"/>
           <w:right w:w="108" w:type="dxa"/>
         </w:tblCellMar>
       </w:tblPr>
@@ -1949,10 +2077,6 @@
             <w:insideH w:val="single" w:color="auto" w:sz="4" w:space="0"/>
             <w:insideV w:val="single" w:color="auto" w:sz="4" w:space="0"/>
           </w:tblBorders>
-          <w:tblCellMar>
-            <w:left w:w="108" w:type="dxa"/>
-            <w:right w:w="108" w:type="dxa"/>
-          </w:tblCellMar>
         </w:tblPrEx>
         <w:tc>
           <w:tcPr>
@@ -1960,6 +2084,8 @@
           </w:tcPr>
           <w:p>
             <w:pPr>
+              <w:widowControl w:val="0"/>
+              <w:jc w:val="both"/>
               <w:rPr>
                 <w:rFonts w:hint="default" w:ascii="Calibri" w:hAnsi="Calibri" w:cs="Calibri"/>
                 <w:b/>
@@ -1970,6 +2096,18 @@
                 <w:lang w:val="es-MX"/>
               </w:rPr>
             </w:pPr>
+            <w:r>
+              <w:rPr>
+                <w:rFonts w:hint="default" w:ascii="Calibri" w:hAnsi="Calibri" w:cs="Calibri"/>
+                <w:b/>
+                <w:bCs/>
+                <w:sz w:val="22"/>
+                <w:szCs w:val="22"/>
+                <w:vertAlign w:val="baseline"/>
+                <w:lang w:val="es-MX"/>
+              </w:rPr>
+              <w:t>Nombre</w:t>
+            </w:r>
           </w:p>
         </w:tc>
         <w:tc>
@@ -1978,16 +2116,30 @@
           </w:tcPr>
           <w:p>
             <w:pPr>
-              <w:rPr>
-                <w:rFonts w:hint="default" w:ascii="Calibri" w:hAnsi="Calibri" w:cs="Calibri"/>
-                <w:b/>
-                <w:bCs/>
-                <w:sz w:val="22"/>
-                <w:szCs w:val="22"/>
-                <w:vertAlign w:val="baseline"/>
-                <w:lang w:val="es-MX"/>
-              </w:rPr>
-            </w:pPr>
+              <w:widowControl w:val="0"/>
+              <w:jc w:val="both"/>
+              <w:rPr>
+                <w:rFonts w:hint="default" w:ascii="Calibri" w:hAnsi="Calibri" w:cs="Calibri"/>
+                <w:b w:val="0"/>
+                <w:bCs w:val="0"/>
+                <w:sz w:val="22"/>
+                <w:szCs w:val="22"/>
+                <w:vertAlign w:val="baseline"/>
+                <w:lang w:val="es-MX"/>
+              </w:rPr>
+            </w:pPr>
+            <w:r>
+              <w:rPr>
+                <w:rFonts w:hint="default" w:ascii="Calibri" w:hAnsi="Calibri" w:cs="Calibri"/>
+                <w:b w:val="0"/>
+                <w:bCs w:val="0"/>
+                <w:sz w:val="22"/>
+                <w:szCs w:val="22"/>
+                <w:vertAlign w:val="baseline"/>
+                <w:lang w:val="es-MX"/>
+              </w:rPr>
+              <w:t>Agendar citas</w:t>
+            </w:r>
           </w:p>
         </w:tc>
       </w:tr>
@@ -2008,6 +2160,8 @@
           </w:tcPr>
           <w:p>
             <w:pPr>
+              <w:widowControl w:val="0"/>
+              <w:jc w:val="both"/>
               <w:rPr>
                 <w:rFonts w:hint="default" w:ascii="Calibri" w:hAnsi="Calibri" w:cs="Calibri"/>
                 <w:b/>
@@ -2018,6 +2172,18 @@
                 <w:lang w:val="es-MX"/>
               </w:rPr>
             </w:pPr>
+            <w:r>
+              <w:rPr>
+                <w:rFonts w:hint="default" w:ascii="Calibri" w:hAnsi="Calibri" w:cs="Calibri"/>
+                <w:b/>
+                <w:bCs/>
+                <w:sz w:val="22"/>
+                <w:szCs w:val="22"/>
+                <w:vertAlign w:val="baseline"/>
+                <w:lang w:val="es-MX"/>
+              </w:rPr>
+              <w:t>Objetivo</w:t>
+            </w:r>
           </w:p>
         </w:tc>
         <w:tc>
@@ -2026,68 +2192,30 @@
           </w:tcPr>
           <w:p>
             <w:pPr>
-              <w:rPr>
-                <w:rFonts w:hint="default" w:ascii="Calibri" w:hAnsi="Calibri" w:cs="Calibri"/>
-                <w:b/>
-                <w:bCs/>
-                <w:sz w:val="22"/>
-                <w:szCs w:val="22"/>
-                <w:vertAlign w:val="baseline"/>
-                <w:lang w:val="es-MX"/>
-              </w:rPr>
-            </w:pPr>
-          </w:p>
-        </w:tc>
-      </w:tr>
-      <w:tr>
-        <w:tblPrEx>
-          <w:tblBorders>
-            <w:top w:val="single" w:color="auto" w:sz="4" w:space="0"/>
-            <w:left w:val="single" w:color="auto" w:sz="4" w:space="0"/>
-            <w:bottom w:val="single" w:color="auto" w:sz="4" w:space="0"/>
-            <w:right w:val="single" w:color="auto" w:sz="4" w:space="0"/>
-            <w:insideH w:val="single" w:color="auto" w:sz="4" w:space="0"/>
-            <w:insideV w:val="single" w:color="auto" w:sz="4" w:space="0"/>
-          </w:tblBorders>
-          <w:tblCellMar>
-            <w:left w:w="108" w:type="dxa"/>
-            <w:right w:w="108" w:type="dxa"/>
-          </w:tblCellMar>
-        </w:tblPrEx>
-        <w:tc>
-          <w:tcPr>
-            <w:tcW w:w="4788" w:type="dxa"/>
-          </w:tcPr>
-          <w:p>
-            <w:pPr>
-              <w:rPr>
-                <w:rFonts w:hint="default" w:ascii="Calibri" w:hAnsi="Calibri" w:cs="Calibri"/>
-                <w:b/>
-                <w:bCs/>
-                <w:sz w:val="22"/>
-                <w:szCs w:val="22"/>
-                <w:vertAlign w:val="baseline"/>
-                <w:lang w:val="es-MX"/>
-              </w:rPr>
-            </w:pPr>
-          </w:p>
-        </w:tc>
-        <w:tc>
-          <w:tcPr>
-            <w:tcW w:w="4788" w:type="dxa"/>
-          </w:tcPr>
-          <w:p>
-            <w:pPr>
-              <w:rPr>
-                <w:rFonts w:hint="default" w:ascii="Calibri" w:hAnsi="Calibri" w:cs="Calibri"/>
-                <w:b/>
-                <w:bCs/>
-                <w:sz w:val="22"/>
-                <w:szCs w:val="22"/>
-                <w:vertAlign w:val="baseline"/>
-                <w:lang w:val="es-MX"/>
-              </w:rPr>
-            </w:pPr>
+              <w:widowControl w:val="0"/>
+              <w:jc w:val="both"/>
+              <w:rPr>
+                <w:rFonts w:hint="default" w:ascii="Calibri" w:hAnsi="Calibri" w:cs="Calibri"/>
+                <w:b w:val="0"/>
+                <w:bCs w:val="0"/>
+                <w:sz w:val="22"/>
+                <w:szCs w:val="22"/>
+                <w:vertAlign w:val="baseline"/>
+                <w:lang w:val="es-MX"/>
+              </w:rPr>
+            </w:pPr>
+            <w:r>
+              <w:rPr>
+                <w:rFonts w:hint="default" w:ascii="Calibri" w:hAnsi="Calibri" w:cs="Calibri"/>
+                <w:b w:val="0"/>
+                <w:bCs w:val="0"/>
+                <w:sz w:val="22"/>
+                <w:szCs w:val="22"/>
+                <w:vertAlign w:val="baseline"/>
+                <w:lang w:val="es-MX"/>
+              </w:rPr>
+              <w:t>Permitir a un usuario programar un cita en una sucursal.</w:t>
+            </w:r>
           </w:p>
         </w:tc>
       </w:tr>
@@ -2108,6 +2236,8 @@
           </w:tcPr>
           <w:p>
             <w:pPr>
+              <w:widowControl w:val="0"/>
+              <w:jc w:val="both"/>
               <w:rPr>
                 <w:rFonts w:hint="default" w:ascii="Calibri" w:hAnsi="Calibri" w:cs="Calibri"/>
                 <w:b/>
@@ -2118,6 +2248,18 @@
                 <w:lang w:val="es-MX"/>
               </w:rPr>
             </w:pPr>
+            <w:r>
+              <w:rPr>
+                <w:rFonts w:hint="default" w:ascii="Calibri" w:hAnsi="Calibri" w:cs="Calibri"/>
+                <w:b/>
+                <w:bCs/>
+                <w:sz w:val="22"/>
+                <w:szCs w:val="22"/>
+                <w:vertAlign w:val="baseline"/>
+                <w:lang w:val="es-MX"/>
+              </w:rPr>
+              <w:t>Actor</w:t>
+            </w:r>
           </w:p>
         </w:tc>
         <w:tc>
@@ -2126,16 +2268,30 @@
           </w:tcPr>
           <w:p>
             <w:pPr>
-              <w:rPr>
-                <w:rFonts w:hint="default" w:ascii="Calibri" w:hAnsi="Calibri" w:cs="Calibri"/>
-                <w:b/>
-                <w:bCs/>
-                <w:sz w:val="22"/>
-                <w:szCs w:val="22"/>
-                <w:vertAlign w:val="baseline"/>
-                <w:lang w:val="es-MX"/>
-              </w:rPr>
-            </w:pPr>
+              <w:widowControl w:val="0"/>
+              <w:jc w:val="both"/>
+              <w:rPr>
+                <w:rFonts w:hint="default" w:ascii="Calibri" w:hAnsi="Calibri" w:cs="Calibri"/>
+                <w:b w:val="0"/>
+                <w:bCs w:val="0"/>
+                <w:sz w:val="22"/>
+                <w:szCs w:val="22"/>
+                <w:vertAlign w:val="baseline"/>
+                <w:lang w:val="es-MX"/>
+              </w:rPr>
+            </w:pPr>
+            <w:r>
+              <w:rPr>
+                <w:rFonts w:hint="default" w:ascii="Calibri" w:hAnsi="Calibri" w:cs="Calibri"/>
+                <w:b w:val="0"/>
+                <w:bCs w:val="0"/>
+                <w:sz w:val="22"/>
+                <w:szCs w:val="22"/>
+                <w:vertAlign w:val="baseline"/>
+                <w:lang w:val="es-MX"/>
+              </w:rPr>
+              <w:t>Paciente</w:t>
+            </w:r>
           </w:p>
         </w:tc>
       </w:tr>
@@ -2149,10 +2305,6 @@
             <w:insideH w:val="single" w:color="auto" w:sz="4" w:space="0"/>
             <w:insideV w:val="single" w:color="auto" w:sz="4" w:space="0"/>
           </w:tblBorders>
-          <w:tblCellMar>
-            <w:left w:w="108" w:type="dxa"/>
-            <w:right w:w="108" w:type="dxa"/>
-          </w:tblCellMar>
         </w:tblPrEx>
         <w:tc>
           <w:tcPr>
@@ -2160,6 +2312,8 @@
           </w:tcPr>
           <w:p>
             <w:pPr>
+              <w:widowControl w:val="0"/>
+              <w:jc w:val="both"/>
               <w:rPr>
                 <w:rFonts w:hint="default" w:ascii="Calibri" w:hAnsi="Calibri" w:cs="Calibri"/>
                 <w:b/>
@@ -2170,6 +2324,18 @@
                 <w:lang w:val="es-MX"/>
               </w:rPr>
             </w:pPr>
+            <w:r>
+              <w:rPr>
+                <w:rFonts w:hint="default" w:ascii="Calibri" w:hAnsi="Calibri" w:cs="Calibri"/>
+                <w:b/>
+                <w:bCs/>
+                <w:sz w:val="22"/>
+                <w:szCs w:val="22"/>
+                <w:vertAlign w:val="baseline"/>
+                <w:lang w:val="es-MX"/>
+              </w:rPr>
+              <w:t>Precondiciones</w:t>
+            </w:r>
           </w:p>
         </w:tc>
         <w:tc>
@@ -2178,6 +2344,79 @@
           </w:tcPr>
           <w:p>
             <w:pPr>
+              <w:widowControl w:val="0"/>
+              <w:jc w:val="both"/>
+              <w:rPr>
+                <w:rFonts w:hint="default" w:ascii="Calibri" w:hAnsi="Calibri" w:cs="Calibri"/>
+                <w:b w:val="0"/>
+                <w:bCs w:val="0"/>
+                <w:sz w:val="22"/>
+                <w:szCs w:val="22"/>
+                <w:vertAlign w:val="baseline"/>
+                <w:lang w:val="es-MX"/>
+              </w:rPr>
+            </w:pPr>
+            <w:r>
+              <w:rPr>
+                <w:rFonts w:hint="default" w:ascii="Calibri" w:hAnsi="Calibri" w:cs="Calibri"/>
+                <w:b w:val="0"/>
+                <w:bCs w:val="0"/>
+                <w:sz w:val="22"/>
+                <w:szCs w:val="22"/>
+                <w:vertAlign w:val="baseline"/>
+                <w:lang w:val="es-MX"/>
+              </w:rPr>
+              <w:t>El paciente debe tener un cuenta activa en el sistema.</w:t>
+            </w:r>
+          </w:p>
+          <w:p>
+            <w:pPr>
+              <w:widowControl w:val="0"/>
+              <w:jc w:val="both"/>
+              <w:rPr>
+                <w:rFonts w:hint="default" w:ascii="Calibri" w:hAnsi="Calibri" w:cs="Calibri"/>
+                <w:b w:val="0"/>
+                <w:bCs w:val="0"/>
+                <w:sz w:val="22"/>
+                <w:szCs w:val="22"/>
+                <w:vertAlign w:val="baseline"/>
+                <w:lang w:val="es-MX"/>
+              </w:rPr>
+            </w:pPr>
+            <w:r>
+              <w:rPr>
+                <w:rFonts w:hint="default" w:ascii="Calibri" w:hAnsi="Calibri" w:cs="Calibri"/>
+                <w:b w:val="0"/>
+                <w:bCs w:val="0"/>
+                <w:sz w:val="22"/>
+                <w:szCs w:val="22"/>
+                <w:vertAlign w:val="baseline"/>
+                <w:lang w:val="es-MX"/>
+              </w:rPr>
+              <w:t>Tener sesión iniciada.</w:t>
+            </w:r>
+          </w:p>
+        </w:tc>
+      </w:tr>
+      <w:tr>
+        <w:tblPrEx>
+          <w:tblBorders>
+            <w:top w:val="single" w:color="auto" w:sz="4" w:space="0"/>
+            <w:left w:val="single" w:color="auto" w:sz="4" w:space="0"/>
+            <w:bottom w:val="single" w:color="auto" w:sz="4" w:space="0"/>
+            <w:right w:val="single" w:color="auto" w:sz="4" w:space="0"/>
+            <w:insideH w:val="single" w:color="auto" w:sz="4" w:space="0"/>
+            <w:insideV w:val="single" w:color="auto" w:sz="4" w:space="0"/>
+          </w:tblBorders>
+        </w:tblPrEx>
+        <w:tc>
+          <w:tcPr>
+            <w:tcW w:w="4788" w:type="dxa"/>
+          </w:tcPr>
+          <w:p>
+            <w:pPr>
+              <w:widowControl w:val="0"/>
+              <w:jc w:val="both"/>
               <w:rPr>
                 <w:rFonts w:hint="default" w:ascii="Calibri" w:hAnsi="Calibri" w:cs="Calibri"/>
                 <w:b/>
@@ -2188,6 +2427,330 @@
                 <w:lang w:val="es-MX"/>
               </w:rPr>
             </w:pPr>
+            <w:r>
+              <w:rPr>
+                <w:rFonts w:hint="default" w:ascii="Calibri" w:hAnsi="Calibri" w:cs="Calibri"/>
+                <w:b/>
+                <w:bCs/>
+                <w:sz w:val="22"/>
+                <w:szCs w:val="22"/>
+                <w:vertAlign w:val="baseline"/>
+                <w:lang w:val="es-MX"/>
+              </w:rPr>
+              <w:t>Flujo principal</w:t>
+            </w:r>
+          </w:p>
+        </w:tc>
+        <w:tc>
+          <w:tcPr>
+            <w:tcW w:w="4788" w:type="dxa"/>
+          </w:tcPr>
+          <w:p>
+            <w:pPr>
+              <w:widowControl w:val="0"/>
+              <w:numPr>
+                <w:ilvl w:val="0"/>
+                <w:numId w:val="1"/>
+              </w:numPr>
+              <w:jc w:val="both"/>
+              <w:rPr>
+                <w:rFonts w:hint="default" w:ascii="Calibri" w:hAnsi="Calibri" w:cs="Calibri"/>
+                <w:b w:val="0"/>
+                <w:bCs w:val="0"/>
+                <w:sz w:val="22"/>
+                <w:szCs w:val="22"/>
+                <w:vertAlign w:val="baseline"/>
+                <w:lang w:val="es-MX"/>
+              </w:rPr>
+            </w:pPr>
+            <w:r>
+              <w:rPr>
+                <w:rFonts w:hint="default" w:ascii="Calibri" w:hAnsi="Calibri" w:cs="Calibri"/>
+                <w:b w:val="0"/>
+                <w:bCs w:val="0"/>
+                <w:sz w:val="22"/>
+                <w:szCs w:val="22"/>
+                <w:vertAlign w:val="baseline"/>
+                <w:lang w:val="es-MX"/>
+              </w:rPr>
+              <w:t>Selecciona la opción “Agendar Cita”</w:t>
+            </w:r>
+          </w:p>
+          <w:p>
+            <w:pPr>
+              <w:widowControl w:val="0"/>
+              <w:numPr>
+                <w:ilvl w:val="0"/>
+                <w:numId w:val="1"/>
+              </w:numPr>
+              <w:jc w:val="both"/>
+              <w:rPr>
+                <w:rFonts w:hint="default" w:ascii="Calibri" w:hAnsi="Calibri" w:cs="Calibri"/>
+                <w:b w:val="0"/>
+                <w:bCs w:val="0"/>
+                <w:sz w:val="22"/>
+                <w:szCs w:val="22"/>
+                <w:vertAlign w:val="baseline"/>
+                <w:lang w:val="es-MX"/>
+              </w:rPr>
+            </w:pPr>
+            <w:r>
+              <w:rPr>
+                <w:rFonts w:hint="default" w:ascii="Calibri" w:hAnsi="Calibri" w:cs="Calibri"/>
+                <w:b w:val="0"/>
+                <w:bCs w:val="0"/>
+                <w:sz w:val="22"/>
+                <w:szCs w:val="22"/>
+                <w:vertAlign w:val="baseline"/>
+                <w:lang w:val="es-MX"/>
+              </w:rPr>
+              <w:t>Se muestran las fechas y orarios disponibles</w:t>
+            </w:r>
+          </w:p>
+          <w:p>
+            <w:pPr>
+              <w:widowControl w:val="0"/>
+              <w:numPr>
+                <w:ilvl w:val="0"/>
+                <w:numId w:val="1"/>
+              </w:numPr>
+              <w:jc w:val="both"/>
+              <w:rPr>
+                <w:rFonts w:hint="default" w:ascii="Calibri" w:hAnsi="Calibri" w:cs="Calibri"/>
+                <w:b w:val="0"/>
+                <w:bCs w:val="0"/>
+                <w:sz w:val="22"/>
+                <w:szCs w:val="22"/>
+                <w:vertAlign w:val="baseline"/>
+                <w:lang w:val="es-MX"/>
+              </w:rPr>
+            </w:pPr>
+            <w:r>
+              <w:rPr>
+                <w:rFonts w:hint="default" w:ascii="Calibri" w:hAnsi="Calibri" w:cs="Calibri"/>
+                <w:b w:val="0"/>
+                <w:bCs w:val="0"/>
+                <w:sz w:val="22"/>
+                <w:szCs w:val="22"/>
+                <w:vertAlign w:val="baseline"/>
+                <w:lang w:val="es-MX"/>
+              </w:rPr>
+              <w:t>El paciente selecciona fecha y hora según disponibilidad.</w:t>
+            </w:r>
+          </w:p>
+          <w:p>
+            <w:pPr>
+              <w:widowControl w:val="0"/>
+              <w:numPr>
+                <w:ilvl w:val="0"/>
+                <w:numId w:val="1"/>
+              </w:numPr>
+              <w:jc w:val="both"/>
+              <w:rPr>
+                <w:rFonts w:hint="default" w:ascii="Calibri" w:hAnsi="Calibri" w:cs="Calibri"/>
+                <w:b w:val="0"/>
+                <w:bCs w:val="0"/>
+                <w:sz w:val="22"/>
+                <w:szCs w:val="22"/>
+                <w:vertAlign w:val="baseline"/>
+                <w:lang w:val="es-MX"/>
+              </w:rPr>
+            </w:pPr>
+            <w:r>
+              <w:rPr>
+                <w:rFonts w:hint="default" w:ascii="Calibri" w:hAnsi="Calibri" w:cs="Calibri"/>
+                <w:b w:val="0"/>
+                <w:bCs w:val="0"/>
+                <w:sz w:val="22"/>
+                <w:szCs w:val="22"/>
+                <w:vertAlign w:val="baseline"/>
+                <w:lang w:val="es-MX"/>
+              </w:rPr>
+              <w:t>Se confirma los datos y se agenda la cita.</w:t>
+            </w:r>
+          </w:p>
+          <w:p>
+            <w:pPr>
+              <w:widowControl w:val="0"/>
+              <w:numPr>
+                <w:ilvl w:val="0"/>
+                <w:numId w:val="1"/>
+              </w:numPr>
+              <w:jc w:val="both"/>
+              <w:rPr>
+                <w:rFonts w:hint="default" w:ascii="Calibri" w:hAnsi="Calibri" w:cs="Calibri"/>
+                <w:b w:val="0"/>
+                <w:bCs w:val="0"/>
+                <w:sz w:val="22"/>
+                <w:szCs w:val="22"/>
+                <w:vertAlign w:val="baseline"/>
+                <w:lang w:val="es-MX"/>
+              </w:rPr>
+            </w:pPr>
+            <w:r>
+              <w:rPr>
+                <w:rFonts w:hint="default" w:ascii="Calibri" w:hAnsi="Calibri" w:cs="Calibri"/>
+                <w:b w:val="0"/>
+                <w:bCs w:val="0"/>
+                <w:sz w:val="22"/>
+                <w:szCs w:val="22"/>
+                <w:vertAlign w:val="baseline"/>
+                <w:lang w:val="es-MX"/>
+              </w:rPr>
+              <w:t>Se envía notificación automática de confirmación</w:t>
+            </w:r>
+          </w:p>
+        </w:tc>
+      </w:tr>
+      <w:tr>
+        <w:tblPrEx>
+          <w:tblBorders>
+            <w:top w:val="single" w:color="auto" w:sz="4" w:space="0"/>
+            <w:left w:val="single" w:color="auto" w:sz="4" w:space="0"/>
+            <w:bottom w:val="single" w:color="auto" w:sz="4" w:space="0"/>
+            <w:right w:val="single" w:color="auto" w:sz="4" w:space="0"/>
+            <w:insideH w:val="single" w:color="auto" w:sz="4" w:space="0"/>
+            <w:insideV w:val="single" w:color="auto" w:sz="4" w:space="0"/>
+          </w:tblBorders>
+        </w:tblPrEx>
+        <w:tc>
+          <w:tcPr>
+            <w:tcW w:w="4788" w:type="dxa"/>
+          </w:tcPr>
+          <w:p>
+            <w:pPr>
+              <w:widowControl w:val="0"/>
+              <w:jc w:val="both"/>
+              <w:rPr>
+                <w:rFonts w:hint="default" w:ascii="Calibri" w:hAnsi="Calibri" w:cs="Calibri"/>
+                <w:b/>
+                <w:bCs/>
+                <w:sz w:val="22"/>
+                <w:szCs w:val="22"/>
+                <w:vertAlign w:val="baseline"/>
+                <w:lang w:val="es-MX"/>
+              </w:rPr>
+            </w:pPr>
+            <w:r>
+              <w:rPr>
+                <w:rFonts w:hint="default" w:ascii="Calibri" w:hAnsi="Calibri" w:cs="Calibri"/>
+                <w:b/>
+                <w:bCs/>
+                <w:sz w:val="22"/>
+                <w:szCs w:val="22"/>
+                <w:vertAlign w:val="baseline"/>
+                <w:lang w:val="es-MX"/>
+              </w:rPr>
+              <w:t>Flujo alterno</w:t>
+            </w:r>
+          </w:p>
+        </w:tc>
+        <w:tc>
+          <w:tcPr>
+            <w:tcW w:w="4788" w:type="dxa"/>
+          </w:tcPr>
+          <w:p>
+            <w:pPr>
+              <w:widowControl w:val="0"/>
+              <w:jc w:val="both"/>
+              <w:rPr>
+                <w:rFonts w:hint="default" w:ascii="Calibri" w:hAnsi="Calibri" w:cs="Calibri"/>
+                <w:b w:val="0"/>
+                <w:bCs w:val="0"/>
+                <w:sz w:val="22"/>
+                <w:szCs w:val="22"/>
+                <w:vertAlign w:val="baseline"/>
+                <w:lang w:val="es-MX"/>
+              </w:rPr>
+            </w:pPr>
+            <w:r>
+              <w:rPr>
+                <w:rFonts w:hint="default" w:ascii="Calibri" w:hAnsi="Calibri" w:cs="Calibri"/>
+                <w:b w:val="0"/>
+                <w:bCs w:val="0"/>
+                <w:sz w:val="22"/>
+                <w:szCs w:val="22"/>
+                <w:vertAlign w:val="baseline"/>
+                <w:lang w:val="es-MX"/>
+              </w:rPr>
+              <w:t>En caso de que el horario deje de estar disponible, se notifica al paciente y deberá escoger otro horario.</w:t>
+            </w:r>
+          </w:p>
+        </w:tc>
+      </w:tr>
+      <w:tr>
+        <w:tblPrEx>
+          <w:tblBorders>
+            <w:top w:val="single" w:color="auto" w:sz="4" w:space="0"/>
+            <w:left w:val="single" w:color="auto" w:sz="4" w:space="0"/>
+            <w:bottom w:val="single" w:color="auto" w:sz="4" w:space="0"/>
+            <w:right w:val="single" w:color="auto" w:sz="4" w:space="0"/>
+            <w:insideH w:val="single" w:color="auto" w:sz="4" w:space="0"/>
+            <w:insideV w:val="single" w:color="auto" w:sz="4" w:space="0"/>
+          </w:tblBorders>
+        </w:tblPrEx>
+        <w:tc>
+          <w:tcPr>
+            <w:tcW w:w="4788" w:type="dxa"/>
+          </w:tcPr>
+          <w:p>
+            <w:pPr>
+              <w:widowControl w:val="0"/>
+              <w:jc w:val="both"/>
+              <w:rPr>
+                <w:rFonts w:hint="default" w:ascii="Calibri" w:hAnsi="Calibri" w:cs="Calibri"/>
+                <w:b/>
+                <w:bCs/>
+                <w:sz w:val="22"/>
+                <w:szCs w:val="22"/>
+                <w:vertAlign w:val="baseline"/>
+                <w:lang w:val="es-MX"/>
+              </w:rPr>
+            </w:pPr>
+            <w:r>
+              <w:rPr>
+                <w:rFonts w:hint="default" w:ascii="Calibri" w:hAnsi="Calibri" w:cs="Calibri"/>
+                <w:b/>
+                <w:bCs/>
+                <w:sz w:val="22"/>
+                <w:szCs w:val="22"/>
+                <w:vertAlign w:val="baseline"/>
+                <w:lang w:val="es-MX"/>
+              </w:rPr>
+              <w:t>Postcondiciones</w:t>
+            </w:r>
+          </w:p>
+        </w:tc>
+        <w:tc>
+          <w:tcPr>
+            <w:tcW w:w="4788" w:type="dxa"/>
+          </w:tcPr>
+          <w:p>
+            <w:pPr>
+              <w:widowControl w:val="0"/>
+              <w:jc w:val="both"/>
+              <w:rPr>
+                <w:rFonts w:hint="default" w:ascii="Calibri" w:hAnsi="Calibri" w:cs="Calibri"/>
+                <w:b w:val="0"/>
+                <w:bCs w:val="0"/>
+                <w:sz w:val="22"/>
+                <w:szCs w:val="22"/>
+                <w:vertAlign w:val="baseline"/>
+                <w:lang w:val="es-MX"/>
+              </w:rPr>
+            </w:pPr>
+            <w:r>
+              <w:rPr>
+                <w:rFonts w:hint="default" w:ascii="Calibri" w:hAnsi="Calibri" w:cs="Calibri"/>
+                <w:b w:val="0"/>
+                <w:bCs w:val="0"/>
+                <w:sz w:val="22"/>
+                <w:szCs w:val="22"/>
+                <w:vertAlign w:val="baseline"/>
+                <w:lang w:val="es-MX"/>
+              </w:rPr>
+              <w:t>La cita médica se agenda y queda guardada como pendiente.</w:t>
+            </w:r>
           </w:p>
         </w:tc>
       </w:tr>
@@ -2252,6 +2815,8 @@
           </w:tcPr>
           <w:p>
             <w:pPr>
+              <w:widowControl w:val="0"/>
+              <w:jc w:val="both"/>
               <w:rPr>
                 <w:rFonts w:hint="default" w:ascii="Calibri" w:hAnsi="Calibri" w:cs="Calibri"/>
                 <w:b/>
@@ -2262,6 +2827,18 @@
                 <w:lang w:val="es-MX"/>
               </w:rPr>
             </w:pPr>
+            <w:r>
+              <w:rPr>
+                <w:rFonts w:hint="default" w:ascii="Calibri" w:hAnsi="Calibri" w:cs="Calibri"/>
+                <w:b/>
+                <w:bCs/>
+                <w:sz w:val="22"/>
+                <w:szCs w:val="22"/>
+                <w:vertAlign w:val="baseline"/>
+                <w:lang w:val="es-MX"/>
+              </w:rPr>
+              <w:t>Nombre</w:t>
+            </w:r>
           </w:p>
         </w:tc>
         <w:tc>
@@ -2270,16 +2847,30 @@
           </w:tcPr>
           <w:p>
             <w:pPr>
-              <w:rPr>
-                <w:rFonts w:hint="default" w:ascii="Calibri" w:hAnsi="Calibri" w:cs="Calibri"/>
-                <w:b/>
-                <w:bCs/>
-                <w:sz w:val="22"/>
-                <w:szCs w:val="22"/>
-                <w:vertAlign w:val="baseline"/>
-                <w:lang w:val="es-MX"/>
-              </w:rPr>
-            </w:pPr>
+              <w:widowControl w:val="0"/>
+              <w:jc w:val="both"/>
+              <w:rPr>
+                <w:rFonts w:hint="default" w:ascii="Calibri" w:hAnsi="Calibri" w:cs="Calibri"/>
+                <w:b w:val="0"/>
+                <w:bCs w:val="0"/>
+                <w:sz w:val="22"/>
+                <w:szCs w:val="22"/>
+                <w:vertAlign w:val="baseline"/>
+                <w:lang w:val="es-MX"/>
+              </w:rPr>
+            </w:pPr>
+            <w:r>
+              <w:rPr>
+                <w:rFonts w:hint="default" w:ascii="Calibri" w:hAnsi="Calibri" w:cs="Calibri"/>
+                <w:b w:val="0"/>
+                <w:bCs w:val="0"/>
+                <w:sz w:val="22"/>
+                <w:szCs w:val="22"/>
+                <w:vertAlign w:val="baseline"/>
+                <w:lang w:val="es-MX"/>
+              </w:rPr>
+              <w:t>Registro de expediente</w:t>
+            </w:r>
           </w:p>
         </w:tc>
       </w:tr>
@@ -2306,6 +2897,8 @@
           </w:tcPr>
           <w:p>
             <w:pPr>
+              <w:widowControl w:val="0"/>
+              <w:jc w:val="both"/>
               <w:rPr>
                 <w:rFonts w:hint="default" w:ascii="Calibri" w:hAnsi="Calibri" w:cs="Calibri"/>
                 <w:b/>
@@ -2316,6 +2909,18 @@
                 <w:lang w:val="es-MX"/>
               </w:rPr>
             </w:pPr>
+            <w:r>
+              <w:rPr>
+                <w:rFonts w:hint="default" w:ascii="Calibri" w:hAnsi="Calibri" w:cs="Calibri"/>
+                <w:b/>
+                <w:bCs/>
+                <w:sz w:val="22"/>
+                <w:szCs w:val="22"/>
+                <w:vertAlign w:val="baseline"/>
+                <w:lang w:val="es-MX"/>
+              </w:rPr>
+              <w:t>Objetivo</w:t>
+            </w:r>
           </w:p>
         </w:tc>
         <w:tc>
@@ -2324,16 +2929,30 @@
           </w:tcPr>
           <w:p>
             <w:pPr>
-              <w:rPr>
-                <w:rFonts w:hint="default" w:ascii="Calibri" w:hAnsi="Calibri" w:cs="Calibri"/>
-                <w:b/>
-                <w:bCs/>
-                <w:sz w:val="22"/>
-                <w:szCs w:val="22"/>
-                <w:vertAlign w:val="baseline"/>
-                <w:lang w:val="es-MX"/>
-              </w:rPr>
-            </w:pPr>
+              <w:widowControl w:val="0"/>
+              <w:jc w:val="both"/>
+              <w:rPr>
+                <w:rFonts w:hint="default" w:ascii="Calibri" w:hAnsi="Calibri" w:cs="Calibri"/>
+                <w:b w:val="0"/>
+                <w:bCs w:val="0"/>
+                <w:sz w:val="22"/>
+                <w:szCs w:val="22"/>
+                <w:vertAlign w:val="baseline"/>
+                <w:lang w:val="es-MX"/>
+              </w:rPr>
+            </w:pPr>
+            <w:r>
+              <w:rPr>
+                <w:rFonts w:hint="default" w:ascii="Calibri" w:hAnsi="Calibri" w:cs="Calibri"/>
+                <w:b w:val="0"/>
+                <w:bCs w:val="0"/>
+                <w:sz w:val="22"/>
+                <w:szCs w:val="22"/>
+                <w:vertAlign w:val="baseline"/>
+                <w:lang w:val="es-MX"/>
+              </w:rPr>
+              <w:t>Permitir a un médico revisar el historial de un paciente y registrar un nuevo diagnóstico</w:t>
+            </w:r>
           </w:p>
         </w:tc>
       </w:tr>
@@ -2360,6 +2979,8 @@
           </w:tcPr>
           <w:p>
             <w:pPr>
+              <w:widowControl w:val="0"/>
+              <w:jc w:val="both"/>
               <w:rPr>
                 <w:rFonts w:hint="default" w:ascii="Calibri" w:hAnsi="Calibri" w:cs="Calibri"/>
                 <w:b/>
@@ -2370,6 +2991,18 @@
                 <w:lang w:val="es-MX"/>
               </w:rPr>
             </w:pPr>
+            <w:r>
+              <w:rPr>
+                <w:rFonts w:hint="default" w:ascii="Calibri" w:hAnsi="Calibri" w:cs="Calibri"/>
+                <w:b/>
+                <w:bCs/>
+                <w:sz w:val="22"/>
+                <w:szCs w:val="22"/>
+                <w:vertAlign w:val="baseline"/>
+                <w:lang w:val="es-MX"/>
+              </w:rPr>
+              <w:t>Actor</w:t>
+            </w:r>
           </w:p>
         </w:tc>
         <w:tc>
@@ -2378,16 +3011,30 @@
           </w:tcPr>
           <w:p>
             <w:pPr>
-              <w:rPr>
-                <w:rFonts w:hint="default" w:ascii="Calibri" w:hAnsi="Calibri" w:cs="Calibri"/>
-                <w:b/>
-                <w:bCs/>
-                <w:sz w:val="22"/>
-                <w:szCs w:val="22"/>
-                <w:vertAlign w:val="baseline"/>
-                <w:lang w:val="es-MX"/>
-              </w:rPr>
-            </w:pPr>
+              <w:widowControl w:val="0"/>
+              <w:jc w:val="both"/>
+              <w:rPr>
+                <w:rFonts w:hint="default" w:ascii="Calibri" w:hAnsi="Calibri" w:cs="Calibri"/>
+                <w:b w:val="0"/>
+                <w:bCs w:val="0"/>
+                <w:sz w:val="22"/>
+                <w:szCs w:val="22"/>
+                <w:vertAlign w:val="baseline"/>
+                <w:lang w:val="es-MX"/>
+              </w:rPr>
+            </w:pPr>
+            <w:r>
+              <w:rPr>
+                <w:rFonts w:hint="default" w:ascii="Calibri" w:hAnsi="Calibri" w:cs="Calibri"/>
+                <w:b w:val="0"/>
+                <w:bCs w:val="0"/>
+                <w:sz w:val="22"/>
+                <w:szCs w:val="22"/>
+                <w:vertAlign w:val="baseline"/>
+                <w:lang w:val="es-MX"/>
+              </w:rPr>
+              <w:t>Médico</w:t>
+            </w:r>
           </w:p>
         </w:tc>
       </w:tr>
@@ -2408,6 +3055,8 @@
           </w:tcPr>
           <w:p>
             <w:pPr>
+              <w:widowControl w:val="0"/>
+              <w:jc w:val="both"/>
               <w:rPr>
                 <w:rFonts w:hint="default" w:ascii="Calibri" w:hAnsi="Calibri" w:cs="Calibri"/>
                 <w:b/>
@@ -2418,6 +3067,18 @@
                 <w:lang w:val="es-MX"/>
               </w:rPr>
             </w:pPr>
+            <w:r>
+              <w:rPr>
+                <w:rFonts w:hint="default" w:ascii="Calibri" w:hAnsi="Calibri" w:cs="Calibri"/>
+                <w:b/>
+                <w:bCs/>
+                <w:sz w:val="22"/>
+                <w:szCs w:val="22"/>
+                <w:vertAlign w:val="baseline"/>
+                <w:lang w:val="es-MX"/>
+              </w:rPr>
+              <w:t>Precondiciones</w:t>
+            </w:r>
           </w:p>
         </w:tc>
         <w:tc>
@@ -2426,16 +3087,30 @@
           </w:tcPr>
           <w:p>
             <w:pPr>
-              <w:rPr>
-                <w:rFonts w:hint="default" w:ascii="Calibri" w:hAnsi="Calibri" w:cs="Calibri"/>
-                <w:b/>
-                <w:bCs/>
-                <w:sz w:val="22"/>
-                <w:szCs w:val="22"/>
-                <w:vertAlign w:val="baseline"/>
-                <w:lang w:val="es-MX"/>
-              </w:rPr>
-            </w:pPr>
+              <w:widowControl w:val="0"/>
+              <w:jc w:val="both"/>
+              <w:rPr>
+                <w:rFonts w:hint="default" w:ascii="Calibri" w:hAnsi="Calibri" w:cs="Calibri"/>
+                <w:b w:val="0"/>
+                <w:bCs w:val="0"/>
+                <w:sz w:val="22"/>
+                <w:szCs w:val="22"/>
+                <w:vertAlign w:val="baseline"/>
+                <w:lang w:val="es-MX"/>
+              </w:rPr>
+            </w:pPr>
+            <w:r>
+              <w:rPr>
+                <w:rFonts w:hint="default" w:ascii="Calibri" w:hAnsi="Calibri" w:cs="Calibri"/>
+                <w:b w:val="0"/>
+                <w:bCs w:val="0"/>
+                <w:sz w:val="22"/>
+                <w:szCs w:val="22"/>
+                <w:vertAlign w:val="baseline"/>
+                <w:lang w:val="es-MX"/>
+              </w:rPr>
+              <w:t>El médico debe tener iniciada su sesión y el paciente debe estar registrado en el sistema.</w:t>
+            </w:r>
           </w:p>
         </w:tc>
       </w:tr>
@@ -2462,6 +3137,8 @@
           </w:tcPr>
           <w:p>
             <w:pPr>
+              <w:widowControl w:val="0"/>
+              <w:jc w:val="both"/>
               <w:rPr>
                 <w:rFonts w:hint="default" w:ascii="Calibri" w:hAnsi="Calibri" w:cs="Calibri"/>
                 <w:b/>
@@ -2472,6 +3149,18 @@
                 <w:lang w:val="es-MX"/>
               </w:rPr>
             </w:pPr>
+            <w:r>
+              <w:rPr>
+                <w:rFonts w:hint="default" w:ascii="Calibri" w:hAnsi="Calibri" w:cs="Calibri"/>
+                <w:b/>
+                <w:bCs/>
+                <w:sz w:val="22"/>
+                <w:szCs w:val="22"/>
+                <w:vertAlign w:val="baseline"/>
+                <w:lang w:val="es-MX"/>
+              </w:rPr>
+              <w:t>Flujo principal</w:t>
+            </w:r>
           </w:p>
         </w:tc>
         <w:tc>
@@ -2480,6 +3169,217 @@
           </w:tcPr>
           <w:p>
             <w:pPr>
+              <w:widowControl w:val="0"/>
+              <w:numPr>
+                <w:ilvl w:val="0"/>
+                <w:numId w:val="2"/>
+              </w:numPr>
+              <w:jc w:val="both"/>
+              <w:rPr>
+                <w:rFonts w:hint="default" w:ascii="Calibri" w:hAnsi="Calibri" w:cs="Calibri"/>
+                <w:b w:val="0"/>
+                <w:bCs w:val="0"/>
+                <w:sz w:val="22"/>
+                <w:szCs w:val="22"/>
+                <w:vertAlign w:val="baseline"/>
+                <w:lang w:val="es-MX"/>
+              </w:rPr>
+            </w:pPr>
+            <w:r>
+              <w:rPr>
+                <w:rFonts w:hint="default" w:ascii="Calibri" w:hAnsi="Calibri" w:cs="Calibri"/>
+                <w:b w:val="0"/>
+                <w:bCs w:val="0"/>
+                <w:sz w:val="22"/>
+                <w:szCs w:val="22"/>
+                <w:vertAlign w:val="baseline"/>
+                <w:lang w:val="es-MX"/>
+              </w:rPr>
+              <w:t>En el menú, seleccionar “Expedientes”</w:t>
+            </w:r>
+          </w:p>
+          <w:p>
+            <w:pPr>
+              <w:widowControl w:val="0"/>
+              <w:numPr>
+                <w:ilvl w:val="0"/>
+                <w:numId w:val="2"/>
+              </w:numPr>
+              <w:jc w:val="both"/>
+              <w:rPr>
+                <w:rFonts w:hint="default" w:ascii="Calibri" w:hAnsi="Calibri" w:cs="Calibri"/>
+                <w:b w:val="0"/>
+                <w:bCs w:val="0"/>
+                <w:sz w:val="22"/>
+                <w:szCs w:val="22"/>
+                <w:vertAlign w:val="baseline"/>
+                <w:lang w:val="es-MX"/>
+              </w:rPr>
+            </w:pPr>
+            <w:r>
+              <w:rPr>
+                <w:rFonts w:hint="default" w:ascii="Calibri" w:hAnsi="Calibri" w:cs="Calibri"/>
+                <w:b w:val="0"/>
+                <w:bCs w:val="0"/>
+                <w:sz w:val="22"/>
+                <w:szCs w:val="22"/>
+                <w:vertAlign w:val="baseline"/>
+                <w:lang w:val="es-MX"/>
+              </w:rPr>
+              <w:t>Se muestra un buscador de pacientes</w:t>
+            </w:r>
+          </w:p>
+          <w:p>
+            <w:pPr>
+              <w:widowControl w:val="0"/>
+              <w:numPr>
+                <w:ilvl w:val="0"/>
+                <w:numId w:val="2"/>
+              </w:numPr>
+              <w:jc w:val="both"/>
+              <w:rPr>
+                <w:rFonts w:hint="default" w:ascii="Calibri" w:hAnsi="Calibri" w:cs="Calibri"/>
+                <w:b w:val="0"/>
+                <w:bCs w:val="0"/>
+                <w:sz w:val="22"/>
+                <w:szCs w:val="22"/>
+                <w:vertAlign w:val="baseline"/>
+                <w:lang w:val="es-MX"/>
+              </w:rPr>
+            </w:pPr>
+            <w:r>
+              <w:rPr>
+                <w:rFonts w:hint="default" w:ascii="Calibri" w:hAnsi="Calibri" w:cs="Calibri"/>
+                <w:b w:val="0"/>
+                <w:bCs w:val="0"/>
+                <w:sz w:val="22"/>
+                <w:szCs w:val="22"/>
+                <w:vertAlign w:val="baseline"/>
+                <w:lang w:val="es-MX"/>
+              </w:rPr>
+              <w:t>El médico busca y selecciona al paciente</w:t>
+            </w:r>
+          </w:p>
+          <w:p>
+            <w:pPr>
+              <w:widowControl w:val="0"/>
+              <w:numPr>
+                <w:ilvl w:val="0"/>
+                <w:numId w:val="2"/>
+              </w:numPr>
+              <w:jc w:val="both"/>
+              <w:rPr>
+                <w:rFonts w:hint="default" w:ascii="Calibri" w:hAnsi="Calibri" w:cs="Calibri"/>
+                <w:b w:val="0"/>
+                <w:bCs w:val="0"/>
+                <w:sz w:val="22"/>
+                <w:szCs w:val="22"/>
+                <w:vertAlign w:val="baseline"/>
+                <w:lang w:val="es-MX"/>
+              </w:rPr>
+            </w:pPr>
+            <w:r>
+              <w:rPr>
+                <w:rFonts w:hint="default" w:ascii="Calibri" w:hAnsi="Calibri" w:cs="Calibri"/>
+                <w:b w:val="0"/>
+                <w:bCs w:val="0"/>
+                <w:sz w:val="22"/>
+                <w:szCs w:val="22"/>
+                <w:vertAlign w:val="baseline"/>
+                <w:lang w:val="es-MX"/>
+              </w:rPr>
+              <w:t>El sistema muestra su historial médico</w:t>
+            </w:r>
+          </w:p>
+          <w:p>
+            <w:pPr>
+              <w:widowControl w:val="0"/>
+              <w:numPr>
+                <w:ilvl w:val="0"/>
+                <w:numId w:val="2"/>
+              </w:numPr>
+              <w:jc w:val="both"/>
+              <w:rPr>
+                <w:rFonts w:hint="default" w:ascii="Calibri" w:hAnsi="Calibri" w:cs="Calibri"/>
+                <w:b w:val="0"/>
+                <w:bCs w:val="0"/>
+                <w:sz w:val="22"/>
+                <w:szCs w:val="22"/>
+                <w:vertAlign w:val="baseline"/>
+                <w:lang w:val="es-MX"/>
+              </w:rPr>
+            </w:pPr>
+            <w:r>
+              <w:rPr>
+                <w:rFonts w:hint="default" w:ascii="Calibri" w:hAnsi="Calibri" w:cs="Calibri"/>
+                <w:b w:val="0"/>
+                <w:bCs w:val="0"/>
+                <w:sz w:val="22"/>
+                <w:szCs w:val="22"/>
+                <w:vertAlign w:val="baseline"/>
+                <w:lang w:val="es-MX"/>
+              </w:rPr>
+              <w:t>El médico ingresa un nuevo diagnóstico y receta médica.</w:t>
+            </w:r>
+          </w:p>
+          <w:p>
+            <w:pPr>
+              <w:widowControl w:val="0"/>
+              <w:numPr>
+                <w:ilvl w:val="0"/>
+                <w:numId w:val="2"/>
+              </w:numPr>
+              <w:jc w:val="both"/>
+              <w:rPr>
+                <w:rFonts w:hint="default" w:ascii="Calibri" w:hAnsi="Calibri" w:cs="Calibri"/>
+                <w:b w:val="0"/>
+                <w:bCs w:val="0"/>
+                <w:sz w:val="22"/>
+                <w:szCs w:val="22"/>
+                <w:vertAlign w:val="baseline"/>
+                <w:lang w:val="es-MX"/>
+              </w:rPr>
+            </w:pPr>
+            <w:r>
+              <w:rPr>
+                <w:rFonts w:hint="default" w:ascii="Calibri" w:hAnsi="Calibri" w:cs="Calibri"/>
+                <w:b w:val="0"/>
+                <w:bCs w:val="0"/>
+                <w:sz w:val="22"/>
+                <w:szCs w:val="22"/>
+                <w:vertAlign w:val="baseline"/>
+                <w:lang w:val="es-MX"/>
+              </w:rPr>
+              <w:t>Selecciona “Guardar”</w:t>
+            </w:r>
+          </w:p>
+        </w:tc>
+      </w:tr>
+      <w:tr>
+        <w:tblPrEx>
+          <w:tblBorders>
+            <w:top w:val="single" w:color="auto" w:sz="4" w:space="0"/>
+            <w:left w:val="single" w:color="auto" w:sz="4" w:space="0"/>
+            <w:bottom w:val="single" w:color="auto" w:sz="4" w:space="0"/>
+            <w:right w:val="single" w:color="auto" w:sz="4" w:space="0"/>
+            <w:insideH w:val="single" w:color="auto" w:sz="4" w:space="0"/>
+            <w:insideV w:val="single" w:color="auto" w:sz="4" w:space="0"/>
+          </w:tblBorders>
+          <w:tblCellMar>
+            <w:top w:w="0" w:type="dxa"/>
+            <w:left w:w="108" w:type="dxa"/>
+            <w:bottom w:w="0" w:type="dxa"/>
+            <w:right w:w="108" w:type="dxa"/>
+          </w:tblCellMar>
+        </w:tblPrEx>
+        <w:tc>
+          <w:tcPr>
+            <w:tcW w:w="4788" w:type="dxa"/>
+          </w:tcPr>
+          <w:p>
+            <w:pPr>
+              <w:widowControl w:val="0"/>
+              <w:jc w:val="both"/>
               <w:rPr>
                 <w:rFonts w:hint="default" w:ascii="Calibri" w:hAnsi="Calibri" w:cs="Calibri"/>
                 <w:b/>
@@ -2490,6 +3390,159 @@
                 <w:lang w:val="es-MX"/>
               </w:rPr>
             </w:pPr>
+            <w:r>
+              <w:rPr>
+                <w:rFonts w:hint="default" w:ascii="Calibri" w:hAnsi="Calibri" w:cs="Calibri"/>
+                <w:b/>
+                <w:bCs/>
+                <w:sz w:val="22"/>
+                <w:szCs w:val="22"/>
+                <w:vertAlign w:val="baseline"/>
+                <w:lang w:val="es-MX"/>
+              </w:rPr>
+              <w:t>Flujo alterno</w:t>
+            </w:r>
+          </w:p>
+        </w:tc>
+        <w:tc>
+          <w:tcPr>
+            <w:tcW w:w="4788" w:type="dxa"/>
+          </w:tcPr>
+          <w:p>
+            <w:pPr>
+              <w:widowControl w:val="0"/>
+              <w:jc w:val="both"/>
+              <w:rPr>
+                <w:rFonts w:hint="default" w:ascii="Calibri" w:hAnsi="Calibri" w:cs="Calibri"/>
+                <w:b w:val="0"/>
+                <w:bCs w:val="0"/>
+                <w:sz w:val="22"/>
+                <w:szCs w:val="22"/>
+                <w:vertAlign w:val="baseline"/>
+                <w:lang w:val="es-MX"/>
+              </w:rPr>
+            </w:pPr>
+            <w:r>
+              <w:rPr>
+                <w:rFonts w:hint="default" w:ascii="Calibri" w:hAnsi="Calibri" w:cs="Calibri"/>
+                <w:b w:val="0"/>
+                <w:bCs w:val="0"/>
+                <w:sz w:val="22"/>
+                <w:szCs w:val="22"/>
+                <w:vertAlign w:val="baseline"/>
+                <w:lang w:val="es-MX"/>
+              </w:rPr>
+              <w:t>Si el paciente no tiene historial previo, este se mostrará en blanco para su primer registro.</w:t>
+            </w:r>
+          </w:p>
+          <w:p>
+            <w:pPr>
+              <w:widowControl w:val="0"/>
+              <w:jc w:val="both"/>
+              <w:rPr>
+                <w:rFonts w:hint="default" w:ascii="Calibri" w:hAnsi="Calibri" w:cs="Calibri"/>
+                <w:b w:val="0"/>
+                <w:bCs w:val="0"/>
+                <w:sz w:val="22"/>
+                <w:szCs w:val="22"/>
+                <w:vertAlign w:val="baseline"/>
+                <w:lang w:val="es-MX"/>
+              </w:rPr>
+            </w:pPr>
+            <w:r>
+              <w:rPr>
+                <w:rFonts w:hint="default" w:ascii="Calibri" w:hAnsi="Calibri" w:cs="Calibri"/>
+                <w:b w:val="0"/>
+                <w:bCs w:val="0"/>
+                <w:sz w:val="22"/>
+                <w:szCs w:val="22"/>
+                <w:vertAlign w:val="baseline"/>
+                <w:lang w:val="es-MX"/>
+              </w:rPr>
+              <w:t>Si el paciente no está registrado, éste deberá ser previamente registrado por el recepcionista.</w:t>
+            </w:r>
+          </w:p>
+        </w:tc>
+      </w:tr>
+      <w:tr>
+        <w:tblPrEx>
+          <w:tblBorders>
+            <w:top w:val="single" w:color="auto" w:sz="4" w:space="0"/>
+            <w:left w:val="single" w:color="auto" w:sz="4" w:space="0"/>
+            <w:bottom w:val="single" w:color="auto" w:sz="4" w:space="0"/>
+            <w:right w:val="single" w:color="auto" w:sz="4" w:space="0"/>
+            <w:insideH w:val="single" w:color="auto" w:sz="4" w:space="0"/>
+            <w:insideV w:val="single" w:color="auto" w:sz="4" w:space="0"/>
+          </w:tblBorders>
+          <w:tblCellMar>
+            <w:top w:w="0" w:type="dxa"/>
+            <w:left w:w="108" w:type="dxa"/>
+            <w:bottom w:w="0" w:type="dxa"/>
+            <w:right w:w="108" w:type="dxa"/>
+          </w:tblCellMar>
+        </w:tblPrEx>
+        <w:tc>
+          <w:tcPr>
+            <w:tcW w:w="4788" w:type="dxa"/>
+          </w:tcPr>
+          <w:p>
+            <w:pPr>
+              <w:widowControl w:val="0"/>
+              <w:jc w:val="both"/>
+              <w:rPr>
+                <w:rFonts w:hint="default" w:ascii="Calibri" w:hAnsi="Calibri" w:cs="Calibri"/>
+                <w:b/>
+                <w:bCs/>
+                <w:sz w:val="22"/>
+                <w:szCs w:val="22"/>
+                <w:vertAlign w:val="baseline"/>
+                <w:lang w:val="es-MX"/>
+              </w:rPr>
+            </w:pPr>
+            <w:r>
+              <w:rPr>
+                <w:rFonts w:hint="default" w:ascii="Calibri" w:hAnsi="Calibri" w:cs="Calibri"/>
+                <w:b/>
+                <w:bCs/>
+                <w:sz w:val="22"/>
+                <w:szCs w:val="22"/>
+                <w:vertAlign w:val="baseline"/>
+                <w:lang w:val="es-MX"/>
+              </w:rPr>
+              <w:t>Postcondiciones</w:t>
+            </w:r>
+          </w:p>
+        </w:tc>
+        <w:tc>
+          <w:tcPr>
+            <w:tcW w:w="4788" w:type="dxa"/>
+          </w:tcPr>
+          <w:p>
+            <w:pPr>
+              <w:widowControl w:val="0"/>
+              <w:jc w:val="both"/>
+              <w:rPr>
+                <w:rFonts w:hint="default" w:ascii="Calibri" w:hAnsi="Calibri" w:cs="Calibri"/>
+                <w:b w:val="0"/>
+                <w:bCs w:val="0"/>
+                <w:sz w:val="22"/>
+                <w:szCs w:val="22"/>
+                <w:vertAlign w:val="baseline"/>
+                <w:lang w:val="es-MX"/>
+              </w:rPr>
+            </w:pPr>
+            <w:r>
+              <w:rPr>
+                <w:rFonts w:hint="default" w:ascii="Calibri" w:hAnsi="Calibri" w:cs="Calibri"/>
+                <w:b w:val="0"/>
+                <w:bCs w:val="0"/>
+                <w:sz w:val="22"/>
+                <w:szCs w:val="22"/>
+                <w:vertAlign w:val="baseline"/>
+                <w:lang w:val="es-MX"/>
+              </w:rPr>
+              <w:t>El expediente del paciente se amplia con el nuevo diagnóstico y la receta médica.</w:t>
+            </w:r>
           </w:p>
         </w:tc>
       </w:tr>
@@ -2498,8 +3551,760 @@
       <w:pPr>
         <w:rPr>
           <w:rFonts w:hint="default" w:ascii="Calibri" w:hAnsi="Calibri" w:cs="Calibri"/>
-          <w:b/>
-          <w:bCs/>
+          <w:b w:val="0"/>
+          <w:bCs w:val="0"/>
+          <w:sz w:val="22"/>
+          <w:szCs w:val="22"/>
+          <w:lang w:val="es-MX"/>
+        </w:rPr>
+      </w:pPr>
+    </w:p>
+    <w:tbl>
+      <w:tblPr>
+        <w:tblStyle w:val="16"/>
+        <w:tblW w:w="0" w:type="auto"/>
+        <w:tblInd w:w="0" w:type="dxa"/>
+        <w:tblBorders>
+          <w:top w:val="single" w:color="auto" w:sz="4" w:space="0"/>
+          <w:left w:val="single" w:color="auto" w:sz="4" w:space="0"/>
+          <w:bottom w:val="single" w:color="auto" w:sz="4" w:space="0"/>
+          <w:right w:val="single" w:color="auto" w:sz="4" w:space="0"/>
+          <w:insideH w:val="single" w:color="auto" w:sz="4" w:space="0"/>
+          <w:insideV w:val="single" w:color="auto" w:sz="4" w:space="0"/>
+        </w:tblBorders>
+        <w:tblLayout w:type="autofit"/>
+        <w:tblCellMar>
+          <w:top w:w="0" w:type="dxa"/>
+          <w:left w:w="108" w:type="dxa"/>
+          <w:bottom w:w="0" w:type="dxa"/>
+          <w:right w:w="108" w:type="dxa"/>
+        </w:tblCellMar>
+      </w:tblPr>
+      <w:tblGrid>
+        <w:gridCol w:w="4788"/>
+        <w:gridCol w:w="4788"/>
+      </w:tblGrid>
+      <w:tr>
+        <w:tblPrEx>
+          <w:tblBorders>
+            <w:top w:val="single" w:color="auto" w:sz="4" w:space="0"/>
+            <w:left w:val="single" w:color="auto" w:sz="4" w:space="0"/>
+            <w:bottom w:val="single" w:color="auto" w:sz="4" w:space="0"/>
+            <w:right w:val="single" w:color="auto" w:sz="4" w:space="0"/>
+            <w:insideH w:val="single" w:color="auto" w:sz="4" w:space="0"/>
+            <w:insideV w:val="single" w:color="auto" w:sz="4" w:space="0"/>
+          </w:tblBorders>
+        </w:tblPrEx>
+        <w:tc>
+          <w:tcPr>
+            <w:tcW w:w="4788" w:type="dxa"/>
+          </w:tcPr>
+          <w:p>
+            <w:pPr>
+              <w:widowControl w:val="0"/>
+              <w:jc w:val="both"/>
+              <w:rPr>
+                <w:rFonts w:hint="default" w:ascii="Calibri" w:hAnsi="Calibri" w:cs="Calibri"/>
+                <w:b/>
+                <w:bCs/>
+                <w:sz w:val="22"/>
+                <w:szCs w:val="22"/>
+                <w:vertAlign w:val="baseline"/>
+                <w:lang w:val="es-MX"/>
+              </w:rPr>
+            </w:pPr>
+            <w:r>
+              <w:rPr>
+                <w:rFonts w:hint="default" w:ascii="Calibri" w:hAnsi="Calibri" w:cs="Calibri"/>
+                <w:b/>
+                <w:bCs/>
+                <w:sz w:val="22"/>
+                <w:szCs w:val="22"/>
+                <w:vertAlign w:val="baseline"/>
+                <w:lang w:val="es-MX"/>
+              </w:rPr>
+              <w:t>Nombre</w:t>
+            </w:r>
+          </w:p>
+        </w:tc>
+        <w:tc>
+          <w:tcPr>
+            <w:tcW w:w="4788" w:type="dxa"/>
+          </w:tcPr>
+          <w:p>
+            <w:pPr>
+              <w:widowControl w:val="0"/>
+              <w:jc w:val="both"/>
+              <w:rPr>
+                <w:rFonts w:hint="default" w:ascii="Calibri" w:hAnsi="Calibri" w:cs="Calibri"/>
+                <w:b w:val="0"/>
+                <w:bCs w:val="0"/>
+                <w:sz w:val="22"/>
+                <w:szCs w:val="22"/>
+                <w:vertAlign w:val="baseline"/>
+                <w:lang w:val="es-MX"/>
+              </w:rPr>
+            </w:pPr>
+            <w:r>
+              <w:rPr>
+                <w:rFonts w:hint="default" w:ascii="Calibri" w:hAnsi="Calibri" w:cs="Calibri"/>
+                <w:b w:val="0"/>
+                <w:bCs w:val="0"/>
+                <w:sz w:val="22"/>
+                <w:szCs w:val="22"/>
+                <w:vertAlign w:val="baseline"/>
+                <w:lang w:val="es-MX"/>
+              </w:rPr>
+              <w:t>Inventario de medicamentos</w:t>
+            </w:r>
+          </w:p>
+        </w:tc>
+      </w:tr>
+      <w:tr>
+        <w:tblPrEx>
+          <w:tblBorders>
+            <w:top w:val="single" w:color="auto" w:sz="4" w:space="0"/>
+            <w:left w:val="single" w:color="auto" w:sz="4" w:space="0"/>
+            <w:bottom w:val="single" w:color="auto" w:sz="4" w:space="0"/>
+            <w:right w:val="single" w:color="auto" w:sz="4" w:space="0"/>
+            <w:insideH w:val="single" w:color="auto" w:sz="4" w:space="0"/>
+            <w:insideV w:val="single" w:color="auto" w:sz="4" w:space="0"/>
+          </w:tblBorders>
+        </w:tblPrEx>
+        <w:tc>
+          <w:tcPr>
+            <w:tcW w:w="4788" w:type="dxa"/>
+          </w:tcPr>
+          <w:p>
+            <w:pPr>
+              <w:widowControl w:val="0"/>
+              <w:jc w:val="both"/>
+              <w:rPr>
+                <w:rFonts w:hint="default" w:ascii="Calibri" w:hAnsi="Calibri" w:cs="Calibri"/>
+                <w:b/>
+                <w:bCs/>
+                <w:sz w:val="22"/>
+                <w:szCs w:val="22"/>
+                <w:vertAlign w:val="baseline"/>
+                <w:lang w:val="es-MX"/>
+              </w:rPr>
+            </w:pPr>
+            <w:r>
+              <w:rPr>
+                <w:rFonts w:hint="default" w:ascii="Calibri" w:hAnsi="Calibri" w:cs="Calibri"/>
+                <w:b/>
+                <w:bCs/>
+                <w:sz w:val="22"/>
+                <w:szCs w:val="22"/>
+                <w:vertAlign w:val="baseline"/>
+                <w:lang w:val="es-MX"/>
+              </w:rPr>
+              <w:t>Objetivo</w:t>
+            </w:r>
+          </w:p>
+        </w:tc>
+        <w:tc>
+          <w:tcPr>
+            <w:tcW w:w="4788" w:type="dxa"/>
+          </w:tcPr>
+          <w:p>
+            <w:pPr>
+              <w:widowControl w:val="0"/>
+              <w:jc w:val="both"/>
+              <w:rPr>
+                <w:rFonts w:hint="default" w:ascii="Calibri" w:hAnsi="Calibri" w:cs="Calibri"/>
+                <w:b w:val="0"/>
+                <w:bCs w:val="0"/>
+                <w:sz w:val="22"/>
+                <w:szCs w:val="22"/>
+                <w:vertAlign w:val="baseline"/>
+                <w:lang w:val="es-MX"/>
+              </w:rPr>
+            </w:pPr>
+            <w:r>
+              <w:rPr>
+                <w:rFonts w:hint="default" w:ascii="Calibri" w:hAnsi="Calibri" w:cs="Calibri"/>
+                <w:b w:val="0"/>
+                <w:bCs w:val="0"/>
+                <w:sz w:val="22"/>
+                <w:szCs w:val="22"/>
+                <w:vertAlign w:val="baseline"/>
+                <w:lang w:val="es-MX"/>
+              </w:rPr>
+              <w:t>Registrar la salida de medicamentos y actualizar el inventario de la farmacia.</w:t>
+            </w:r>
+          </w:p>
+        </w:tc>
+      </w:tr>
+      <w:tr>
+        <w:tblPrEx>
+          <w:tblBorders>
+            <w:top w:val="single" w:color="auto" w:sz="4" w:space="0"/>
+            <w:left w:val="single" w:color="auto" w:sz="4" w:space="0"/>
+            <w:bottom w:val="single" w:color="auto" w:sz="4" w:space="0"/>
+            <w:right w:val="single" w:color="auto" w:sz="4" w:space="0"/>
+            <w:insideH w:val="single" w:color="auto" w:sz="4" w:space="0"/>
+            <w:insideV w:val="single" w:color="auto" w:sz="4" w:space="0"/>
+          </w:tblBorders>
+        </w:tblPrEx>
+        <w:tc>
+          <w:tcPr>
+            <w:tcW w:w="4788" w:type="dxa"/>
+          </w:tcPr>
+          <w:p>
+            <w:pPr>
+              <w:widowControl w:val="0"/>
+              <w:jc w:val="both"/>
+              <w:rPr>
+                <w:rFonts w:hint="default" w:ascii="Calibri" w:hAnsi="Calibri" w:cs="Calibri"/>
+                <w:b/>
+                <w:bCs/>
+                <w:sz w:val="22"/>
+                <w:szCs w:val="22"/>
+                <w:vertAlign w:val="baseline"/>
+                <w:lang w:val="es-MX"/>
+              </w:rPr>
+            </w:pPr>
+            <w:r>
+              <w:rPr>
+                <w:rFonts w:hint="default" w:ascii="Calibri" w:hAnsi="Calibri" w:cs="Calibri"/>
+                <w:b/>
+                <w:bCs/>
+                <w:sz w:val="22"/>
+                <w:szCs w:val="22"/>
+                <w:vertAlign w:val="baseline"/>
+                <w:lang w:val="es-MX"/>
+              </w:rPr>
+              <w:t>Actor</w:t>
+            </w:r>
+          </w:p>
+        </w:tc>
+        <w:tc>
+          <w:tcPr>
+            <w:tcW w:w="4788" w:type="dxa"/>
+          </w:tcPr>
+          <w:p>
+            <w:pPr>
+              <w:widowControl w:val="0"/>
+              <w:jc w:val="both"/>
+              <w:rPr>
+                <w:rFonts w:hint="default" w:ascii="Calibri" w:hAnsi="Calibri" w:cs="Calibri"/>
+                <w:b w:val="0"/>
+                <w:bCs w:val="0"/>
+                <w:sz w:val="22"/>
+                <w:szCs w:val="22"/>
+                <w:vertAlign w:val="baseline"/>
+                <w:lang w:val="es-MX"/>
+              </w:rPr>
+            </w:pPr>
+            <w:r>
+              <w:rPr>
+                <w:rFonts w:hint="default" w:ascii="Calibri" w:hAnsi="Calibri" w:cs="Calibri"/>
+                <w:b w:val="0"/>
+                <w:bCs w:val="0"/>
+                <w:sz w:val="22"/>
+                <w:szCs w:val="22"/>
+                <w:vertAlign w:val="baseline"/>
+                <w:lang w:val="es-MX"/>
+              </w:rPr>
+              <w:t>Farmacéutico</w:t>
+            </w:r>
+          </w:p>
+        </w:tc>
+      </w:tr>
+      <w:tr>
+        <w:tblPrEx>
+          <w:tblBorders>
+            <w:top w:val="single" w:color="auto" w:sz="4" w:space="0"/>
+            <w:left w:val="single" w:color="auto" w:sz="4" w:space="0"/>
+            <w:bottom w:val="single" w:color="auto" w:sz="4" w:space="0"/>
+            <w:right w:val="single" w:color="auto" w:sz="4" w:space="0"/>
+            <w:insideH w:val="single" w:color="auto" w:sz="4" w:space="0"/>
+            <w:insideV w:val="single" w:color="auto" w:sz="4" w:space="0"/>
+          </w:tblBorders>
+        </w:tblPrEx>
+        <w:tc>
+          <w:tcPr>
+            <w:tcW w:w="4788" w:type="dxa"/>
+          </w:tcPr>
+          <w:p>
+            <w:pPr>
+              <w:widowControl w:val="0"/>
+              <w:jc w:val="both"/>
+              <w:rPr>
+                <w:rFonts w:hint="default" w:ascii="Calibri" w:hAnsi="Calibri" w:cs="Calibri"/>
+                <w:b/>
+                <w:bCs/>
+                <w:sz w:val="22"/>
+                <w:szCs w:val="22"/>
+                <w:vertAlign w:val="baseline"/>
+                <w:lang w:val="es-MX"/>
+              </w:rPr>
+            </w:pPr>
+            <w:r>
+              <w:rPr>
+                <w:rFonts w:hint="default" w:ascii="Calibri" w:hAnsi="Calibri" w:cs="Calibri"/>
+                <w:b/>
+                <w:bCs/>
+                <w:sz w:val="22"/>
+                <w:szCs w:val="22"/>
+                <w:vertAlign w:val="baseline"/>
+                <w:lang w:val="es-MX"/>
+              </w:rPr>
+              <w:t>Precondiciones</w:t>
+            </w:r>
+          </w:p>
+        </w:tc>
+        <w:tc>
+          <w:tcPr>
+            <w:tcW w:w="4788" w:type="dxa"/>
+          </w:tcPr>
+          <w:p>
+            <w:pPr>
+              <w:widowControl w:val="0"/>
+              <w:jc w:val="both"/>
+              <w:rPr>
+                <w:rFonts w:hint="default" w:ascii="Calibri" w:hAnsi="Calibri" w:cs="Calibri"/>
+                <w:b w:val="0"/>
+                <w:bCs w:val="0"/>
+                <w:sz w:val="22"/>
+                <w:szCs w:val="22"/>
+                <w:vertAlign w:val="baseline"/>
+                <w:lang w:val="es-MX"/>
+              </w:rPr>
+            </w:pPr>
+            <w:r>
+              <w:rPr>
+                <w:rFonts w:hint="default" w:ascii="Calibri" w:hAnsi="Calibri" w:cs="Calibri"/>
+                <w:b w:val="0"/>
+                <w:bCs w:val="0"/>
+                <w:sz w:val="22"/>
+                <w:szCs w:val="22"/>
+                <w:vertAlign w:val="baseline"/>
+                <w:lang w:val="es-MX"/>
+              </w:rPr>
+              <w:t>Usuario con sesión iniciada</w:t>
+            </w:r>
+          </w:p>
+          <w:p>
+            <w:pPr>
+              <w:widowControl w:val="0"/>
+              <w:jc w:val="both"/>
+              <w:rPr>
+                <w:rFonts w:hint="default" w:ascii="Calibri" w:hAnsi="Calibri" w:cs="Calibri"/>
+                <w:b w:val="0"/>
+                <w:bCs w:val="0"/>
+                <w:sz w:val="22"/>
+                <w:szCs w:val="22"/>
+                <w:vertAlign w:val="baseline"/>
+                <w:lang w:val="es-MX"/>
+              </w:rPr>
+            </w:pPr>
+            <w:r>
+              <w:rPr>
+                <w:rFonts w:hint="default" w:ascii="Calibri" w:hAnsi="Calibri" w:cs="Calibri"/>
+                <w:b w:val="0"/>
+                <w:bCs w:val="0"/>
+                <w:sz w:val="22"/>
+                <w:szCs w:val="22"/>
+                <w:vertAlign w:val="baseline"/>
+                <w:lang w:val="es-MX"/>
+              </w:rPr>
+              <w:t>Receta médica que solicite los medicamentos</w:t>
+            </w:r>
+          </w:p>
+        </w:tc>
+      </w:tr>
+      <w:tr>
+        <w:tblPrEx>
+          <w:tblBorders>
+            <w:top w:val="single" w:color="auto" w:sz="4" w:space="0"/>
+            <w:left w:val="single" w:color="auto" w:sz="4" w:space="0"/>
+            <w:bottom w:val="single" w:color="auto" w:sz="4" w:space="0"/>
+            <w:right w:val="single" w:color="auto" w:sz="4" w:space="0"/>
+            <w:insideH w:val="single" w:color="auto" w:sz="4" w:space="0"/>
+            <w:insideV w:val="single" w:color="auto" w:sz="4" w:space="0"/>
+          </w:tblBorders>
+        </w:tblPrEx>
+        <w:tc>
+          <w:tcPr>
+            <w:tcW w:w="4788" w:type="dxa"/>
+          </w:tcPr>
+          <w:p>
+            <w:pPr>
+              <w:widowControl w:val="0"/>
+              <w:jc w:val="both"/>
+              <w:rPr>
+                <w:rFonts w:hint="default" w:ascii="Calibri" w:hAnsi="Calibri" w:cs="Calibri"/>
+                <w:b/>
+                <w:bCs/>
+                <w:sz w:val="22"/>
+                <w:szCs w:val="22"/>
+                <w:vertAlign w:val="baseline"/>
+                <w:lang w:val="es-MX"/>
+              </w:rPr>
+            </w:pPr>
+            <w:r>
+              <w:rPr>
+                <w:rFonts w:hint="default" w:ascii="Calibri" w:hAnsi="Calibri" w:cs="Calibri"/>
+                <w:b/>
+                <w:bCs/>
+                <w:sz w:val="22"/>
+                <w:szCs w:val="22"/>
+                <w:vertAlign w:val="baseline"/>
+                <w:lang w:val="es-MX"/>
+              </w:rPr>
+              <w:t>Flujo principal</w:t>
+            </w:r>
+          </w:p>
+        </w:tc>
+        <w:tc>
+          <w:tcPr>
+            <w:tcW w:w="4788" w:type="dxa"/>
+          </w:tcPr>
+          <w:p>
+            <w:pPr>
+              <w:widowControl w:val="0"/>
+              <w:numPr>
+                <w:ilvl w:val="0"/>
+                <w:numId w:val="3"/>
+              </w:numPr>
+              <w:jc w:val="both"/>
+              <w:rPr>
+                <w:rFonts w:hint="default" w:ascii="Calibri" w:hAnsi="Calibri" w:cs="Calibri"/>
+                <w:b w:val="0"/>
+                <w:bCs w:val="0"/>
+                <w:sz w:val="22"/>
+                <w:szCs w:val="22"/>
+                <w:vertAlign w:val="baseline"/>
+                <w:lang w:val="es-MX"/>
+              </w:rPr>
+            </w:pPr>
+            <w:r>
+              <w:rPr>
+                <w:rFonts w:hint="default" w:ascii="Calibri" w:hAnsi="Calibri" w:cs="Calibri"/>
+                <w:b w:val="0"/>
+                <w:bCs w:val="0"/>
+                <w:sz w:val="22"/>
+                <w:szCs w:val="22"/>
+                <w:vertAlign w:val="baseline"/>
+                <w:lang w:val="es-MX"/>
+              </w:rPr>
+              <w:t>El farmaceutico busca al paciente encontrar su receta médica</w:t>
+            </w:r>
+          </w:p>
+          <w:p>
+            <w:pPr>
+              <w:widowControl w:val="0"/>
+              <w:numPr>
+                <w:ilvl w:val="0"/>
+                <w:numId w:val="3"/>
+              </w:numPr>
+              <w:jc w:val="both"/>
+              <w:rPr>
+                <w:rFonts w:hint="default" w:ascii="Calibri" w:hAnsi="Calibri" w:cs="Calibri"/>
+                <w:b w:val="0"/>
+                <w:bCs w:val="0"/>
+                <w:sz w:val="22"/>
+                <w:szCs w:val="22"/>
+                <w:vertAlign w:val="baseline"/>
+                <w:lang w:val="es-MX"/>
+              </w:rPr>
+            </w:pPr>
+            <w:r>
+              <w:rPr>
+                <w:rFonts w:hint="default" w:ascii="Calibri" w:hAnsi="Calibri" w:cs="Calibri"/>
+                <w:b w:val="0"/>
+                <w:bCs w:val="0"/>
+                <w:sz w:val="22"/>
+                <w:szCs w:val="22"/>
+                <w:vertAlign w:val="baseline"/>
+                <w:lang w:val="es-MX"/>
+              </w:rPr>
+              <w:t>El sistema muestra los medicamentos recetados</w:t>
+            </w:r>
+          </w:p>
+          <w:p>
+            <w:pPr>
+              <w:widowControl w:val="0"/>
+              <w:numPr>
+                <w:ilvl w:val="0"/>
+                <w:numId w:val="3"/>
+              </w:numPr>
+              <w:jc w:val="both"/>
+              <w:rPr>
+                <w:rFonts w:hint="default" w:ascii="Calibri" w:hAnsi="Calibri" w:cs="Calibri"/>
+                <w:b w:val="0"/>
+                <w:bCs w:val="0"/>
+                <w:sz w:val="22"/>
+                <w:szCs w:val="22"/>
+                <w:vertAlign w:val="baseline"/>
+                <w:lang w:val="es-MX"/>
+              </w:rPr>
+            </w:pPr>
+            <w:r>
+              <w:rPr>
+                <w:rFonts w:hint="default" w:ascii="Calibri" w:hAnsi="Calibri" w:cs="Calibri"/>
+                <w:b w:val="0"/>
+                <w:bCs w:val="0"/>
+                <w:sz w:val="22"/>
+                <w:szCs w:val="22"/>
+                <w:vertAlign w:val="baseline"/>
+                <w:lang w:val="es-MX"/>
+              </w:rPr>
+              <w:t>Selecciona “Medicamentos Entregados”</w:t>
+            </w:r>
+          </w:p>
+          <w:p>
+            <w:pPr>
+              <w:widowControl w:val="0"/>
+              <w:numPr>
+                <w:ilvl w:val="0"/>
+                <w:numId w:val="3"/>
+              </w:numPr>
+              <w:jc w:val="both"/>
+              <w:rPr>
+                <w:rFonts w:hint="default" w:ascii="Calibri" w:hAnsi="Calibri" w:cs="Calibri"/>
+                <w:b w:val="0"/>
+                <w:bCs w:val="0"/>
+                <w:sz w:val="22"/>
+                <w:szCs w:val="22"/>
+                <w:vertAlign w:val="baseline"/>
+                <w:lang w:val="es-MX"/>
+              </w:rPr>
+            </w:pPr>
+            <w:r>
+              <w:rPr>
+                <w:rFonts w:hint="default" w:ascii="Calibri" w:hAnsi="Calibri" w:cs="Calibri"/>
+                <w:b w:val="0"/>
+                <w:bCs w:val="0"/>
+                <w:sz w:val="22"/>
+                <w:szCs w:val="22"/>
+                <w:vertAlign w:val="baseline"/>
+                <w:lang w:val="es-MX"/>
+              </w:rPr>
+              <w:t>El sistema descuenta del inventario y registra la salida de los medicamentos.</w:t>
+            </w:r>
+          </w:p>
+          <w:p>
+            <w:pPr>
+              <w:widowControl w:val="0"/>
+              <w:numPr>
+                <w:ilvl w:val="0"/>
+                <w:numId w:val="3"/>
+              </w:numPr>
+              <w:jc w:val="both"/>
+              <w:rPr>
+                <w:rFonts w:hint="default" w:ascii="Calibri" w:hAnsi="Calibri" w:cs="Calibri"/>
+                <w:b w:val="0"/>
+                <w:bCs w:val="0"/>
+                <w:sz w:val="22"/>
+                <w:szCs w:val="22"/>
+                <w:vertAlign w:val="baseline"/>
+                <w:lang w:val="es-MX"/>
+              </w:rPr>
+            </w:pPr>
+            <w:r>
+              <w:rPr>
+                <w:rFonts w:hint="default" w:ascii="Calibri" w:hAnsi="Calibri" w:cs="Calibri"/>
+                <w:b w:val="0"/>
+                <w:bCs w:val="0"/>
+                <w:sz w:val="22"/>
+                <w:szCs w:val="22"/>
+                <w:vertAlign w:val="baseline"/>
+                <w:lang w:val="es-MX"/>
+              </w:rPr>
+              <w:t>Muestra mensaje de entrega existosa.</w:t>
+            </w:r>
+          </w:p>
+        </w:tc>
+      </w:tr>
+      <w:tr>
+        <w:tblPrEx>
+          <w:tblBorders>
+            <w:top w:val="single" w:color="auto" w:sz="4" w:space="0"/>
+            <w:left w:val="single" w:color="auto" w:sz="4" w:space="0"/>
+            <w:bottom w:val="single" w:color="auto" w:sz="4" w:space="0"/>
+            <w:right w:val="single" w:color="auto" w:sz="4" w:space="0"/>
+            <w:insideH w:val="single" w:color="auto" w:sz="4" w:space="0"/>
+            <w:insideV w:val="single" w:color="auto" w:sz="4" w:space="0"/>
+          </w:tblBorders>
+        </w:tblPrEx>
+        <w:tc>
+          <w:tcPr>
+            <w:tcW w:w="4788" w:type="dxa"/>
+          </w:tcPr>
+          <w:p>
+            <w:pPr>
+              <w:widowControl w:val="0"/>
+              <w:jc w:val="both"/>
+              <w:rPr>
+                <w:rFonts w:hint="default" w:ascii="Calibri" w:hAnsi="Calibri" w:cs="Calibri"/>
+                <w:b/>
+                <w:bCs/>
+                <w:sz w:val="22"/>
+                <w:szCs w:val="22"/>
+                <w:vertAlign w:val="baseline"/>
+                <w:lang w:val="es-MX"/>
+              </w:rPr>
+            </w:pPr>
+            <w:r>
+              <w:rPr>
+                <w:rFonts w:hint="default" w:ascii="Calibri" w:hAnsi="Calibri" w:cs="Calibri"/>
+                <w:b/>
+                <w:bCs/>
+                <w:sz w:val="22"/>
+                <w:szCs w:val="22"/>
+                <w:vertAlign w:val="baseline"/>
+                <w:lang w:val="es-MX"/>
+              </w:rPr>
+              <w:t>Flujo alterno</w:t>
+            </w:r>
+          </w:p>
+        </w:tc>
+        <w:tc>
+          <w:tcPr>
+            <w:tcW w:w="4788" w:type="dxa"/>
+          </w:tcPr>
+          <w:p>
+            <w:pPr>
+              <w:widowControl w:val="0"/>
+              <w:jc w:val="both"/>
+              <w:rPr>
+                <w:rFonts w:hint="default" w:ascii="Calibri" w:hAnsi="Calibri" w:cs="Calibri"/>
+                <w:b w:val="0"/>
+                <w:bCs w:val="0"/>
+                <w:sz w:val="22"/>
+                <w:szCs w:val="22"/>
+                <w:vertAlign w:val="baseline"/>
+                <w:lang w:val="es-MX"/>
+              </w:rPr>
+            </w:pPr>
+            <w:r>
+              <w:rPr>
+                <w:rFonts w:hint="default" w:ascii="Calibri" w:hAnsi="Calibri" w:cs="Calibri"/>
+                <w:b w:val="0"/>
+                <w:bCs w:val="0"/>
+                <w:sz w:val="22"/>
+                <w:szCs w:val="22"/>
+                <w:vertAlign w:val="baseline"/>
+                <w:lang w:val="es-MX"/>
+              </w:rPr>
+              <w:t>El sistema debe mostrar una alerta cuando se llegue a un nivel muy bajo del inventario de algún medicamento recien entregado</w:t>
+            </w:r>
+          </w:p>
+          <w:p>
+            <w:pPr>
+              <w:widowControl w:val="0"/>
+              <w:jc w:val="both"/>
+              <w:rPr>
+                <w:rFonts w:hint="default" w:ascii="Calibri" w:hAnsi="Calibri" w:cs="Calibri"/>
+                <w:b w:val="0"/>
+                <w:bCs w:val="0"/>
+                <w:sz w:val="22"/>
+                <w:szCs w:val="22"/>
+                <w:vertAlign w:val="baseline"/>
+                <w:lang w:val="es-MX"/>
+              </w:rPr>
+            </w:pPr>
+            <w:r>
+              <w:rPr>
+                <w:rFonts w:hint="default" w:ascii="Calibri" w:hAnsi="Calibri" w:cs="Calibri"/>
+                <w:b w:val="0"/>
+                <w:bCs w:val="0"/>
+                <w:sz w:val="22"/>
+                <w:szCs w:val="22"/>
+                <w:vertAlign w:val="baseline"/>
+                <w:lang w:val="es-MX"/>
+              </w:rPr>
+              <w:t>Si no hay existencias, el sistema bloquea la salida del medicamento en específico y notifica al farmaceutico.</w:t>
+            </w:r>
+          </w:p>
+        </w:tc>
+      </w:tr>
+      <w:tr>
+        <w:tblPrEx>
+          <w:tblBorders>
+            <w:top w:val="single" w:color="auto" w:sz="4" w:space="0"/>
+            <w:left w:val="single" w:color="auto" w:sz="4" w:space="0"/>
+            <w:bottom w:val="single" w:color="auto" w:sz="4" w:space="0"/>
+            <w:right w:val="single" w:color="auto" w:sz="4" w:space="0"/>
+            <w:insideH w:val="single" w:color="auto" w:sz="4" w:space="0"/>
+            <w:insideV w:val="single" w:color="auto" w:sz="4" w:space="0"/>
+          </w:tblBorders>
+        </w:tblPrEx>
+        <w:tc>
+          <w:tcPr>
+            <w:tcW w:w="4788" w:type="dxa"/>
+          </w:tcPr>
+          <w:p>
+            <w:pPr>
+              <w:widowControl w:val="0"/>
+              <w:jc w:val="both"/>
+              <w:rPr>
+                <w:rFonts w:hint="default" w:ascii="Calibri" w:hAnsi="Calibri" w:cs="Calibri"/>
+                <w:b/>
+                <w:bCs/>
+                <w:sz w:val="22"/>
+                <w:szCs w:val="22"/>
+                <w:vertAlign w:val="baseline"/>
+                <w:lang w:val="es-MX"/>
+              </w:rPr>
+            </w:pPr>
+            <w:r>
+              <w:rPr>
+                <w:rFonts w:hint="default" w:ascii="Calibri" w:hAnsi="Calibri" w:cs="Calibri"/>
+                <w:b/>
+                <w:bCs/>
+                <w:sz w:val="22"/>
+                <w:szCs w:val="22"/>
+                <w:vertAlign w:val="baseline"/>
+                <w:lang w:val="es-MX"/>
+              </w:rPr>
+              <w:t>Postcondiciones</w:t>
+            </w:r>
+          </w:p>
+        </w:tc>
+        <w:tc>
+          <w:tcPr>
+            <w:tcW w:w="4788" w:type="dxa"/>
+          </w:tcPr>
+          <w:p>
+            <w:pPr>
+              <w:widowControl w:val="0"/>
+              <w:jc w:val="both"/>
+              <w:rPr>
+                <w:rFonts w:hint="default" w:ascii="Calibri" w:hAnsi="Calibri" w:cs="Calibri"/>
+                <w:b w:val="0"/>
+                <w:bCs w:val="0"/>
+                <w:sz w:val="22"/>
+                <w:szCs w:val="22"/>
+                <w:vertAlign w:val="baseline"/>
+                <w:lang w:val="es-MX"/>
+              </w:rPr>
+            </w:pPr>
+            <w:r>
+              <w:rPr>
+                <w:rFonts w:hint="default" w:ascii="Calibri" w:hAnsi="Calibri" w:cs="Calibri"/>
+                <w:b w:val="0"/>
+                <w:bCs w:val="0"/>
+                <w:sz w:val="22"/>
+                <w:szCs w:val="22"/>
+                <w:vertAlign w:val="baseline"/>
+                <w:lang w:val="es-MX"/>
+              </w:rPr>
+              <w:t>EL inventario se actualiza en tiempo real y la receta es marcada como “entregada”</w:t>
+            </w:r>
+          </w:p>
+        </w:tc>
+      </w:tr>
+    </w:tbl>
+    <w:p>
+      <w:pPr>
+        <w:rPr>
+          <w:rFonts w:hint="default" w:ascii="Calibri" w:hAnsi="Calibri" w:cs="Calibri"/>
+          <w:b w:val="0"/>
+          <w:bCs w:val="0"/>
           <w:sz w:val="22"/>
           <w:szCs w:val="22"/>
           <w:lang w:val="es-MX"/>
@@ -2554,6 +4359,8 @@
           </w:tcPr>
           <w:p>
             <w:pPr>
+              <w:widowControl w:val="0"/>
+              <w:jc w:val="both"/>
               <w:rPr>
                 <w:rFonts w:hint="default" w:ascii="Calibri" w:hAnsi="Calibri" w:cs="Calibri"/>
                 <w:b/>
@@ -2564,6 +4371,18 @@
                 <w:lang w:val="es-MX"/>
               </w:rPr>
             </w:pPr>
+            <w:r>
+              <w:rPr>
+                <w:rFonts w:hint="default" w:ascii="Calibri" w:hAnsi="Calibri" w:cs="Calibri"/>
+                <w:b/>
+                <w:bCs/>
+                <w:sz w:val="22"/>
+                <w:szCs w:val="22"/>
+                <w:vertAlign w:val="baseline"/>
+                <w:lang w:val="es-MX"/>
+              </w:rPr>
+              <w:t>Nombre</w:t>
+            </w:r>
           </w:p>
         </w:tc>
         <w:tc>
@@ -2572,16 +4391,30 @@
           </w:tcPr>
           <w:p>
             <w:pPr>
-              <w:rPr>
-                <w:rFonts w:hint="default" w:ascii="Calibri" w:hAnsi="Calibri" w:cs="Calibri"/>
-                <w:b/>
-                <w:bCs/>
-                <w:sz w:val="22"/>
-                <w:szCs w:val="22"/>
-                <w:vertAlign w:val="baseline"/>
-                <w:lang w:val="es-MX"/>
-              </w:rPr>
-            </w:pPr>
+              <w:widowControl w:val="0"/>
+              <w:jc w:val="both"/>
+              <w:rPr>
+                <w:rFonts w:hint="default" w:ascii="Calibri" w:hAnsi="Calibri" w:cs="Calibri"/>
+                <w:b w:val="0"/>
+                <w:bCs w:val="0"/>
+                <w:sz w:val="22"/>
+                <w:szCs w:val="22"/>
+                <w:vertAlign w:val="baseline"/>
+                <w:lang w:val="es-MX"/>
+              </w:rPr>
+            </w:pPr>
+            <w:r>
+              <w:rPr>
+                <w:rFonts w:hint="default" w:ascii="Calibri" w:hAnsi="Calibri" w:cs="Calibri"/>
+                <w:b w:val="0"/>
+                <w:bCs w:val="0"/>
+                <w:sz w:val="22"/>
+                <w:szCs w:val="22"/>
+                <w:vertAlign w:val="baseline"/>
+                <w:lang w:val="es-MX"/>
+              </w:rPr>
+              <w:t>Asignación y seguimiento de ambulancia</w:t>
+            </w:r>
           </w:p>
         </w:tc>
       </w:tr>
@@ -2608,6 +4441,8 @@
           </w:tcPr>
           <w:p>
             <w:pPr>
+              <w:widowControl w:val="0"/>
+              <w:jc w:val="both"/>
               <w:rPr>
                 <w:rFonts w:hint="default" w:ascii="Calibri" w:hAnsi="Calibri" w:cs="Calibri"/>
                 <w:b/>
@@ -2618,6 +4453,18 @@
                 <w:lang w:val="es-MX"/>
               </w:rPr>
             </w:pPr>
+            <w:r>
+              <w:rPr>
+                <w:rFonts w:hint="default" w:ascii="Calibri" w:hAnsi="Calibri" w:cs="Calibri"/>
+                <w:b/>
+                <w:bCs/>
+                <w:sz w:val="22"/>
+                <w:szCs w:val="22"/>
+                <w:vertAlign w:val="baseline"/>
+                <w:lang w:val="es-MX"/>
+              </w:rPr>
+              <w:t>Objetivo</w:t>
+            </w:r>
           </w:p>
         </w:tc>
         <w:tc>
@@ -2626,16 +4473,30 @@
           </w:tcPr>
           <w:p>
             <w:pPr>
-              <w:rPr>
-                <w:rFonts w:hint="default" w:ascii="Calibri" w:hAnsi="Calibri" w:cs="Calibri"/>
-                <w:b/>
-                <w:bCs/>
-                <w:sz w:val="22"/>
-                <w:szCs w:val="22"/>
-                <w:vertAlign w:val="baseline"/>
-                <w:lang w:val="es-MX"/>
-              </w:rPr>
-            </w:pPr>
+              <w:widowControl w:val="0"/>
+              <w:jc w:val="both"/>
+              <w:rPr>
+                <w:rFonts w:hint="default" w:ascii="Calibri" w:hAnsi="Calibri" w:cs="Calibri"/>
+                <w:b w:val="0"/>
+                <w:bCs w:val="0"/>
+                <w:sz w:val="22"/>
+                <w:szCs w:val="22"/>
+                <w:vertAlign w:val="baseline"/>
+                <w:lang w:val="es-MX"/>
+              </w:rPr>
+            </w:pPr>
+            <w:r>
+              <w:rPr>
+                <w:rFonts w:hint="default" w:ascii="Calibri" w:hAnsi="Calibri" w:cs="Calibri"/>
+                <w:b w:val="0"/>
+                <w:bCs w:val="0"/>
+                <w:sz w:val="22"/>
+                <w:szCs w:val="22"/>
+                <w:vertAlign w:val="baseline"/>
+                <w:lang w:val="es-MX"/>
+              </w:rPr>
+              <w:t>Asignar una unidad de ambulancia a una emergencia médica y dar seguimiento a su traslado.</w:t>
+            </w:r>
           </w:p>
         </w:tc>
       </w:tr>
@@ -2662,6 +4523,8 @@
           </w:tcPr>
           <w:p>
             <w:pPr>
+              <w:widowControl w:val="0"/>
+              <w:jc w:val="both"/>
               <w:rPr>
                 <w:rFonts w:hint="default" w:ascii="Calibri" w:hAnsi="Calibri" w:cs="Calibri"/>
                 <w:b/>
@@ -2672,6 +4535,18 @@
                 <w:lang w:val="es-MX"/>
               </w:rPr>
             </w:pPr>
+            <w:r>
+              <w:rPr>
+                <w:rFonts w:hint="default" w:ascii="Calibri" w:hAnsi="Calibri" w:cs="Calibri"/>
+                <w:b/>
+                <w:bCs/>
+                <w:sz w:val="22"/>
+                <w:szCs w:val="22"/>
+                <w:vertAlign w:val="baseline"/>
+                <w:lang w:val="es-MX"/>
+              </w:rPr>
+              <w:t>Actor</w:t>
+            </w:r>
           </w:p>
         </w:tc>
         <w:tc>
@@ -2680,16 +4555,30 @@
           </w:tcPr>
           <w:p>
             <w:pPr>
-              <w:rPr>
-                <w:rFonts w:hint="default" w:ascii="Calibri" w:hAnsi="Calibri" w:cs="Calibri"/>
-                <w:b/>
-                <w:bCs/>
-                <w:sz w:val="22"/>
-                <w:szCs w:val="22"/>
-                <w:vertAlign w:val="baseline"/>
-                <w:lang w:val="es-MX"/>
-              </w:rPr>
-            </w:pPr>
+              <w:widowControl w:val="0"/>
+              <w:jc w:val="both"/>
+              <w:rPr>
+                <w:rFonts w:hint="default" w:ascii="Calibri" w:hAnsi="Calibri" w:cs="Calibri"/>
+                <w:b w:val="0"/>
+                <w:bCs w:val="0"/>
+                <w:sz w:val="22"/>
+                <w:szCs w:val="22"/>
+                <w:vertAlign w:val="baseline"/>
+                <w:lang w:val="es-MX"/>
+              </w:rPr>
+            </w:pPr>
+            <w:r>
+              <w:rPr>
+                <w:rFonts w:hint="default" w:ascii="Calibri" w:hAnsi="Calibri" w:cs="Calibri"/>
+                <w:b w:val="0"/>
+                <w:bCs w:val="0"/>
+                <w:sz w:val="22"/>
+                <w:szCs w:val="22"/>
+                <w:vertAlign w:val="baseline"/>
+                <w:lang w:val="es-MX"/>
+              </w:rPr>
+              <w:t>Coordinador</w:t>
+            </w:r>
           </w:p>
         </w:tc>
       </w:tr>
@@ -2710,6 +4599,8 @@
           </w:tcPr>
           <w:p>
             <w:pPr>
+              <w:widowControl w:val="0"/>
+              <w:jc w:val="both"/>
               <w:rPr>
                 <w:rFonts w:hint="default" w:ascii="Calibri" w:hAnsi="Calibri" w:cs="Calibri"/>
                 <w:b/>
@@ -2720,6 +4611,18 @@
                 <w:lang w:val="es-MX"/>
               </w:rPr>
             </w:pPr>
+            <w:r>
+              <w:rPr>
+                <w:rFonts w:hint="default" w:ascii="Calibri" w:hAnsi="Calibri" w:cs="Calibri"/>
+                <w:b/>
+                <w:bCs/>
+                <w:sz w:val="22"/>
+                <w:szCs w:val="22"/>
+                <w:vertAlign w:val="baseline"/>
+                <w:lang w:val="es-MX"/>
+              </w:rPr>
+              <w:t>Precondiciones</w:t>
+            </w:r>
           </w:p>
         </w:tc>
         <w:tc>
@@ -2728,16 +4631,57 @@
           </w:tcPr>
           <w:p>
             <w:pPr>
-              <w:rPr>
-                <w:rFonts w:hint="default" w:ascii="Calibri" w:hAnsi="Calibri" w:cs="Calibri"/>
-                <w:b/>
-                <w:bCs/>
-                <w:sz w:val="22"/>
-                <w:szCs w:val="22"/>
-                <w:vertAlign w:val="baseline"/>
-                <w:lang w:val="es-MX"/>
-              </w:rPr>
-            </w:pPr>
+              <w:widowControl w:val="0"/>
+              <w:jc w:val="both"/>
+              <w:rPr>
+                <w:rFonts w:hint="default" w:ascii="Calibri" w:hAnsi="Calibri" w:cs="Calibri"/>
+                <w:b w:val="0"/>
+                <w:bCs w:val="0"/>
+                <w:sz w:val="22"/>
+                <w:szCs w:val="22"/>
+                <w:vertAlign w:val="baseline"/>
+                <w:lang w:val="es-MX"/>
+              </w:rPr>
+            </w:pPr>
+            <w:r>
+              <w:rPr>
+                <w:rFonts w:hint="default" w:ascii="Calibri" w:hAnsi="Calibri" w:cs="Calibri"/>
+                <w:b w:val="0"/>
+                <w:bCs w:val="0"/>
+                <w:sz w:val="22"/>
+                <w:szCs w:val="22"/>
+                <w:vertAlign w:val="baseline"/>
+                <w:lang w:val="es-MX"/>
+              </w:rPr>
+              <w:t>Coordinador con sesión iniciada</w:t>
+            </w:r>
+          </w:p>
+          <w:p>
+            <w:pPr>
+              <w:widowControl w:val="0"/>
+              <w:jc w:val="both"/>
+              <w:rPr>
+                <w:rFonts w:hint="default" w:ascii="Calibri" w:hAnsi="Calibri" w:cs="Calibri"/>
+                <w:b w:val="0"/>
+                <w:bCs w:val="0"/>
+                <w:sz w:val="22"/>
+                <w:szCs w:val="22"/>
+                <w:vertAlign w:val="baseline"/>
+                <w:lang w:val="es-MX"/>
+              </w:rPr>
+            </w:pPr>
+            <w:r>
+              <w:rPr>
+                <w:rFonts w:hint="default" w:ascii="Calibri" w:hAnsi="Calibri" w:cs="Calibri"/>
+                <w:b w:val="0"/>
+                <w:bCs w:val="0"/>
+                <w:sz w:val="22"/>
+                <w:szCs w:val="22"/>
+                <w:vertAlign w:val="baseline"/>
+                <w:lang w:val="es-MX"/>
+              </w:rPr>
+              <w:t>Solicitud de ambulancia existente</w:t>
+            </w:r>
           </w:p>
         </w:tc>
       </w:tr>
@@ -2764,6 +4708,8 @@
           </w:tcPr>
           <w:p>
             <w:pPr>
+              <w:widowControl w:val="0"/>
+              <w:jc w:val="both"/>
               <w:rPr>
                 <w:rFonts w:hint="default" w:ascii="Calibri" w:hAnsi="Calibri" w:cs="Calibri"/>
                 <w:b/>
@@ -2774,6 +4720,18 @@
                 <w:lang w:val="es-MX"/>
               </w:rPr>
             </w:pPr>
+            <w:r>
+              <w:rPr>
+                <w:rFonts w:hint="default" w:ascii="Calibri" w:hAnsi="Calibri" w:cs="Calibri"/>
+                <w:b/>
+                <w:bCs/>
+                <w:sz w:val="22"/>
+                <w:szCs w:val="22"/>
+                <w:vertAlign w:val="baseline"/>
+                <w:lang w:val="es-MX"/>
+              </w:rPr>
+              <w:t>Flujo principal</w:t>
+            </w:r>
           </w:p>
         </w:tc>
         <w:tc>
@@ -2782,6 +4740,217 @@
           </w:tcPr>
           <w:p>
             <w:pPr>
+              <w:widowControl w:val="0"/>
+              <w:numPr>
+                <w:ilvl w:val="0"/>
+                <w:numId w:val="4"/>
+              </w:numPr>
+              <w:jc w:val="both"/>
+              <w:rPr>
+                <w:rFonts w:hint="default" w:ascii="Calibri" w:hAnsi="Calibri" w:cs="Calibri"/>
+                <w:b w:val="0"/>
+                <w:bCs w:val="0"/>
+                <w:sz w:val="22"/>
+                <w:szCs w:val="22"/>
+                <w:vertAlign w:val="baseline"/>
+                <w:lang w:val="es-MX"/>
+              </w:rPr>
+            </w:pPr>
+            <w:r>
+              <w:rPr>
+                <w:rFonts w:hint="default" w:ascii="Calibri" w:hAnsi="Calibri" w:cs="Calibri"/>
+                <w:b w:val="0"/>
+                <w:bCs w:val="0"/>
+                <w:sz w:val="22"/>
+                <w:szCs w:val="22"/>
+                <w:vertAlign w:val="baseline"/>
+                <w:lang w:val="es-MX"/>
+              </w:rPr>
+              <w:t>Solicitud entrante de una unidad</w:t>
+            </w:r>
+          </w:p>
+          <w:p>
+            <w:pPr>
+              <w:widowControl w:val="0"/>
+              <w:numPr>
+                <w:ilvl w:val="0"/>
+                <w:numId w:val="4"/>
+              </w:numPr>
+              <w:jc w:val="both"/>
+              <w:rPr>
+                <w:rFonts w:hint="default" w:ascii="Calibri" w:hAnsi="Calibri" w:cs="Calibri"/>
+                <w:b w:val="0"/>
+                <w:bCs w:val="0"/>
+                <w:sz w:val="22"/>
+                <w:szCs w:val="22"/>
+                <w:vertAlign w:val="baseline"/>
+                <w:lang w:val="es-MX"/>
+              </w:rPr>
+            </w:pPr>
+            <w:r>
+              <w:rPr>
+                <w:rFonts w:hint="default" w:ascii="Calibri" w:hAnsi="Calibri" w:cs="Calibri"/>
+                <w:b w:val="0"/>
+                <w:bCs w:val="0"/>
+                <w:sz w:val="22"/>
+                <w:szCs w:val="22"/>
+                <w:vertAlign w:val="baseline"/>
+                <w:lang w:val="es-MX"/>
+              </w:rPr>
+              <w:t>El sistema muestra unidades disponibles y su ubicación actual.</w:t>
+            </w:r>
+          </w:p>
+          <w:p>
+            <w:pPr>
+              <w:widowControl w:val="0"/>
+              <w:numPr>
+                <w:ilvl w:val="0"/>
+                <w:numId w:val="4"/>
+              </w:numPr>
+              <w:jc w:val="both"/>
+              <w:rPr>
+                <w:rFonts w:hint="default" w:ascii="Calibri" w:hAnsi="Calibri" w:cs="Calibri"/>
+                <w:b w:val="0"/>
+                <w:bCs w:val="0"/>
+                <w:sz w:val="22"/>
+                <w:szCs w:val="22"/>
+                <w:vertAlign w:val="baseline"/>
+                <w:lang w:val="es-MX"/>
+              </w:rPr>
+            </w:pPr>
+            <w:r>
+              <w:rPr>
+                <w:rFonts w:hint="default" w:ascii="Calibri" w:hAnsi="Calibri" w:cs="Calibri"/>
+                <w:b w:val="0"/>
+                <w:bCs w:val="0"/>
+                <w:sz w:val="22"/>
+                <w:szCs w:val="22"/>
+                <w:vertAlign w:val="baseline"/>
+                <w:lang w:val="es-MX"/>
+              </w:rPr>
+              <w:t>Se selecciona la unidad más cercana.</w:t>
+            </w:r>
+          </w:p>
+          <w:p>
+            <w:pPr>
+              <w:widowControl w:val="0"/>
+              <w:numPr>
+                <w:ilvl w:val="0"/>
+                <w:numId w:val="4"/>
+              </w:numPr>
+              <w:jc w:val="both"/>
+              <w:rPr>
+                <w:rFonts w:hint="default" w:ascii="Calibri" w:hAnsi="Calibri" w:cs="Calibri"/>
+                <w:b w:val="0"/>
+                <w:bCs w:val="0"/>
+                <w:sz w:val="22"/>
+                <w:szCs w:val="22"/>
+                <w:vertAlign w:val="baseline"/>
+                <w:lang w:val="es-MX"/>
+              </w:rPr>
+            </w:pPr>
+            <w:r>
+              <w:rPr>
+                <w:rFonts w:hint="default" w:ascii="Calibri" w:hAnsi="Calibri" w:cs="Calibri"/>
+                <w:b w:val="0"/>
+                <w:bCs w:val="0"/>
+                <w:sz w:val="22"/>
+                <w:szCs w:val="22"/>
+                <w:vertAlign w:val="baseline"/>
+                <w:lang w:val="es-MX"/>
+              </w:rPr>
+              <w:t>El sistema notifica al operador de la ambulancia.</w:t>
+            </w:r>
+          </w:p>
+          <w:p>
+            <w:pPr>
+              <w:widowControl w:val="0"/>
+              <w:numPr>
+                <w:ilvl w:val="0"/>
+                <w:numId w:val="4"/>
+              </w:numPr>
+              <w:jc w:val="both"/>
+              <w:rPr>
+                <w:rFonts w:hint="default" w:ascii="Calibri" w:hAnsi="Calibri" w:cs="Calibri"/>
+                <w:b w:val="0"/>
+                <w:bCs w:val="0"/>
+                <w:sz w:val="22"/>
+                <w:szCs w:val="22"/>
+                <w:vertAlign w:val="baseline"/>
+                <w:lang w:val="es-MX"/>
+              </w:rPr>
+            </w:pPr>
+            <w:r>
+              <w:rPr>
+                <w:rFonts w:hint="default" w:ascii="Calibri" w:hAnsi="Calibri" w:cs="Calibri"/>
+                <w:b w:val="0"/>
+                <w:bCs w:val="0"/>
+                <w:sz w:val="22"/>
+                <w:szCs w:val="22"/>
+                <w:vertAlign w:val="baseline"/>
+                <w:lang w:val="es-MX"/>
+              </w:rPr>
+              <w:t>El sistema actualiza el estado de la unidad a “en traslado”</w:t>
+            </w:r>
+          </w:p>
+          <w:p>
+            <w:pPr>
+              <w:widowControl w:val="0"/>
+              <w:numPr>
+                <w:ilvl w:val="0"/>
+                <w:numId w:val="4"/>
+              </w:numPr>
+              <w:jc w:val="both"/>
+              <w:rPr>
+                <w:rFonts w:hint="default" w:ascii="Calibri" w:hAnsi="Calibri" w:cs="Calibri"/>
+                <w:b w:val="0"/>
+                <w:bCs w:val="0"/>
+                <w:sz w:val="22"/>
+                <w:szCs w:val="22"/>
+                <w:vertAlign w:val="baseline"/>
+                <w:lang w:val="es-MX"/>
+              </w:rPr>
+            </w:pPr>
+            <w:r>
+              <w:rPr>
+                <w:rFonts w:hint="default" w:ascii="Calibri" w:hAnsi="Calibri" w:cs="Calibri"/>
+                <w:b w:val="0"/>
+                <w:bCs w:val="0"/>
+                <w:sz w:val="22"/>
+                <w:szCs w:val="22"/>
+                <w:vertAlign w:val="baseline"/>
+                <w:lang w:val="es-MX"/>
+              </w:rPr>
+              <w:t>Se activa el seguimiento de la unidad</w:t>
+            </w:r>
+          </w:p>
+        </w:tc>
+      </w:tr>
+      <w:tr>
+        <w:tblPrEx>
+          <w:tblBorders>
+            <w:top w:val="single" w:color="auto" w:sz="4" w:space="0"/>
+            <w:left w:val="single" w:color="auto" w:sz="4" w:space="0"/>
+            <w:bottom w:val="single" w:color="auto" w:sz="4" w:space="0"/>
+            <w:right w:val="single" w:color="auto" w:sz="4" w:space="0"/>
+            <w:insideH w:val="single" w:color="auto" w:sz="4" w:space="0"/>
+            <w:insideV w:val="single" w:color="auto" w:sz="4" w:space="0"/>
+          </w:tblBorders>
+          <w:tblCellMar>
+            <w:top w:w="0" w:type="dxa"/>
+            <w:left w:w="108" w:type="dxa"/>
+            <w:bottom w:w="0" w:type="dxa"/>
+            <w:right w:w="108" w:type="dxa"/>
+          </w:tblCellMar>
+        </w:tblPrEx>
+        <w:tc>
+          <w:tcPr>
+            <w:tcW w:w="4788" w:type="dxa"/>
+          </w:tcPr>
+          <w:p>
+            <w:pPr>
+              <w:widowControl w:val="0"/>
+              <w:jc w:val="both"/>
               <w:rPr>
                 <w:rFonts w:hint="default" w:ascii="Calibri" w:hAnsi="Calibri" w:cs="Calibri"/>
                 <w:b/>
@@ -2792,6 +4961,132 @@
                 <w:lang w:val="es-MX"/>
               </w:rPr>
             </w:pPr>
+            <w:r>
+              <w:rPr>
+                <w:rFonts w:hint="default" w:ascii="Calibri" w:hAnsi="Calibri" w:cs="Calibri"/>
+                <w:b/>
+                <w:bCs/>
+                <w:sz w:val="22"/>
+                <w:szCs w:val="22"/>
+                <w:vertAlign w:val="baseline"/>
+                <w:lang w:val="es-MX"/>
+              </w:rPr>
+              <w:t>Flujo alterno</w:t>
+            </w:r>
+          </w:p>
+        </w:tc>
+        <w:tc>
+          <w:tcPr>
+            <w:tcW w:w="4788" w:type="dxa"/>
+          </w:tcPr>
+          <w:p>
+            <w:pPr>
+              <w:widowControl w:val="0"/>
+              <w:jc w:val="both"/>
+              <w:rPr>
+                <w:rFonts w:hint="default" w:ascii="Calibri" w:hAnsi="Calibri" w:cs="Calibri"/>
+                <w:b w:val="0"/>
+                <w:bCs w:val="0"/>
+                <w:sz w:val="22"/>
+                <w:szCs w:val="22"/>
+                <w:vertAlign w:val="baseline"/>
+                <w:lang w:val="es-MX"/>
+              </w:rPr>
+            </w:pPr>
+            <w:r>
+              <w:rPr>
+                <w:rFonts w:hint="default" w:ascii="Calibri" w:hAnsi="Calibri" w:cs="Calibri"/>
+                <w:b w:val="0"/>
+                <w:bCs w:val="0"/>
+                <w:sz w:val="22"/>
+                <w:szCs w:val="22"/>
+                <w:vertAlign w:val="baseline"/>
+                <w:lang w:val="es-MX"/>
+              </w:rPr>
+              <w:t>Si no hay unidades disponibles en la sucursal actual, el sistema alerta al coordinar y muestra unidades disponibles más cercanas.</w:t>
+            </w:r>
+          </w:p>
+        </w:tc>
+      </w:tr>
+      <w:tr>
+        <w:tblPrEx>
+          <w:tblBorders>
+            <w:top w:val="single" w:color="auto" w:sz="4" w:space="0"/>
+            <w:left w:val="single" w:color="auto" w:sz="4" w:space="0"/>
+            <w:bottom w:val="single" w:color="auto" w:sz="4" w:space="0"/>
+            <w:right w:val="single" w:color="auto" w:sz="4" w:space="0"/>
+            <w:insideH w:val="single" w:color="auto" w:sz="4" w:space="0"/>
+            <w:insideV w:val="single" w:color="auto" w:sz="4" w:space="0"/>
+          </w:tblBorders>
+          <w:tblCellMar>
+            <w:top w:w="0" w:type="dxa"/>
+            <w:left w:w="108" w:type="dxa"/>
+            <w:bottom w:w="0" w:type="dxa"/>
+            <w:right w:w="108" w:type="dxa"/>
+          </w:tblCellMar>
+        </w:tblPrEx>
+        <w:tc>
+          <w:tcPr>
+            <w:tcW w:w="4788" w:type="dxa"/>
+          </w:tcPr>
+          <w:p>
+            <w:pPr>
+              <w:widowControl w:val="0"/>
+              <w:jc w:val="both"/>
+              <w:rPr>
+                <w:rFonts w:hint="default" w:ascii="Calibri" w:hAnsi="Calibri" w:cs="Calibri"/>
+                <w:b/>
+                <w:bCs/>
+                <w:sz w:val="22"/>
+                <w:szCs w:val="22"/>
+                <w:vertAlign w:val="baseline"/>
+                <w:lang w:val="es-MX"/>
+              </w:rPr>
+            </w:pPr>
+            <w:r>
+              <w:rPr>
+                <w:rFonts w:hint="default" w:ascii="Calibri" w:hAnsi="Calibri" w:cs="Calibri"/>
+                <w:b/>
+                <w:bCs/>
+                <w:sz w:val="22"/>
+                <w:szCs w:val="22"/>
+                <w:vertAlign w:val="baseline"/>
+                <w:lang w:val="es-MX"/>
+              </w:rPr>
+              <w:t>Postcondiciones</w:t>
+            </w:r>
+          </w:p>
+        </w:tc>
+        <w:tc>
+          <w:tcPr>
+            <w:tcW w:w="4788" w:type="dxa"/>
+          </w:tcPr>
+          <w:p>
+            <w:pPr>
+              <w:widowControl w:val="0"/>
+              <w:jc w:val="both"/>
+              <w:rPr>
+                <w:rFonts w:hint="default" w:ascii="Calibri" w:hAnsi="Calibri" w:cs="Calibri"/>
+                <w:b w:val="0"/>
+                <w:bCs w:val="0"/>
+                <w:sz w:val="22"/>
+                <w:szCs w:val="22"/>
+                <w:vertAlign w:val="baseline"/>
+                <w:lang w:val="es-MX"/>
+              </w:rPr>
+            </w:pPr>
+            <w:r>
+              <w:rPr>
+                <w:rFonts w:hint="default" w:ascii="Calibri" w:hAnsi="Calibri" w:cs="Calibri"/>
+                <w:b w:val="0"/>
+                <w:bCs w:val="0"/>
+                <w:sz w:val="22"/>
+                <w:szCs w:val="22"/>
+                <w:vertAlign w:val="baseline"/>
+                <w:lang w:val="es-MX"/>
+              </w:rPr>
+              <w:t>La ambulancia es asignada a la emergencia y su disponibilidad se actualiza en el sistema en tiempo real.</w:t>
+            </w:r>
           </w:p>
         </w:tc>
       </w:tr>
@@ -2800,8 +5095,8 @@
       <w:pPr>
         <w:rPr>
           <w:rFonts w:hint="default" w:ascii="Calibri" w:hAnsi="Calibri" w:cs="Calibri"/>
-          <w:b/>
-          <w:bCs/>
+          <w:b w:val="0"/>
+          <w:bCs w:val="0"/>
           <w:sz w:val="22"/>
           <w:szCs w:val="22"/>
           <w:lang w:val="es-MX"/>
@@ -2843,12 +5138,6 @@
             <w:insideH w:val="single" w:color="auto" w:sz="4" w:space="0"/>
             <w:insideV w:val="single" w:color="auto" w:sz="4" w:space="0"/>
           </w:tblBorders>
-          <w:tblCellMar>
-            <w:top w:w="0" w:type="dxa"/>
-            <w:left w:w="108" w:type="dxa"/>
-            <w:bottom w:w="0" w:type="dxa"/>
-            <w:right w:w="108" w:type="dxa"/>
-          </w:tblCellMar>
         </w:tblPrEx>
         <w:tc>
           <w:tcPr>
@@ -2856,6 +5145,8 @@
           </w:tcPr>
           <w:p>
             <w:pPr>
+              <w:widowControl w:val="0"/>
+              <w:jc w:val="both"/>
               <w:rPr>
                 <w:rFonts w:hint="default" w:ascii="Calibri" w:hAnsi="Calibri" w:cs="Calibri"/>
                 <w:b/>
@@ -2866,6 +5157,18 @@
                 <w:lang w:val="es-MX"/>
               </w:rPr>
             </w:pPr>
+            <w:r>
+              <w:rPr>
+                <w:rFonts w:hint="default" w:ascii="Calibri" w:hAnsi="Calibri" w:cs="Calibri"/>
+                <w:b/>
+                <w:bCs/>
+                <w:sz w:val="22"/>
+                <w:szCs w:val="22"/>
+                <w:vertAlign w:val="baseline"/>
+                <w:lang w:val="es-MX"/>
+              </w:rPr>
+              <w:t>Nombre</w:t>
+            </w:r>
           </w:p>
         </w:tc>
         <w:tc>
@@ -2874,6 +5177,52 @@
           </w:tcPr>
           <w:p>
             <w:pPr>
+              <w:widowControl w:val="0"/>
+              <w:jc w:val="both"/>
+              <w:rPr>
+                <w:rFonts w:hint="default" w:ascii="Calibri" w:hAnsi="Calibri" w:cs="Calibri"/>
+                <w:b w:val="0"/>
+                <w:bCs w:val="0"/>
+                <w:sz w:val="22"/>
+                <w:szCs w:val="22"/>
+                <w:vertAlign w:val="baseline"/>
+                <w:lang w:val="es-MX"/>
+              </w:rPr>
+            </w:pPr>
+            <w:r>
+              <w:rPr>
+                <w:rFonts w:hint="default" w:ascii="Calibri" w:hAnsi="Calibri" w:cs="Calibri"/>
+                <w:b w:val="0"/>
+                <w:bCs w:val="0"/>
+                <w:sz w:val="22"/>
+                <w:szCs w:val="22"/>
+                <w:vertAlign w:val="baseline"/>
+                <w:lang w:val="es-MX"/>
+              </w:rPr>
+              <w:t>Gestión de roles</w:t>
+            </w:r>
+          </w:p>
+        </w:tc>
+      </w:tr>
+      <w:tr>
+        <w:tblPrEx>
+          <w:tblBorders>
+            <w:top w:val="single" w:color="auto" w:sz="4" w:space="0"/>
+            <w:left w:val="single" w:color="auto" w:sz="4" w:space="0"/>
+            <w:bottom w:val="single" w:color="auto" w:sz="4" w:space="0"/>
+            <w:right w:val="single" w:color="auto" w:sz="4" w:space="0"/>
+            <w:insideH w:val="single" w:color="auto" w:sz="4" w:space="0"/>
+            <w:insideV w:val="single" w:color="auto" w:sz="4" w:space="0"/>
+          </w:tblBorders>
+        </w:tblPrEx>
+        <w:tc>
+          <w:tcPr>
+            <w:tcW w:w="4788" w:type="dxa"/>
+          </w:tcPr>
+          <w:p>
+            <w:pPr>
+              <w:widowControl w:val="0"/>
+              <w:jc w:val="both"/>
               <w:rPr>
                 <w:rFonts w:hint="default" w:ascii="Calibri" w:hAnsi="Calibri" w:cs="Calibri"/>
                 <w:b/>
@@ -2884,6 +5233,437 @@
                 <w:lang w:val="es-MX"/>
               </w:rPr>
             </w:pPr>
+            <w:r>
+              <w:rPr>
+                <w:rFonts w:hint="default" w:ascii="Calibri" w:hAnsi="Calibri" w:cs="Calibri"/>
+                <w:b/>
+                <w:bCs/>
+                <w:sz w:val="22"/>
+                <w:szCs w:val="22"/>
+                <w:vertAlign w:val="baseline"/>
+                <w:lang w:val="es-MX"/>
+              </w:rPr>
+              <w:t>Objetivo</w:t>
+            </w:r>
+          </w:p>
+        </w:tc>
+        <w:tc>
+          <w:tcPr>
+            <w:tcW w:w="4788" w:type="dxa"/>
+          </w:tcPr>
+          <w:p>
+            <w:pPr>
+              <w:widowControl w:val="0"/>
+              <w:jc w:val="both"/>
+              <w:rPr>
+                <w:rFonts w:hint="default" w:ascii="Calibri" w:hAnsi="Calibri" w:cs="Calibri"/>
+                <w:b w:val="0"/>
+                <w:bCs w:val="0"/>
+                <w:sz w:val="22"/>
+                <w:szCs w:val="22"/>
+                <w:vertAlign w:val="baseline"/>
+                <w:lang w:val="es-MX"/>
+              </w:rPr>
+            </w:pPr>
+            <w:r>
+              <w:rPr>
+                <w:rFonts w:hint="default" w:ascii="Calibri" w:hAnsi="Calibri" w:cs="Calibri"/>
+                <w:b w:val="0"/>
+                <w:bCs w:val="0"/>
+                <w:sz w:val="22"/>
+                <w:szCs w:val="22"/>
+                <w:vertAlign w:val="baseline"/>
+                <w:lang w:val="es-MX"/>
+              </w:rPr>
+              <w:t>Dar de alta a un nuevo empleado en la plataforma y asignarle su rol.</w:t>
+            </w:r>
+          </w:p>
+        </w:tc>
+      </w:tr>
+      <w:tr>
+        <w:tblPrEx>
+          <w:tblBorders>
+            <w:top w:val="single" w:color="auto" w:sz="4" w:space="0"/>
+            <w:left w:val="single" w:color="auto" w:sz="4" w:space="0"/>
+            <w:bottom w:val="single" w:color="auto" w:sz="4" w:space="0"/>
+            <w:right w:val="single" w:color="auto" w:sz="4" w:space="0"/>
+            <w:insideH w:val="single" w:color="auto" w:sz="4" w:space="0"/>
+            <w:insideV w:val="single" w:color="auto" w:sz="4" w:space="0"/>
+          </w:tblBorders>
+        </w:tblPrEx>
+        <w:tc>
+          <w:tcPr>
+            <w:tcW w:w="4788" w:type="dxa"/>
+          </w:tcPr>
+          <w:p>
+            <w:pPr>
+              <w:widowControl w:val="0"/>
+              <w:jc w:val="both"/>
+              <w:rPr>
+                <w:rFonts w:hint="default" w:ascii="Calibri" w:hAnsi="Calibri" w:cs="Calibri"/>
+                <w:b/>
+                <w:bCs/>
+                <w:sz w:val="22"/>
+                <w:szCs w:val="22"/>
+                <w:vertAlign w:val="baseline"/>
+                <w:lang w:val="es-MX"/>
+              </w:rPr>
+            </w:pPr>
+            <w:r>
+              <w:rPr>
+                <w:rFonts w:hint="default" w:ascii="Calibri" w:hAnsi="Calibri" w:cs="Calibri"/>
+                <w:b/>
+                <w:bCs/>
+                <w:sz w:val="22"/>
+                <w:szCs w:val="22"/>
+                <w:vertAlign w:val="baseline"/>
+                <w:lang w:val="es-MX"/>
+              </w:rPr>
+              <w:t>Actor</w:t>
+            </w:r>
+          </w:p>
+        </w:tc>
+        <w:tc>
+          <w:tcPr>
+            <w:tcW w:w="4788" w:type="dxa"/>
+          </w:tcPr>
+          <w:p>
+            <w:pPr>
+              <w:widowControl w:val="0"/>
+              <w:jc w:val="both"/>
+              <w:rPr>
+                <w:rFonts w:hint="default" w:ascii="Calibri" w:hAnsi="Calibri" w:cs="Calibri"/>
+                <w:b w:val="0"/>
+                <w:bCs w:val="0"/>
+                <w:sz w:val="22"/>
+                <w:szCs w:val="22"/>
+                <w:vertAlign w:val="baseline"/>
+                <w:lang w:val="es-MX"/>
+              </w:rPr>
+            </w:pPr>
+            <w:r>
+              <w:rPr>
+                <w:rFonts w:hint="default" w:ascii="Calibri" w:hAnsi="Calibri" w:cs="Calibri"/>
+                <w:b w:val="0"/>
+                <w:bCs w:val="0"/>
+                <w:sz w:val="22"/>
+                <w:szCs w:val="22"/>
+                <w:vertAlign w:val="baseline"/>
+                <w:lang w:val="es-MX"/>
+              </w:rPr>
+              <w:t>Administrador</w:t>
+            </w:r>
+          </w:p>
+        </w:tc>
+      </w:tr>
+      <w:tr>
+        <w:tblPrEx>
+          <w:tblBorders>
+            <w:top w:val="single" w:color="auto" w:sz="4" w:space="0"/>
+            <w:left w:val="single" w:color="auto" w:sz="4" w:space="0"/>
+            <w:bottom w:val="single" w:color="auto" w:sz="4" w:space="0"/>
+            <w:right w:val="single" w:color="auto" w:sz="4" w:space="0"/>
+            <w:insideH w:val="single" w:color="auto" w:sz="4" w:space="0"/>
+            <w:insideV w:val="single" w:color="auto" w:sz="4" w:space="0"/>
+          </w:tblBorders>
+        </w:tblPrEx>
+        <w:tc>
+          <w:tcPr>
+            <w:tcW w:w="4788" w:type="dxa"/>
+          </w:tcPr>
+          <w:p>
+            <w:pPr>
+              <w:widowControl w:val="0"/>
+              <w:jc w:val="both"/>
+              <w:rPr>
+                <w:rFonts w:hint="default" w:ascii="Calibri" w:hAnsi="Calibri" w:cs="Calibri"/>
+                <w:b/>
+                <w:bCs/>
+                <w:sz w:val="22"/>
+                <w:szCs w:val="22"/>
+                <w:vertAlign w:val="baseline"/>
+                <w:lang w:val="es-MX"/>
+              </w:rPr>
+            </w:pPr>
+            <w:r>
+              <w:rPr>
+                <w:rFonts w:hint="default" w:ascii="Calibri" w:hAnsi="Calibri" w:cs="Calibri"/>
+                <w:b/>
+                <w:bCs/>
+                <w:sz w:val="22"/>
+                <w:szCs w:val="22"/>
+                <w:vertAlign w:val="baseline"/>
+                <w:lang w:val="es-MX"/>
+              </w:rPr>
+              <w:t>Precondiciones</w:t>
+            </w:r>
+          </w:p>
+        </w:tc>
+        <w:tc>
+          <w:tcPr>
+            <w:tcW w:w="4788" w:type="dxa"/>
+          </w:tcPr>
+          <w:p>
+            <w:pPr>
+              <w:widowControl w:val="0"/>
+              <w:jc w:val="both"/>
+              <w:rPr>
+                <w:rFonts w:hint="default" w:ascii="Calibri" w:hAnsi="Calibri" w:cs="Calibri"/>
+                <w:b w:val="0"/>
+                <w:bCs w:val="0"/>
+                <w:sz w:val="22"/>
+                <w:szCs w:val="22"/>
+                <w:vertAlign w:val="baseline"/>
+                <w:lang w:val="es-MX"/>
+              </w:rPr>
+            </w:pPr>
+            <w:r>
+              <w:rPr>
+                <w:rFonts w:hint="default" w:ascii="Calibri" w:hAnsi="Calibri" w:cs="Calibri"/>
+                <w:b w:val="0"/>
+                <w:bCs w:val="0"/>
+                <w:sz w:val="22"/>
+                <w:szCs w:val="22"/>
+                <w:vertAlign w:val="baseline"/>
+                <w:lang w:val="es-MX"/>
+              </w:rPr>
+              <w:t>El administrador debe estar loguedo en el sistema.</w:t>
+            </w:r>
+          </w:p>
+        </w:tc>
+      </w:tr>
+      <w:tr>
+        <w:tblPrEx>
+          <w:tblBorders>
+            <w:top w:val="single" w:color="auto" w:sz="4" w:space="0"/>
+            <w:left w:val="single" w:color="auto" w:sz="4" w:space="0"/>
+            <w:bottom w:val="single" w:color="auto" w:sz="4" w:space="0"/>
+            <w:right w:val="single" w:color="auto" w:sz="4" w:space="0"/>
+            <w:insideH w:val="single" w:color="auto" w:sz="4" w:space="0"/>
+            <w:insideV w:val="single" w:color="auto" w:sz="4" w:space="0"/>
+          </w:tblBorders>
+        </w:tblPrEx>
+        <w:tc>
+          <w:tcPr>
+            <w:tcW w:w="4788" w:type="dxa"/>
+          </w:tcPr>
+          <w:p>
+            <w:pPr>
+              <w:widowControl w:val="0"/>
+              <w:jc w:val="both"/>
+              <w:rPr>
+                <w:rFonts w:hint="default" w:ascii="Calibri" w:hAnsi="Calibri" w:cs="Calibri"/>
+                <w:b/>
+                <w:bCs/>
+                <w:sz w:val="22"/>
+                <w:szCs w:val="22"/>
+                <w:vertAlign w:val="baseline"/>
+                <w:lang w:val="es-MX"/>
+              </w:rPr>
+            </w:pPr>
+            <w:r>
+              <w:rPr>
+                <w:rFonts w:hint="default" w:ascii="Calibri" w:hAnsi="Calibri" w:cs="Calibri"/>
+                <w:b/>
+                <w:bCs/>
+                <w:sz w:val="22"/>
+                <w:szCs w:val="22"/>
+                <w:vertAlign w:val="baseline"/>
+                <w:lang w:val="es-MX"/>
+              </w:rPr>
+              <w:t>Flujo principal</w:t>
+            </w:r>
+          </w:p>
+        </w:tc>
+        <w:tc>
+          <w:tcPr>
+            <w:tcW w:w="4788" w:type="dxa"/>
+          </w:tcPr>
+          <w:p>
+            <w:pPr>
+              <w:widowControl w:val="0"/>
+              <w:numPr>
+                <w:ilvl w:val="0"/>
+                <w:numId w:val="5"/>
+              </w:numPr>
+              <w:jc w:val="both"/>
+              <w:rPr>
+                <w:rFonts w:hint="default" w:ascii="Calibri" w:hAnsi="Calibri" w:cs="Calibri"/>
+                <w:b w:val="0"/>
+                <w:bCs w:val="0"/>
+                <w:sz w:val="22"/>
+                <w:szCs w:val="22"/>
+                <w:vertAlign w:val="baseline"/>
+                <w:lang w:val="es-MX"/>
+              </w:rPr>
+            </w:pPr>
+            <w:r>
+              <w:rPr>
+                <w:rFonts w:hint="default" w:ascii="Calibri" w:hAnsi="Calibri" w:cs="Calibri"/>
+                <w:b w:val="0"/>
+                <w:bCs w:val="0"/>
+                <w:sz w:val="22"/>
+                <w:szCs w:val="22"/>
+                <w:vertAlign w:val="baseline"/>
+                <w:lang w:val="es-MX"/>
+              </w:rPr>
+              <w:t>Ingresar al módulo de usuarios</w:t>
+            </w:r>
+          </w:p>
+          <w:p>
+            <w:pPr>
+              <w:widowControl w:val="0"/>
+              <w:numPr>
+                <w:ilvl w:val="0"/>
+                <w:numId w:val="5"/>
+              </w:numPr>
+              <w:jc w:val="both"/>
+              <w:rPr>
+                <w:rFonts w:hint="default" w:ascii="Calibri" w:hAnsi="Calibri" w:cs="Calibri"/>
+                <w:b w:val="0"/>
+                <w:bCs w:val="0"/>
+                <w:sz w:val="22"/>
+                <w:szCs w:val="22"/>
+                <w:vertAlign w:val="baseline"/>
+                <w:lang w:val="es-MX"/>
+              </w:rPr>
+            </w:pPr>
+            <w:r>
+              <w:rPr>
+                <w:rFonts w:hint="default" w:ascii="Calibri" w:hAnsi="Calibri" w:cs="Calibri"/>
+                <w:b w:val="0"/>
+                <w:bCs w:val="0"/>
+                <w:sz w:val="22"/>
+                <w:szCs w:val="22"/>
+                <w:vertAlign w:val="baseline"/>
+                <w:lang w:val="es-MX"/>
+              </w:rPr>
+              <w:t>Seleccionar “Nuevo Usuario”</w:t>
+            </w:r>
+          </w:p>
+          <w:p>
+            <w:pPr>
+              <w:widowControl w:val="0"/>
+              <w:numPr>
+                <w:ilvl w:val="0"/>
+                <w:numId w:val="5"/>
+              </w:numPr>
+              <w:jc w:val="both"/>
+              <w:rPr>
+                <w:rFonts w:hint="default" w:ascii="Calibri" w:hAnsi="Calibri" w:cs="Calibri"/>
+                <w:b w:val="0"/>
+                <w:bCs w:val="0"/>
+                <w:sz w:val="22"/>
+                <w:szCs w:val="22"/>
+                <w:vertAlign w:val="baseline"/>
+                <w:lang w:val="es-MX"/>
+              </w:rPr>
+            </w:pPr>
+            <w:r>
+              <w:rPr>
+                <w:rFonts w:hint="default" w:ascii="Calibri" w:hAnsi="Calibri" w:cs="Calibri"/>
+                <w:b w:val="0"/>
+                <w:bCs w:val="0"/>
+                <w:sz w:val="22"/>
+                <w:szCs w:val="22"/>
+                <w:vertAlign w:val="baseline"/>
+                <w:lang w:val="es-MX"/>
+              </w:rPr>
+              <w:t>Llenar el formulario con los datos del empleado</w:t>
+            </w:r>
+          </w:p>
+          <w:p>
+            <w:pPr>
+              <w:widowControl w:val="0"/>
+              <w:numPr>
+                <w:ilvl w:val="0"/>
+                <w:numId w:val="5"/>
+              </w:numPr>
+              <w:jc w:val="both"/>
+              <w:rPr>
+                <w:rFonts w:hint="default" w:ascii="Calibri" w:hAnsi="Calibri" w:cs="Calibri"/>
+                <w:b w:val="0"/>
+                <w:bCs w:val="0"/>
+                <w:sz w:val="22"/>
+                <w:szCs w:val="22"/>
+                <w:vertAlign w:val="baseline"/>
+                <w:lang w:val="es-MX"/>
+              </w:rPr>
+            </w:pPr>
+            <w:r>
+              <w:rPr>
+                <w:rFonts w:hint="default" w:ascii="Calibri" w:hAnsi="Calibri" w:cs="Calibri"/>
+                <w:b w:val="0"/>
+                <w:bCs w:val="0"/>
+                <w:sz w:val="22"/>
+                <w:szCs w:val="22"/>
+                <w:vertAlign w:val="baseline"/>
+                <w:lang w:val="es-MX"/>
+              </w:rPr>
+              <w:t>Asignar sucursal y rol</w:t>
+            </w:r>
+          </w:p>
+          <w:p>
+            <w:pPr>
+              <w:widowControl w:val="0"/>
+              <w:numPr>
+                <w:ilvl w:val="0"/>
+                <w:numId w:val="5"/>
+              </w:numPr>
+              <w:jc w:val="both"/>
+              <w:rPr>
+                <w:rFonts w:hint="default" w:ascii="Calibri" w:hAnsi="Calibri" w:cs="Calibri"/>
+                <w:b w:val="0"/>
+                <w:bCs w:val="0"/>
+                <w:sz w:val="22"/>
+                <w:szCs w:val="22"/>
+                <w:vertAlign w:val="baseline"/>
+                <w:lang w:val="es-MX"/>
+              </w:rPr>
+            </w:pPr>
+            <w:r>
+              <w:rPr>
+                <w:rFonts w:hint="default" w:ascii="Calibri" w:hAnsi="Calibri" w:cs="Calibri"/>
+                <w:b w:val="0"/>
+                <w:bCs w:val="0"/>
+                <w:sz w:val="22"/>
+                <w:szCs w:val="22"/>
+                <w:vertAlign w:val="baseline"/>
+                <w:lang w:val="es-MX"/>
+              </w:rPr>
+              <w:t>Seleccionar “Guardar”</w:t>
+            </w:r>
+          </w:p>
+          <w:p>
+            <w:pPr>
+              <w:widowControl w:val="0"/>
+              <w:numPr>
+                <w:ilvl w:val="0"/>
+                <w:numId w:val="5"/>
+              </w:numPr>
+              <w:jc w:val="both"/>
+              <w:rPr>
+                <w:rFonts w:hint="default" w:ascii="Calibri" w:hAnsi="Calibri" w:cs="Calibri"/>
+                <w:b w:val="0"/>
+                <w:bCs w:val="0"/>
+                <w:sz w:val="22"/>
+                <w:szCs w:val="22"/>
+                <w:vertAlign w:val="baseline"/>
+                <w:lang w:val="es-MX"/>
+              </w:rPr>
+            </w:pPr>
+            <w:r>
+              <w:rPr>
+                <w:rFonts w:hint="default" w:ascii="Calibri" w:hAnsi="Calibri" w:cs="Calibri"/>
+                <w:b w:val="0"/>
+                <w:bCs w:val="0"/>
+                <w:sz w:val="22"/>
+                <w:szCs w:val="22"/>
+                <w:vertAlign w:val="baseline"/>
+                <w:lang w:val="es-MX"/>
+              </w:rPr>
+              <w:t>El sistema crea ell usuario.</w:t>
+            </w:r>
           </w:p>
         </w:tc>
       </w:tr>
@@ -2910,6 +5690,8 @@
           </w:tcPr>
           <w:p>
             <w:pPr>
+              <w:widowControl w:val="0"/>
+              <w:jc w:val="both"/>
               <w:rPr>
                 <w:rFonts w:hint="default" w:ascii="Calibri" w:hAnsi="Calibri" w:cs="Calibri"/>
                 <w:b/>
@@ -2920,6 +5702,18 @@
                 <w:lang w:val="es-MX"/>
               </w:rPr>
             </w:pPr>
+            <w:r>
+              <w:rPr>
+                <w:rFonts w:hint="default" w:ascii="Calibri" w:hAnsi="Calibri" w:cs="Calibri"/>
+                <w:b/>
+                <w:bCs/>
+                <w:sz w:val="22"/>
+                <w:szCs w:val="22"/>
+                <w:vertAlign w:val="baseline"/>
+                <w:lang w:val="es-MX"/>
+              </w:rPr>
+              <w:t>Flujo alterno</w:t>
+            </w:r>
           </w:p>
         </w:tc>
         <w:tc>
@@ -2928,16 +5722,30 @@
           </w:tcPr>
           <w:p>
             <w:pPr>
-              <w:rPr>
-                <w:rFonts w:hint="default" w:ascii="Calibri" w:hAnsi="Calibri" w:cs="Calibri"/>
-                <w:b/>
-                <w:bCs/>
-                <w:sz w:val="22"/>
-                <w:szCs w:val="22"/>
-                <w:vertAlign w:val="baseline"/>
-                <w:lang w:val="es-MX"/>
-              </w:rPr>
-            </w:pPr>
+              <w:widowControl w:val="0"/>
+              <w:jc w:val="both"/>
+              <w:rPr>
+                <w:rFonts w:hint="default" w:ascii="Calibri" w:hAnsi="Calibri" w:cs="Calibri"/>
+                <w:b w:val="0"/>
+                <w:bCs w:val="0"/>
+                <w:sz w:val="22"/>
+                <w:szCs w:val="22"/>
+                <w:vertAlign w:val="baseline"/>
+                <w:lang w:val="es-MX"/>
+              </w:rPr>
+            </w:pPr>
+            <w:r>
+              <w:rPr>
+                <w:rFonts w:hint="default" w:ascii="Calibri" w:hAnsi="Calibri" w:cs="Calibri"/>
+                <w:b w:val="0"/>
+                <w:bCs w:val="0"/>
+                <w:sz w:val="22"/>
+                <w:szCs w:val="22"/>
+                <w:vertAlign w:val="baseline"/>
+                <w:lang w:val="es-MX"/>
+              </w:rPr>
+              <w:t>Si el correo ya fue utilizado, el sistema bloquea el registro y solicita uno diferente.</w:t>
+            </w:r>
           </w:p>
         </w:tc>
       </w:tr>
@@ -2964,6 +5772,8 @@
           </w:tcPr>
           <w:p>
             <w:pPr>
+              <w:widowControl w:val="0"/>
+              <w:jc w:val="both"/>
               <w:rPr>
                 <w:rFonts w:hint="default" w:ascii="Calibri" w:hAnsi="Calibri" w:cs="Calibri"/>
                 <w:b/>
@@ -2974,6 +5784,18 @@
                 <w:lang w:val="es-MX"/>
               </w:rPr>
             </w:pPr>
+            <w:r>
+              <w:rPr>
+                <w:rFonts w:hint="default" w:ascii="Calibri" w:hAnsi="Calibri" w:cs="Calibri"/>
+                <w:b/>
+                <w:bCs/>
+                <w:sz w:val="22"/>
+                <w:szCs w:val="22"/>
+                <w:vertAlign w:val="baseline"/>
+                <w:lang w:val="es-MX"/>
+              </w:rPr>
+              <w:t>Postcondiciones</w:t>
+            </w:r>
           </w:p>
         </w:tc>
         <w:tc>
@@ -2982,118 +5804,30 @@
           </w:tcPr>
           <w:p>
             <w:pPr>
-              <w:rPr>
-                <w:rFonts w:hint="default" w:ascii="Calibri" w:hAnsi="Calibri" w:cs="Calibri"/>
-                <w:b/>
-                <w:bCs/>
-                <w:sz w:val="22"/>
-                <w:szCs w:val="22"/>
-                <w:vertAlign w:val="baseline"/>
-                <w:lang w:val="es-MX"/>
-              </w:rPr>
-            </w:pPr>
-          </w:p>
-        </w:tc>
-      </w:tr>
-      <w:tr>
-        <w:tblPrEx>
-          <w:tblBorders>
-            <w:top w:val="single" w:color="auto" w:sz="4" w:space="0"/>
-            <w:left w:val="single" w:color="auto" w:sz="4" w:space="0"/>
-            <w:bottom w:val="single" w:color="auto" w:sz="4" w:space="0"/>
-            <w:right w:val="single" w:color="auto" w:sz="4" w:space="0"/>
-            <w:insideH w:val="single" w:color="auto" w:sz="4" w:space="0"/>
-            <w:insideV w:val="single" w:color="auto" w:sz="4" w:space="0"/>
-          </w:tblBorders>
-        </w:tblPrEx>
-        <w:tc>
-          <w:tcPr>
-            <w:tcW w:w="4788" w:type="dxa"/>
-          </w:tcPr>
-          <w:p>
-            <w:pPr>
-              <w:rPr>
-                <w:rFonts w:hint="default" w:ascii="Calibri" w:hAnsi="Calibri" w:cs="Calibri"/>
-                <w:b/>
-                <w:bCs/>
-                <w:sz w:val="22"/>
-                <w:szCs w:val="22"/>
-                <w:vertAlign w:val="baseline"/>
-                <w:lang w:val="es-MX"/>
-              </w:rPr>
-            </w:pPr>
-          </w:p>
-        </w:tc>
-        <w:tc>
-          <w:tcPr>
-            <w:tcW w:w="4788" w:type="dxa"/>
-          </w:tcPr>
-          <w:p>
-            <w:pPr>
-              <w:rPr>
-                <w:rFonts w:hint="default" w:ascii="Calibri" w:hAnsi="Calibri" w:cs="Calibri"/>
-                <w:b/>
-                <w:bCs/>
-                <w:sz w:val="22"/>
-                <w:szCs w:val="22"/>
-                <w:vertAlign w:val="baseline"/>
-                <w:lang w:val="es-MX"/>
-              </w:rPr>
-            </w:pPr>
-          </w:p>
-        </w:tc>
-      </w:tr>
-      <w:tr>
-        <w:tblPrEx>
-          <w:tblBorders>
-            <w:top w:val="single" w:color="auto" w:sz="4" w:space="0"/>
-            <w:left w:val="single" w:color="auto" w:sz="4" w:space="0"/>
-            <w:bottom w:val="single" w:color="auto" w:sz="4" w:space="0"/>
-            <w:right w:val="single" w:color="auto" w:sz="4" w:space="0"/>
-            <w:insideH w:val="single" w:color="auto" w:sz="4" w:space="0"/>
-            <w:insideV w:val="single" w:color="auto" w:sz="4" w:space="0"/>
-          </w:tblBorders>
-          <w:tblCellMar>
-            <w:top w:w="0" w:type="dxa"/>
-            <w:left w:w="108" w:type="dxa"/>
-            <w:bottom w:w="0" w:type="dxa"/>
-            <w:right w:w="108" w:type="dxa"/>
-          </w:tblCellMar>
-        </w:tblPrEx>
-        <w:tc>
-          <w:tcPr>
-            <w:tcW w:w="4788" w:type="dxa"/>
-          </w:tcPr>
-          <w:p>
-            <w:pPr>
-              <w:rPr>
-                <w:rFonts w:hint="default" w:ascii="Calibri" w:hAnsi="Calibri" w:cs="Calibri"/>
-                <w:b/>
-                <w:bCs/>
-                <w:sz w:val="22"/>
-                <w:szCs w:val="22"/>
-                <w:vertAlign w:val="baseline"/>
-                <w:lang w:val="es-MX"/>
-              </w:rPr>
-            </w:pPr>
-          </w:p>
-        </w:tc>
-        <w:tc>
-          <w:tcPr>
-            <w:tcW w:w="4788" w:type="dxa"/>
-          </w:tcPr>
-          <w:p>
-            <w:pPr>
-              <w:rPr>
-                <w:rFonts w:hint="default" w:ascii="Calibri" w:hAnsi="Calibri" w:cs="Calibri"/>
-                <w:b/>
-                <w:bCs/>
-                <w:sz w:val="22"/>
-                <w:szCs w:val="22"/>
-                <w:vertAlign w:val="baseline"/>
-                <w:lang w:val="es-MX"/>
-              </w:rPr>
-            </w:pPr>
+              <w:widowControl w:val="0"/>
+              <w:jc w:val="both"/>
+              <w:rPr>
+                <w:rFonts w:hint="default" w:ascii="Calibri" w:hAnsi="Calibri" w:cs="Calibri"/>
+                <w:b w:val="0"/>
+                <w:bCs w:val="0"/>
+                <w:sz w:val="22"/>
+                <w:szCs w:val="22"/>
+                <w:vertAlign w:val="baseline"/>
+                <w:lang w:val="es-MX"/>
+              </w:rPr>
+            </w:pPr>
+            <w:r>
+              <w:rPr>
+                <w:rFonts w:hint="default" w:ascii="Calibri" w:hAnsi="Calibri" w:cs="Calibri"/>
+                <w:b w:val="0"/>
+                <w:bCs w:val="0"/>
+                <w:sz w:val="22"/>
+                <w:szCs w:val="22"/>
+                <w:vertAlign w:val="baseline"/>
+                <w:lang w:val="es-MX"/>
+              </w:rPr>
+              <w:t>El nuevo usuario queda registrado en la plataforma con el rol asignado.</w:t>
+            </w:r>
           </w:p>
         </w:tc>
       </w:tr>
@@ -3102,6 +5836,41 @@
       <w:pPr>
         <w:rPr>
           <w:rFonts w:hint="default" w:ascii="Calibri" w:hAnsi="Calibri" w:cs="Calibri"/>
+          <w:b w:val="0"/>
+          <w:bCs w:val="0"/>
+          <w:sz w:val="22"/>
+          <w:szCs w:val="22"/>
+          <w:lang w:val="es-MX"/>
+        </w:rPr>
+      </w:pPr>
+      <w:r>
+        <w:rPr>
+          <w:rFonts w:hint="default" w:ascii="Calibri" w:hAnsi="Calibri" w:cs="Calibri"/>
+          <w:b w:val="0"/>
+          <w:bCs w:val="0"/>
+          <w:sz w:val="22"/>
+          <w:szCs w:val="22"/>
+          <w:lang w:val="es-MX"/>
+        </w:rPr>
+        <w:br w:type="page"/>
+      </w:r>
+    </w:p>
+    <w:p>
+      <w:pPr>
+        <w:rPr>
+          <w:rFonts w:hint="default" w:ascii="Calibri" w:hAnsi="Calibri" w:cs="Calibri"/>
+          <w:b w:val="0"/>
+          <w:bCs w:val="0"/>
+          <w:sz w:val="22"/>
+          <w:szCs w:val="22"/>
+          <w:lang w:val="es-MX"/>
+        </w:rPr>
+      </w:pPr>
+    </w:p>
+    <w:p>
+      <w:pPr>
+        <w:rPr>
+          <w:rFonts w:hint="default" w:ascii="Calibri" w:hAnsi="Calibri" w:cs="Calibri"/>
           <w:b/>
           <w:bCs/>
           <w:sz w:val="22"/>
@@ -3109,299 +5878,7 @@
           <w:lang w:val="es-MX"/>
         </w:rPr>
       </w:pPr>
-    </w:p>
-    <w:tbl>
-      <w:tblPr>
-        <w:tblStyle w:val="16"/>
-        <w:tblW w:w="0" w:type="auto"/>
-        <w:tblInd w:w="0" w:type="dxa"/>
-        <w:tblBorders>
-          <w:top w:val="single" w:color="auto" w:sz="4" w:space="0"/>
-          <w:left w:val="single" w:color="auto" w:sz="4" w:space="0"/>
-          <w:bottom w:val="single" w:color="auto" w:sz="4" w:space="0"/>
-          <w:right w:val="single" w:color="auto" w:sz="4" w:space="0"/>
-          <w:insideH w:val="single" w:color="auto" w:sz="4" w:space="0"/>
-          <w:insideV w:val="single" w:color="auto" w:sz="4" w:space="0"/>
-        </w:tblBorders>
-        <w:tblLayout w:type="autofit"/>
-        <w:tblCellMar>
-          <w:top w:w="0" w:type="dxa"/>
-          <w:left w:w="108" w:type="dxa"/>
-          <w:bottom w:w="0" w:type="dxa"/>
-          <w:right w:w="108" w:type="dxa"/>
-        </w:tblCellMar>
-      </w:tblPr>
-      <w:tblGrid>
-        <w:gridCol w:w="4788"/>
-        <w:gridCol w:w="4788"/>
-      </w:tblGrid>
-      <w:tr>
-        <w:tblPrEx>
-          <w:tblBorders>
-            <w:top w:val="single" w:color="auto" w:sz="4" w:space="0"/>
-            <w:left w:val="single" w:color="auto" w:sz="4" w:space="0"/>
-            <w:bottom w:val="single" w:color="auto" w:sz="4" w:space="0"/>
-            <w:right w:val="single" w:color="auto" w:sz="4" w:space="0"/>
-            <w:insideH w:val="single" w:color="auto" w:sz="4" w:space="0"/>
-            <w:insideV w:val="single" w:color="auto" w:sz="4" w:space="0"/>
-          </w:tblBorders>
-          <w:tblCellMar>
-            <w:top w:w="0" w:type="dxa"/>
-            <w:left w:w="108" w:type="dxa"/>
-            <w:bottom w:w="0" w:type="dxa"/>
-            <w:right w:w="108" w:type="dxa"/>
-          </w:tblCellMar>
-        </w:tblPrEx>
-        <w:tc>
-          <w:tcPr>
-            <w:tcW w:w="4788" w:type="dxa"/>
-          </w:tcPr>
-          <w:p>
-            <w:pPr>
-              <w:rPr>
-                <w:rFonts w:hint="default" w:ascii="Calibri" w:hAnsi="Calibri" w:cs="Calibri"/>
-                <w:b/>
-                <w:bCs/>
-                <w:sz w:val="22"/>
-                <w:szCs w:val="22"/>
-                <w:vertAlign w:val="baseline"/>
-                <w:lang w:val="es-MX"/>
-              </w:rPr>
-            </w:pPr>
-          </w:p>
-        </w:tc>
-        <w:tc>
-          <w:tcPr>
-            <w:tcW w:w="4788" w:type="dxa"/>
-          </w:tcPr>
-          <w:p>
-            <w:pPr>
-              <w:rPr>
-                <w:rFonts w:hint="default" w:ascii="Calibri" w:hAnsi="Calibri" w:cs="Calibri"/>
-                <w:b/>
-                <w:bCs/>
-                <w:sz w:val="22"/>
-                <w:szCs w:val="22"/>
-                <w:vertAlign w:val="baseline"/>
-                <w:lang w:val="es-MX"/>
-              </w:rPr>
-            </w:pPr>
-          </w:p>
-        </w:tc>
-      </w:tr>
-      <w:tr>
-        <w:tblPrEx>
-          <w:tblBorders>
-            <w:top w:val="single" w:color="auto" w:sz="4" w:space="0"/>
-            <w:left w:val="single" w:color="auto" w:sz="4" w:space="0"/>
-            <w:bottom w:val="single" w:color="auto" w:sz="4" w:space="0"/>
-            <w:right w:val="single" w:color="auto" w:sz="4" w:space="0"/>
-            <w:insideH w:val="single" w:color="auto" w:sz="4" w:space="0"/>
-            <w:insideV w:val="single" w:color="auto" w:sz="4" w:space="0"/>
-          </w:tblBorders>
-          <w:tblCellMar>
-            <w:top w:w="0" w:type="dxa"/>
-            <w:left w:w="108" w:type="dxa"/>
-            <w:bottom w:w="0" w:type="dxa"/>
-            <w:right w:w="108" w:type="dxa"/>
-          </w:tblCellMar>
-        </w:tblPrEx>
-        <w:tc>
-          <w:tcPr>
-            <w:tcW w:w="4788" w:type="dxa"/>
-          </w:tcPr>
-          <w:p>
-            <w:pPr>
-              <w:rPr>
-                <w:rFonts w:hint="default" w:ascii="Calibri" w:hAnsi="Calibri" w:cs="Calibri"/>
-                <w:b/>
-                <w:bCs/>
-                <w:sz w:val="22"/>
-                <w:szCs w:val="22"/>
-                <w:vertAlign w:val="baseline"/>
-                <w:lang w:val="es-MX"/>
-              </w:rPr>
-            </w:pPr>
-          </w:p>
-        </w:tc>
-        <w:tc>
-          <w:tcPr>
-            <w:tcW w:w="4788" w:type="dxa"/>
-          </w:tcPr>
-          <w:p>
-            <w:pPr>
-              <w:rPr>
-                <w:rFonts w:hint="default" w:ascii="Calibri" w:hAnsi="Calibri" w:cs="Calibri"/>
-                <w:b/>
-                <w:bCs/>
-                <w:sz w:val="22"/>
-                <w:szCs w:val="22"/>
-                <w:vertAlign w:val="baseline"/>
-                <w:lang w:val="es-MX"/>
-              </w:rPr>
-            </w:pPr>
-          </w:p>
-        </w:tc>
-      </w:tr>
-      <w:tr>
-        <w:tblPrEx>
-          <w:tblBorders>
-            <w:top w:val="single" w:color="auto" w:sz="4" w:space="0"/>
-            <w:left w:val="single" w:color="auto" w:sz="4" w:space="0"/>
-            <w:bottom w:val="single" w:color="auto" w:sz="4" w:space="0"/>
-            <w:right w:val="single" w:color="auto" w:sz="4" w:space="0"/>
-            <w:insideH w:val="single" w:color="auto" w:sz="4" w:space="0"/>
-            <w:insideV w:val="single" w:color="auto" w:sz="4" w:space="0"/>
-          </w:tblBorders>
-          <w:tblCellMar>
-            <w:top w:w="0" w:type="dxa"/>
-            <w:left w:w="108" w:type="dxa"/>
-            <w:bottom w:w="0" w:type="dxa"/>
-            <w:right w:w="108" w:type="dxa"/>
-          </w:tblCellMar>
-        </w:tblPrEx>
-        <w:tc>
-          <w:tcPr>
-            <w:tcW w:w="4788" w:type="dxa"/>
-          </w:tcPr>
-          <w:p>
-            <w:pPr>
-              <w:rPr>
-                <w:rFonts w:hint="default" w:ascii="Calibri" w:hAnsi="Calibri" w:cs="Calibri"/>
-                <w:b/>
-                <w:bCs/>
-                <w:sz w:val="22"/>
-                <w:szCs w:val="22"/>
-                <w:vertAlign w:val="baseline"/>
-                <w:lang w:val="es-MX"/>
-              </w:rPr>
-            </w:pPr>
-          </w:p>
-        </w:tc>
-        <w:tc>
-          <w:tcPr>
-            <w:tcW w:w="4788" w:type="dxa"/>
-          </w:tcPr>
-          <w:p>
-            <w:pPr>
-              <w:rPr>
-                <w:rFonts w:hint="default" w:ascii="Calibri" w:hAnsi="Calibri" w:cs="Calibri"/>
-                <w:b/>
-                <w:bCs/>
-                <w:sz w:val="22"/>
-                <w:szCs w:val="22"/>
-                <w:vertAlign w:val="baseline"/>
-                <w:lang w:val="es-MX"/>
-              </w:rPr>
-            </w:pPr>
-          </w:p>
-        </w:tc>
-      </w:tr>
-      <w:tr>
-        <w:tblPrEx>
-          <w:tblBorders>
-            <w:top w:val="single" w:color="auto" w:sz="4" w:space="0"/>
-            <w:left w:val="single" w:color="auto" w:sz="4" w:space="0"/>
-            <w:bottom w:val="single" w:color="auto" w:sz="4" w:space="0"/>
-            <w:right w:val="single" w:color="auto" w:sz="4" w:space="0"/>
-            <w:insideH w:val="single" w:color="auto" w:sz="4" w:space="0"/>
-            <w:insideV w:val="single" w:color="auto" w:sz="4" w:space="0"/>
-          </w:tblBorders>
-        </w:tblPrEx>
-        <w:tc>
-          <w:tcPr>
-            <w:tcW w:w="4788" w:type="dxa"/>
-          </w:tcPr>
-          <w:p>
-            <w:pPr>
-              <w:rPr>
-                <w:rFonts w:hint="default" w:ascii="Calibri" w:hAnsi="Calibri" w:cs="Calibri"/>
-                <w:b/>
-                <w:bCs/>
-                <w:sz w:val="22"/>
-                <w:szCs w:val="22"/>
-                <w:vertAlign w:val="baseline"/>
-                <w:lang w:val="es-MX"/>
-              </w:rPr>
-            </w:pPr>
-          </w:p>
-        </w:tc>
-        <w:tc>
-          <w:tcPr>
-            <w:tcW w:w="4788" w:type="dxa"/>
-          </w:tcPr>
-          <w:p>
-            <w:pPr>
-              <w:rPr>
-                <w:rFonts w:hint="default" w:ascii="Calibri" w:hAnsi="Calibri" w:cs="Calibri"/>
-                <w:b/>
-                <w:bCs/>
-                <w:sz w:val="22"/>
-                <w:szCs w:val="22"/>
-                <w:vertAlign w:val="baseline"/>
-                <w:lang w:val="es-MX"/>
-              </w:rPr>
-            </w:pPr>
-          </w:p>
-        </w:tc>
-      </w:tr>
-      <w:tr>
-        <w:tblPrEx>
-          <w:tblBorders>
-            <w:top w:val="single" w:color="auto" w:sz="4" w:space="0"/>
-            <w:left w:val="single" w:color="auto" w:sz="4" w:space="0"/>
-            <w:bottom w:val="single" w:color="auto" w:sz="4" w:space="0"/>
-            <w:right w:val="single" w:color="auto" w:sz="4" w:space="0"/>
-            <w:insideH w:val="single" w:color="auto" w:sz="4" w:space="0"/>
-            <w:insideV w:val="single" w:color="auto" w:sz="4" w:space="0"/>
-          </w:tblBorders>
-          <w:tblCellMar>
-            <w:top w:w="0" w:type="dxa"/>
-            <w:left w:w="108" w:type="dxa"/>
-            <w:bottom w:w="0" w:type="dxa"/>
-            <w:right w:w="108" w:type="dxa"/>
-          </w:tblCellMar>
-        </w:tblPrEx>
-        <w:tc>
-          <w:tcPr>
-            <w:tcW w:w="4788" w:type="dxa"/>
-          </w:tcPr>
-          <w:p>
-            <w:pPr>
-              <w:rPr>
-                <w:rFonts w:hint="default" w:ascii="Calibri" w:hAnsi="Calibri" w:cs="Calibri"/>
-                <w:b/>
-                <w:bCs/>
-                <w:sz w:val="22"/>
-                <w:szCs w:val="22"/>
-                <w:vertAlign w:val="baseline"/>
-                <w:lang w:val="es-MX"/>
-              </w:rPr>
-            </w:pPr>
-          </w:p>
-        </w:tc>
-        <w:tc>
-          <w:tcPr>
-            <w:tcW w:w="4788" w:type="dxa"/>
-          </w:tcPr>
-          <w:p>
-            <w:pPr>
-              <w:rPr>
-                <w:rFonts w:hint="default" w:ascii="Calibri" w:hAnsi="Calibri" w:cs="Calibri"/>
-                <w:b/>
-                <w:bCs/>
-                <w:sz w:val="22"/>
-                <w:szCs w:val="22"/>
-                <w:vertAlign w:val="baseline"/>
-                <w:lang w:val="es-MX"/>
-              </w:rPr>
-            </w:pPr>
-          </w:p>
-        </w:tc>
-      </w:tr>
-    </w:tbl>
-    <w:p>
-      <w:pPr>
+      <w:r>
         <w:rPr>
           <w:rFonts w:hint="default" w:ascii="Calibri" w:hAnsi="Calibri" w:cs="Calibri"/>
           <w:b/>
@@ -3410,7 +5887,79 @@
           <w:szCs w:val="22"/>
           <w:lang w:val="es-MX"/>
         </w:rPr>
-      </w:pPr>
+        <w:t>Diagrama de Casos de uso</w:t>
+      </w:r>
+    </w:p>
+    <w:p>
+      <w:pPr>
+        <w:rPr>
+          <w:rFonts w:hint="default" w:ascii="Calibri" w:hAnsi="Calibri" w:cs="Calibri"/>
+          <w:b w:val="0"/>
+          <w:bCs w:val="0"/>
+          <w:sz w:val="22"/>
+          <w:szCs w:val="22"/>
+          <w:lang w:val="es-MX"/>
+        </w:rPr>
+      </w:pPr>
+    </w:p>
+    <w:p>
+      <w:pPr>
+        <w:rPr>
+          <w:rFonts w:hint="default" w:ascii="Calibri" w:hAnsi="Calibri" w:cs="Calibri"/>
+          <w:b w:val="0"/>
+          <w:bCs w:val="0"/>
+          <w:sz w:val="22"/>
+          <w:szCs w:val="22"/>
+          <w:lang w:val="es-MX"/>
+        </w:rPr>
+      </w:pPr>
+      <w:r>
+        <w:rPr>
+          <w:rFonts w:hint="default" w:ascii="Calibri" w:hAnsi="Calibri" w:cs="Calibri"/>
+          <w:b w:val="0"/>
+          <w:bCs w:val="0"/>
+          <w:sz w:val="22"/>
+          <w:szCs w:val="22"/>
+          <w:lang w:val="es-MX"/>
+        </w:rPr>
+        <w:drawing>
+          <wp:inline distT="0" distB="0" distL="114300" distR="114300">
+            <wp:extent cx="5939155" cy="4504055"/>
+            <wp:effectExtent l="0" t="0" r="4445" b="10795"/>
+            <wp:docPr id="1" name="Picture 1" descr="Diagrama de caso de uso - Tarea3"/>
+            <wp:cNvGraphicFramePr>
+              <a:graphicFrameLocks xmlns:a="http://schemas.openxmlformats.org/drawingml/2006/main" noChangeAspect="1"/>
+            </wp:cNvGraphicFramePr>
+            <a:graphic xmlns:a="http://schemas.openxmlformats.org/drawingml/2006/main">
+              <a:graphicData uri="http://schemas.openxmlformats.org/drawingml/2006/picture">
+                <pic:pic xmlns:pic="http://schemas.openxmlformats.org/drawingml/2006/picture">
+                  <pic:nvPicPr>
+                    <pic:cNvPr id="1" name="Picture 1" descr="Diagrama de caso de uso - Tarea3"/>
+                    <pic:cNvPicPr>
+                      <a:picLocks noChangeAspect="1"/>
+                    </pic:cNvPicPr>
+                  </pic:nvPicPr>
+                  <pic:blipFill>
+                    <a:blip r:embed="rId7"/>
+                    <a:stretch>
+                      <a:fillRect/>
+                    </a:stretch>
+                  </pic:blipFill>
+                  <pic:spPr>
+                    <a:xfrm>
+                      <a:off x="0" y="0"/>
+                      <a:ext cx="5939155" cy="4504055"/>
+                    </a:xfrm>
+                    <a:prstGeom prst="rect">
+                      <a:avLst/>
+                    </a:prstGeom>
+                  </pic:spPr>
+                </pic:pic>
+              </a:graphicData>
+            </a:graphic>
+          </wp:inline>
+        </w:drawing>
+      </w:r>
     </w:p>
     <w:p>
       <w:pPr>
@@ -3434,18 +5983,6 @@
         </w:rPr>
         <w:br w:type="page"/>
       </w:r>
-    </w:p>
-    <w:p>
-      <w:pPr>
-        <w:rPr>
-          <w:rFonts w:hint="default" w:ascii="Calibri" w:hAnsi="Calibri" w:cs="Calibri"/>
-          <w:b w:val="0"/>
-          <w:bCs w:val="0"/>
-          <w:sz w:val="22"/>
-          <w:szCs w:val="22"/>
-          <w:lang w:val="es-MX"/>
-        </w:rPr>
-      </w:pPr>
     </w:p>
     <w:p>
       <w:pPr>
@@ -3479,67 +6016,8 @@
           <w:szCs w:val="22"/>
           <w:lang w:val="es-MX"/>
         </w:rPr>
-        <w:t>Diagrama de Casos de uso</w:t>
-      </w:r>
-    </w:p>
-    <w:p>
-      <w:pPr>
-        <w:rPr>
-          <w:rFonts w:hint="default" w:ascii="Calibri" w:hAnsi="Calibri" w:cs="Calibri"/>
-          <w:b w:val="0"/>
-          <w:bCs w:val="0"/>
-          <w:sz w:val="22"/>
-          <w:szCs w:val="22"/>
-          <w:lang w:val="es-MX"/>
-        </w:rPr>
-      </w:pPr>
-    </w:p>
-    <w:p>
-      <w:pPr>
-        <w:rPr>
-          <w:rFonts w:hint="default" w:ascii="Calibri" w:hAnsi="Calibri" w:cs="Calibri"/>
-          <w:b w:val="0"/>
-          <w:bCs w:val="0"/>
-          <w:sz w:val="22"/>
-          <w:szCs w:val="22"/>
-          <w:lang w:val="es-MX"/>
-        </w:rPr>
-      </w:pPr>
-    </w:p>
-    <w:p>
-      <w:pPr>
-        <w:rPr>
-          <w:rFonts w:hint="default" w:ascii="Calibri" w:hAnsi="Calibri" w:cs="Calibri"/>
-          <w:b w:val="0"/>
-          <w:bCs w:val="0"/>
-          <w:sz w:val="22"/>
-          <w:szCs w:val="22"/>
-          <w:lang w:val="es-MX"/>
-        </w:rPr>
-      </w:pPr>
-      <w:r>
-        <w:rPr>
-          <w:rFonts w:hint="default" w:ascii="Calibri" w:hAnsi="Calibri" w:cs="Calibri"/>
-          <w:b w:val="0"/>
-          <w:bCs w:val="0"/>
-          <w:sz w:val="22"/>
-          <w:szCs w:val="22"/>
-          <w:lang w:val="es-MX"/>
-        </w:rPr>
-        <w:br w:type="page"/>
-      </w:r>
-    </w:p>
-    <w:p>
-      <w:pPr>
-        <w:rPr>
-          <w:rFonts w:hint="default" w:ascii="Calibri" w:hAnsi="Calibri" w:cs="Calibri"/>
-          <w:b w:val="0"/>
-          <w:bCs w:val="0"/>
-          <w:sz w:val="22"/>
-          <w:szCs w:val="22"/>
-          <w:lang w:val="es-MX"/>
-        </w:rPr>
-      </w:pPr>
+        <w:t>Reglas de negocio</w:t>
+      </w:r>
     </w:p>
     <w:p>
       <w:pPr>
@@ -3552,7 +6030,280 @@
           <w:lang w:val="es-MX"/>
         </w:rPr>
       </w:pPr>
-      <w:r>
+    </w:p>
+    <w:p>
+      <w:pPr>
+        <w:numPr>
+          <w:ilvl w:val="0"/>
+          <w:numId w:val="6"/>
+        </w:numPr>
+        <w:rPr>
+          <w:rFonts w:hint="default" w:ascii="Calibri" w:hAnsi="Calibri" w:cs="Calibri"/>
+          <w:b w:val="0"/>
+          <w:bCs w:val="0"/>
+          <w:sz w:val="22"/>
+          <w:szCs w:val="22"/>
+          <w:lang w:val="es-MX"/>
+        </w:rPr>
+      </w:pPr>
+      <w:r>
+        <w:rPr>
+          <w:rFonts w:hint="default" w:ascii="Calibri" w:hAnsi="Calibri" w:cs="Calibri"/>
+          <w:b w:val="0"/>
+          <w:bCs w:val="0"/>
+          <w:sz w:val="22"/>
+          <w:szCs w:val="22"/>
+          <w:lang w:val="es-MX"/>
+        </w:rPr>
+        <w:t xml:space="preserve"> Un médico no puede tener agendadas dos o más citas en la misma fecha y hora.</w:t>
+      </w:r>
+    </w:p>
+    <w:p>
+      <w:pPr>
+        <w:numPr>
+          <w:ilvl w:val="0"/>
+          <w:numId w:val="6"/>
+        </w:numPr>
+        <w:ind w:left="0" w:leftChars="0" w:firstLine="0" w:firstLineChars="0"/>
+        <w:rPr>
+          <w:rFonts w:hint="default" w:ascii="Calibri" w:hAnsi="Calibri" w:cs="Calibri"/>
+          <w:b w:val="0"/>
+          <w:bCs w:val="0"/>
+          <w:sz w:val="22"/>
+          <w:szCs w:val="22"/>
+          <w:lang w:val="es-MX"/>
+        </w:rPr>
+      </w:pPr>
+      <w:r>
+        <w:rPr>
+          <w:rFonts w:hint="default" w:ascii="Calibri" w:hAnsi="Calibri" w:cs="Calibri"/>
+          <w:b w:val="0"/>
+          <w:bCs w:val="0"/>
+          <w:sz w:val="22"/>
+          <w:szCs w:val="22"/>
+          <w:lang w:val="es-MX"/>
+        </w:rPr>
+        <w:t>El personal de farmacia no podrá registrar la salida de un medicamento si no existe una receta digital vinculada al expediente del paciente.</w:t>
+      </w:r>
+    </w:p>
+    <w:p>
+      <w:pPr>
+        <w:numPr>
+          <w:ilvl w:val="0"/>
+          <w:numId w:val="6"/>
+        </w:numPr>
+        <w:ind w:left="0" w:leftChars="0" w:firstLine="0" w:firstLineChars="0"/>
+        <w:rPr>
+          <w:rFonts w:hint="default" w:ascii="Calibri" w:hAnsi="Calibri" w:cs="Calibri"/>
+          <w:b w:val="0"/>
+          <w:bCs w:val="0"/>
+          <w:sz w:val="22"/>
+          <w:szCs w:val="22"/>
+          <w:lang w:val="es-MX"/>
+        </w:rPr>
+      </w:pPr>
+      <w:r>
+        <w:rPr>
+          <w:rFonts w:hint="default" w:ascii="Calibri" w:hAnsi="Calibri" w:cs="Calibri"/>
+          <w:b w:val="0"/>
+          <w:bCs w:val="0"/>
+          <w:sz w:val="22"/>
+          <w:szCs w:val="22"/>
+          <w:lang w:val="es-MX"/>
+        </w:rPr>
+        <w:t>Cualquier cambio debe quedar registrado para su auditoria.</w:t>
+      </w:r>
+    </w:p>
+    <w:p>
+      <w:pPr>
+        <w:numPr>
+          <w:ilvl w:val="0"/>
+          <w:numId w:val="6"/>
+        </w:numPr>
+        <w:ind w:left="0" w:leftChars="0" w:firstLine="0" w:firstLineChars="0"/>
+        <w:rPr>
+          <w:rFonts w:hint="default" w:ascii="Calibri" w:hAnsi="Calibri" w:cs="Calibri"/>
+          <w:b w:val="0"/>
+          <w:bCs w:val="0"/>
+          <w:sz w:val="22"/>
+          <w:szCs w:val="22"/>
+          <w:lang w:val="es-MX"/>
+        </w:rPr>
+      </w:pPr>
+      <w:r>
+        <w:rPr>
+          <w:rFonts w:hint="default" w:ascii="Calibri" w:hAnsi="Calibri" w:cs="Calibri"/>
+          <w:b w:val="0"/>
+          <w:bCs w:val="0"/>
+          <w:sz w:val="22"/>
+          <w:szCs w:val="22"/>
+          <w:lang w:val="es-MX"/>
+        </w:rPr>
+        <w:t>Las recetas médicas tienen vigencia de 30 días para poder ser usadas en la farmacia.</w:t>
+      </w:r>
+    </w:p>
+    <w:p>
+      <w:pPr>
+        <w:numPr>
+          <w:ilvl w:val="0"/>
+          <w:numId w:val="6"/>
+        </w:numPr>
+        <w:ind w:left="0" w:leftChars="0" w:firstLine="0" w:firstLineChars="0"/>
+        <w:rPr>
+          <w:rFonts w:hint="default" w:ascii="Calibri" w:hAnsi="Calibri" w:cs="Calibri"/>
+          <w:b w:val="0"/>
+          <w:bCs w:val="0"/>
+          <w:sz w:val="22"/>
+          <w:szCs w:val="22"/>
+          <w:lang w:val="es-MX"/>
+        </w:rPr>
+      </w:pPr>
+      <w:r>
+        <w:rPr>
+          <w:rFonts w:hint="default" w:ascii="Calibri" w:hAnsi="Calibri" w:cs="Calibri"/>
+          <w:b w:val="0"/>
+          <w:bCs w:val="0"/>
+          <w:sz w:val="22"/>
+          <w:szCs w:val="22"/>
+          <w:lang w:val="es-MX"/>
+        </w:rPr>
+        <w:t>La cancelación o reprogramación de una cita por parte del paciente deberá realizarse dentro de un tiempo mínimo de 1 semana.</w:t>
+      </w:r>
+    </w:p>
+    <w:p>
+      <w:pPr>
+        <w:numPr>
+          <w:ilvl w:val="0"/>
+          <w:numId w:val="6"/>
+        </w:numPr>
+        <w:ind w:left="0" w:leftChars="0" w:firstLine="0" w:firstLineChars="0"/>
+        <w:rPr>
+          <w:rFonts w:hint="default" w:ascii="Calibri" w:hAnsi="Calibri" w:cs="Calibri"/>
+          <w:b w:val="0"/>
+          <w:bCs w:val="0"/>
+          <w:sz w:val="22"/>
+          <w:szCs w:val="22"/>
+          <w:lang w:val="es-MX"/>
+        </w:rPr>
+      </w:pPr>
+      <w:r>
+        <w:rPr>
+          <w:rFonts w:hint="default" w:ascii="Calibri" w:hAnsi="Calibri" w:cs="Calibri"/>
+          <w:b w:val="0"/>
+          <w:bCs w:val="0"/>
+          <w:sz w:val="22"/>
+          <w:szCs w:val="22"/>
+          <w:lang w:val="es-MX"/>
+        </w:rPr>
+        <w:t>Los usuarios solo podrán acceder a la información que corresponda a los permisos de su rol.</w:t>
+      </w:r>
+    </w:p>
+    <w:p>
+      <w:pPr>
+        <w:numPr>
+          <w:ilvl w:val="0"/>
+          <w:numId w:val="6"/>
+        </w:numPr>
+        <w:ind w:left="0" w:leftChars="0" w:firstLine="0" w:firstLineChars="0"/>
+        <w:rPr>
+          <w:rFonts w:hint="default" w:ascii="Calibri" w:hAnsi="Calibri" w:cs="Calibri"/>
+          <w:b w:val="0"/>
+          <w:bCs w:val="0"/>
+          <w:sz w:val="22"/>
+          <w:szCs w:val="22"/>
+          <w:lang w:val="es-MX"/>
+        </w:rPr>
+      </w:pPr>
+      <w:r>
+        <w:rPr>
+          <w:rFonts w:hint="default" w:ascii="Calibri" w:hAnsi="Calibri" w:cs="Calibri"/>
+          <w:b w:val="0"/>
+          <w:bCs w:val="0"/>
+          <w:sz w:val="22"/>
+          <w:szCs w:val="22"/>
+          <w:lang w:val="es-MX"/>
+        </w:rPr>
+        <w:t>Las sesiones de los usuarios deberán cerrarse automáticamente después de 30min de inactividad</w:t>
+      </w:r>
+    </w:p>
+    <w:p>
+      <w:pPr>
+        <w:numPr>
+          <w:ilvl w:val="0"/>
+          <w:numId w:val="6"/>
+        </w:numPr>
+        <w:ind w:left="0" w:leftChars="0" w:firstLine="0" w:firstLineChars="0"/>
+        <w:rPr>
+          <w:rFonts w:hint="default" w:ascii="Calibri" w:hAnsi="Calibri" w:cs="Calibri"/>
+          <w:b w:val="0"/>
+          <w:bCs w:val="0"/>
+          <w:sz w:val="22"/>
+          <w:szCs w:val="22"/>
+          <w:lang w:val="es-MX"/>
+        </w:rPr>
+      </w:pPr>
+      <w:r>
+        <w:rPr>
+          <w:rFonts w:hint="default" w:ascii="Calibri" w:hAnsi="Calibri" w:cs="Calibri"/>
+          <w:b w:val="0"/>
+          <w:bCs w:val="0"/>
+          <w:sz w:val="22"/>
+          <w:szCs w:val="22"/>
+          <w:lang w:val="es-MX"/>
+        </w:rPr>
+        <w:t>Un operador de ambulancia debe registrar siempre el estado de su unidad.</w:t>
+      </w:r>
+    </w:p>
+    <w:p>
+      <w:pPr>
+        <w:rPr>
+          <w:rFonts w:hint="default" w:ascii="Calibri" w:hAnsi="Calibri" w:cs="Calibri"/>
+          <w:b w:val="0"/>
+          <w:bCs w:val="0"/>
+          <w:sz w:val="22"/>
+          <w:szCs w:val="22"/>
+          <w:lang w:val="es-MX"/>
+        </w:rPr>
+      </w:pPr>
+    </w:p>
+    <w:p>
+      <w:pPr>
+        <w:rPr>
+          <w:rFonts w:hint="default" w:ascii="Calibri" w:hAnsi="Calibri" w:cs="Calibri"/>
+          <w:b w:val="0"/>
+          <w:bCs w:val="0"/>
+          <w:sz w:val="22"/>
+          <w:szCs w:val="22"/>
+          <w:lang w:val="es-MX"/>
+        </w:rPr>
+      </w:pPr>
+    </w:p>
+    <w:p>
+      <w:pPr>
+        <w:rPr>
+          <w:rFonts w:hint="default" w:ascii="Calibri" w:hAnsi="Calibri" w:cs="Calibri"/>
+          <w:b w:val="0"/>
+          <w:bCs w:val="0"/>
+          <w:sz w:val="22"/>
+          <w:szCs w:val="22"/>
+          <w:lang w:val="es-MX"/>
+        </w:rPr>
+      </w:pPr>
+      <w:r>
+        <w:rPr>
+          <w:rFonts w:hint="default" w:ascii="Calibri" w:hAnsi="Calibri" w:cs="Calibri"/>
+          <w:b w:val="0"/>
+          <w:bCs w:val="0"/>
+          <w:sz w:val="22"/>
+          <w:szCs w:val="22"/>
+          <w:lang w:val="es-MX"/>
+        </w:rPr>
+        <w:br w:type="page"/>
+      </w:r>
+    </w:p>
+    <w:p>
+      <w:pPr>
+        <w:jc w:val="center"/>
         <w:rPr>
           <w:rFonts w:hint="default" w:ascii="Calibri" w:hAnsi="Calibri" w:cs="Calibri"/>
           <w:b/>
@@ -3561,11 +6312,8 @@
           <w:szCs w:val="22"/>
           <w:lang w:val="es-MX"/>
         </w:rPr>
-        <w:t>Reglas de negocio</w:t>
-      </w:r>
-    </w:p>
-    <w:p>
-      <w:pPr>
+      </w:pPr>
+      <w:r>
         <w:rPr>
           <w:rFonts w:hint="default" w:ascii="Calibri" w:hAnsi="Calibri" w:cs="Calibri"/>
           <w:b/>
@@ -3574,286 +6322,16 @@
           <w:szCs w:val="22"/>
           <w:lang w:val="es-MX"/>
         </w:rPr>
-      </w:pPr>
-    </w:p>
-    <w:p>
-      <w:pPr>
-        <w:numPr>
-          <w:ilvl w:val="0"/>
-          <w:numId w:val="1"/>
-        </w:numPr>
-        <w:rPr>
-          <w:rFonts w:hint="default" w:ascii="Calibri" w:hAnsi="Calibri" w:cs="Calibri"/>
-          <w:b w:val="0"/>
-          <w:bCs w:val="0"/>
-          <w:sz w:val="22"/>
-          <w:szCs w:val="22"/>
-          <w:lang w:val="es-MX"/>
-        </w:rPr>
-      </w:pPr>
-      <w:r>
-        <w:rPr>
-          <w:rFonts w:hint="default" w:ascii="Calibri" w:hAnsi="Calibri" w:cs="Calibri"/>
-          <w:b w:val="0"/>
-          <w:bCs w:val="0"/>
-          <w:sz w:val="22"/>
-          <w:szCs w:val="22"/>
-          <w:lang w:val="es-MX"/>
-        </w:rPr>
-        <w:t xml:space="preserve"> Un médico no puede tener agendadas dos o más citas en la misma fecha y hora.</w:t>
-      </w:r>
-    </w:p>
-    <w:p>
-      <w:pPr>
-        <w:numPr>
-          <w:ilvl w:val="0"/>
-          <w:numId w:val="1"/>
-        </w:numPr>
-        <w:ind w:left="0" w:leftChars="0" w:firstLine="0" w:firstLineChars="0"/>
-        <w:rPr>
-          <w:rFonts w:hint="default" w:ascii="Calibri" w:hAnsi="Calibri" w:cs="Calibri"/>
-          <w:b w:val="0"/>
-          <w:bCs w:val="0"/>
-          <w:sz w:val="22"/>
-          <w:szCs w:val="22"/>
-          <w:lang w:val="es-MX"/>
-        </w:rPr>
-      </w:pPr>
-    </w:p>
-    <w:p>
-      <w:pPr>
-        <w:numPr>
-          <w:numId w:val="0"/>
-        </w:numPr>
-        <w:rPr>
-          <w:rFonts w:hint="default" w:ascii="Calibri" w:hAnsi="Calibri" w:cs="Calibri"/>
-          <w:b w:val="0"/>
-          <w:bCs w:val="0"/>
-          <w:sz w:val="22"/>
-          <w:szCs w:val="22"/>
-          <w:lang w:val="es-MX"/>
-        </w:rPr>
-      </w:pPr>
-      <w:r>
-        <w:rPr>
-          <w:rFonts w:hint="default" w:ascii="Calibri" w:hAnsi="Calibri" w:cs="Calibri"/>
-          <w:b w:val="0"/>
-          <w:bCs w:val="0"/>
-          <w:sz w:val="22"/>
-          <w:szCs w:val="22"/>
-          <w:lang w:val="es-MX"/>
-        </w:rPr>
-        <w:t>3.</w:t>
-      </w:r>
-    </w:p>
-    <w:p>
-      <w:pPr>
-        <w:numPr>
-          <w:numId w:val="0"/>
-        </w:numPr>
-        <w:rPr>
-          <w:rFonts w:hint="default" w:ascii="Calibri" w:hAnsi="Calibri" w:cs="Calibri"/>
-          <w:b w:val="0"/>
-          <w:bCs w:val="0"/>
-          <w:sz w:val="22"/>
-          <w:szCs w:val="22"/>
-          <w:lang w:val="es-MX"/>
-        </w:rPr>
-      </w:pPr>
-      <w:r>
-        <w:rPr>
-          <w:rFonts w:hint="default" w:ascii="Calibri" w:hAnsi="Calibri" w:cs="Calibri"/>
-          <w:b w:val="0"/>
-          <w:bCs w:val="0"/>
-          <w:sz w:val="22"/>
-          <w:szCs w:val="22"/>
-          <w:lang w:val="es-MX"/>
-        </w:rPr>
-        <w:t>4.</w:t>
-      </w:r>
-    </w:p>
-    <w:p>
-      <w:pPr>
-        <w:numPr>
-          <w:numId w:val="0"/>
-        </w:numPr>
-        <w:rPr>
-          <w:rFonts w:hint="default" w:ascii="Calibri" w:hAnsi="Calibri" w:cs="Calibri"/>
-          <w:b w:val="0"/>
-          <w:bCs w:val="0"/>
-          <w:sz w:val="22"/>
-          <w:szCs w:val="22"/>
-          <w:lang w:val="es-MX"/>
-        </w:rPr>
-      </w:pPr>
-      <w:r>
-        <w:rPr>
-          <w:rFonts w:hint="default" w:ascii="Calibri" w:hAnsi="Calibri" w:cs="Calibri"/>
-          <w:b w:val="0"/>
-          <w:bCs w:val="0"/>
-          <w:sz w:val="22"/>
-          <w:szCs w:val="22"/>
-          <w:lang w:val="es-MX"/>
-        </w:rPr>
-        <w:t>5.</w:t>
-      </w:r>
-    </w:p>
-    <w:p>
-      <w:pPr>
-        <w:numPr>
-          <w:numId w:val="0"/>
-        </w:numPr>
-        <w:rPr>
-          <w:rFonts w:hint="default" w:ascii="Calibri" w:hAnsi="Calibri" w:cs="Calibri"/>
-          <w:b w:val="0"/>
-          <w:bCs w:val="0"/>
-          <w:sz w:val="22"/>
-          <w:szCs w:val="22"/>
-          <w:lang w:val="es-MX"/>
-        </w:rPr>
-      </w:pPr>
-      <w:r>
-        <w:rPr>
-          <w:rFonts w:hint="default" w:ascii="Calibri" w:hAnsi="Calibri" w:cs="Calibri"/>
-          <w:b w:val="0"/>
-          <w:bCs w:val="0"/>
-          <w:sz w:val="22"/>
-          <w:szCs w:val="22"/>
-          <w:lang w:val="es-MX"/>
-        </w:rPr>
-        <w:t>6.</w:t>
-      </w:r>
-    </w:p>
-    <w:p>
-      <w:pPr>
-        <w:numPr>
-          <w:numId w:val="0"/>
-        </w:numPr>
-        <w:rPr>
-          <w:rFonts w:hint="default" w:ascii="Calibri" w:hAnsi="Calibri" w:cs="Calibri"/>
-          <w:b w:val="0"/>
-          <w:bCs w:val="0"/>
-          <w:sz w:val="22"/>
-          <w:szCs w:val="22"/>
-          <w:lang w:val="es-MX"/>
-        </w:rPr>
-      </w:pPr>
-      <w:r>
-        <w:rPr>
-          <w:rFonts w:hint="default" w:ascii="Calibri" w:hAnsi="Calibri" w:cs="Calibri"/>
-          <w:b w:val="0"/>
-          <w:bCs w:val="0"/>
-          <w:sz w:val="22"/>
-          <w:szCs w:val="22"/>
-          <w:lang w:val="es-MX"/>
-        </w:rPr>
-        <w:t>7.</w:t>
-      </w:r>
-    </w:p>
-    <w:p>
-      <w:pPr>
-        <w:numPr>
-          <w:numId w:val="0"/>
-        </w:numPr>
-        <w:rPr>
-          <w:rFonts w:hint="default" w:ascii="Calibri" w:hAnsi="Calibri" w:cs="Calibri"/>
-          <w:b w:val="0"/>
-          <w:bCs w:val="0"/>
-          <w:sz w:val="22"/>
-          <w:szCs w:val="22"/>
-          <w:lang w:val="es-MX"/>
-        </w:rPr>
-      </w:pPr>
-      <w:r>
-        <w:rPr>
-          <w:rFonts w:hint="default" w:ascii="Calibri" w:hAnsi="Calibri" w:cs="Calibri"/>
-          <w:b w:val="0"/>
-          <w:bCs w:val="0"/>
-          <w:sz w:val="22"/>
-          <w:szCs w:val="22"/>
-          <w:lang w:val="es-MX"/>
-        </w:rPr>
-        <w:t>8.</w:t>
-      </w:r>
-    </w:p>
-    <w:p>
-      <w:pPr>
-        <w:rPr>
-          <w:rFonts w:hint="default" w:ascii="Calibri" w:hAnsi="Calibri" w:cs="Calibri"/>
-          <w:b w:val="0"/>
-          <w:bCs w:val="0"/>
-          <w:sz w:val="22"/>
-          <w:szCs w:val="22"/>
-          <w:lang w:val="es-MX"/>
-        </w:rPr>
-      </w:pPr>
-    </w:p>
-    <w:p>
-      <w:pPr>
-        <w:rPr>
-          <w:rFonts w:hint="default" w:ascii="Calibri" w:hAnsi="Calibri" w:cs="Calibri"/>
-          <w:b w:val="0"/>
-          <w:bCs w:val="0"/>
-          <w:sz w:val="22"/>
-          <w:szCs w:val="22"/>
-          <w:lang w:val="es-MX"/>
-        </w:rPr>
-      </w:pPr>
-    </w:p>
-    <w:p>
-      <w:pPr>
-        <w:rPr>
-          <w:rFonts w:hint="default" w:ascii="Calibri" w:hAnsi="Calibri" w:cs="Calibri"/>
-          <w:b w:val="0"/>
-          <w:bCs w:val="0"/>
-          <w:sz w:val="22"/>
-          <w:szCs w:val="22"/>
-          <w:lang w:val="es-MX"/>
-        </w:rPr>
-      </w:pPr>
-      <w:r>
-        <w:rPr>
-          <w:rFonts w:hint="default" w:ascii="Calibri" w:hAnsi="Calibri" w:cs="Calibri"/>
-          <w:b w:val="0"/>
-          <w:bCs w:val="0"/>
-          <w:sz w:val="22"/>
-          <w:szCs w:val="22"/>
-          <w:lang w:val="es-MX"/>
-        </w:rPr>
-        <w:br w:type="page"/>
-      </w:r>
-    </w:p>
-    <w:p>
-      <w:pPr>
-        <w:jc w:val="center"/>
-        <w:rPr>
-          <w:rFonts w:hint="default" w:ascii="Calibri" w:hAnsi="Calibri" w:cs="Calibri"/>
-          <w:b/>
-          <w:bCs/>
-          <w:sz w:val="22"/>
-          <w:szCs w:val="22"/>
-          <w:lang w:val="es-MX"/>
-        </w:rPr>
-      </w:pPr>
-      <w:r>
-        <w:rPr>
-          <w:rFonts w:hint="default" w:ascii="Calibri" w:hAnsi="Calibri" w:cs="Calibri"/>
-          <w:b/>
-          <w:bCs/>
-          <w:sz w:val="22"/>
-          <w:szCs w:val="22"/>
-          <w:lang w:val="es-MX"/>
-        </w:rPr>
         <w:t>Conclusiones</w:t>
       </w:r>
     </w:p>
     <w:p>
       <w:pPr>
-        <w:jc w:val="center"/>
-        <w:rPr>
-          <w:rFonts w:hint="default" w:ascii="Calibri" w:hAnsi="Calibri" w:cs="Calibri"/>
-          <w:b/>
-          <w:bCs/>
+        <w:jc w:val="both"/>
+        <w:rPr>
+          <w:rFonts w:hint="default" w:ascii="Calibri" w:hAnsi="Calibri" w:cs="Calibri"/>
+          <w:b w:val="0"/>
+          <w:bCs w:val="0"/>
           <w:sz w:val="22"/>
           <w:szCs w:val="22"/>
           <w:lang w:val="es-MX"/>
@@ -3872,6 +6350,93 @@
           <w:lang w:val="es-MX"/>
         </w:rPr>
       </w:pPr>
+      <w:r>
+        <w:rPr>
+          <w:rFonts w:hint="default" w:ascii="Calibri" w:hAnsi="Calibri" w:cs="Calibri"/>
+          <w:b w:val="0"/>
+          <w:bCs w:val="0"/>
+          <w:sz w:val="22"/>
+          <w:szCs w:val="22"/>
+          <w:lang w:val="es-MX"/>
+        </w:rPr>
+        <w:t>Aplizar un proceso formal especificando los requerimientos en necesario para asegurar el éxito del software. Este análisis permitió establecer especificaciones técnicas claras y verificables, garantizandon que el equipo de desarrollo compranda exactamente qué hará el sistema y cómo deberá comportarse antes de desarrollarlo.</w:t>
+      </w:r>
+    </w:p>
+    <w:p>
+      <w:pPr>
+        <w:jc w:val="left"/>
+        <w:rPr>
+          <w:rFonts w:hint="default" w:ascii="Calibri" w:hAnsi="Calibri" w:cs="Calibri"/>
+          <w:b w:val="0"/>
+          <w:bCs w:val="0"/>
+          <w:sz w:val="22"/>
+          <w:szCs w:val="22"/>
+          <w:lang w:val="es-MX"/>
+        </w:rPr>
+      </w:pPr>
+    </w:p>
+    <w:p>
+      <w:pPr>
+        <w:jc w:val="left"/>
+        <w:rPr>
+          <w:rFonts w:hint="default" w:ascii="Calibri" w:hAnsi="Calibri" w:cs="Calibri"/>
+          <w:b w:val="0"/>
+          <w:bCs w:val="0"/>
+          <w:sz w:val="22"/>
+          <w:szCs w:val="22"/>
+          <w:lang w:val="es-MX"/>
+        </w:rPr>
+      </w:pPr>
+      <w:r>
+        <w:rPr>
+          <w:rFonts w:hint="default" w:ascii="Calibri" w:hAnsi="Calibri" w:cs="Calibri"/>
+          <w:b w:val="0"/>
+          <w:bCs w:val="0"/>
+          <w:sz w:val="22"/>
+          <w:szCs w:val="22"/>
+          <w:lang w:val="es-MX"/>
+        </w:rPr>
+        <w:t>Cualquier falla en la plataforma puede afectar en la atención médica, por lo que los riesgos principales radican en la vulnerabilidad en la protección de la información, cuellos de botella por problemas de rendimiento con múltiples usuarios concurrentes y fallas en la disponibilidad 24/7 que interrumpan el despliegue de emergencias y ambulancias.</w:t>
+      </w:r>
+    </w:p>
+    <w:p>
+      <w:pPr>
+        <w:jc w:val="left"/>
+        <w:rPr>
+          <w:rFonts w:hint="default" w:ascii="Calibri" w:hAnsi="Calibri" w:cs="Calibri"/>
+          <w:b w:val="0"/>
+          <w:bCs w:val="0"/>
+          <w:sz w:val="22"/>
+          <w:szCs w:val="22"/>
+          <w:lang w:val="es-MX"/>
+        </w:rPr>
+      </w:pPr>
+    </w:p>
+    <w:p>
+      <w:pPr>
+        <w:jc w:val="left"/>
+        <w:rPr>
+          <w:rFonts w:hint="default" w:ascii="Calibri" w:hAnsi="Calibri" w:cs="Calibri"/>
+          <w:b w:val="0"/>
+          <w:bCs w:val="0"/>
+          <w:sz w:val="22"/>
+          <w:szCs w:val="22"/>
+          <w:lang w:val="es-MX"/>
+        </w:rPr>
+      </w:pPr>
+      <w:r>
+        <w:rPr>
+          <w:rFonts w:hint="default" w:ascii="Calibri" w:hAnsi="Calibri" w:cs="Calibri"/>
+          <w:b w:val="0"/>
+          <w:bCs w:val="0"/>
+          <w:sz w:val="22"/>
+          <w:szCs w:val="22"/>
+          <w:lang w:val="es-MX"/>
+        </w:rPr>
+        <w:t>MediLink presenta una solución a los problemas operativos actuales de los hospitales. Proporcionará trzabilidad de las consultas y tratamientos, reducirá la pérdida de información y permitirá una escalabilidad segura para administrar múltiples sucursales desde una sola plataforma unificada.</w:t>
+      </w:r>
+      <w:bookmarkStart w:id="0" w:name="_GoBack"/>
+      <w:bookmarkEnd w:id="0"/>
     </w:p>
     <w:sectPr>
       <w:pgSz w:w="12240" w:h="15840"/>
@@ -3936,6 +6501,30 @@
 <file path=word/numbering.xml><?xml version="1.0" encoding="utf-8"?>
 <w:numbering xmlns:wpc="http://schemas.microsoft.com/office/word/2010/wordprocessingCanvas" xmlns:mc="http://schemas.openxmlformats.org/markup-compatibility/2006" xmlns:o="urn:schemas-microsoft-com:office:office" xmlns:r="http://schemas.openxmlformats.org/officeDocument/2006/relationships" xmlns:m="http://schemas.openxmlformats.org/officeDocument/2006/math" xmlns:v="urn:schemas-microsoft-com:vml" xmlns:wp14="http://schemas.microsoft.com/office/word/2010/wordprocessingDrawing" xmlns:wp="http://schemas.openxmlformats.org/drawingml/2006/wordprocessingDrawing" xmlns:w10="urn:schemas-microsoft-com:office:word" xmlns:w="http://schemas.openxmlformats.org/wordprocessingml/2006/main" xmlns:w14="http://schemas.microsoft.com/office/word/2010/wordml" xmlns:wpg="http://schemas.microsoft.com/office/word/2010/wordprocessingGroup" xmlns:wpi="http://schemas.microsoft.com/office/word/2010/wordprocessingInk" xmlns:wne="http://schemas.microsoft.com/office/word/2006/wordml" xmlns:wps="http://schemas.microsoft.com/office/word/2010/wordprocessingShape" xmlns:wpsCustomData="http://www.wps.cn/officeDocument/2013/wpsCustomData" mc:Ignorable="w14 wp14">
   <w:abstractNum w:abstractNumId="0">
+    <w:nsid w:val="89EA26A3"/>
+    <w:multiLevelType w:val="singleLevel"/>
+    <w:tmpl w:val="89EA26A3"/>
+    <w:lvl w:ilvl="0" w:tentative="0">
+      <w:start w:val="1"/>
+      <w:numFmt w:val="decimal"/>
+      <w:suff w:val="space"/>
+      <w:lvlText w:val="%1."/>
+      <w:lvlJc w:val="left"/>
+    </w:lvl>
+  </w:abstractNum>
+  <w:abstractNum w:abstractNumId="1">
+    <w:nsid w:val="BDDCCAD2"/>
+    <w:multiLevelType w:val="singleLevel"/>
+    <w:tmpl w:val="BDDCCAD2"/>
+    <w:lvl w:ilvl="0" w:tentative="0">
+      <w:start w:val="1"/>
+      <w:numFmt w:val="decimal"/>
+      <w:suff w:val="space"/>
+      <w:lvlText w:val="%1."/>
+      <w:lvlJc w:val="left"/>
+    </w:lvl>
+  </w:abstractNum>
+  <w:abstractNum w:abstractNumId="2">
     <w:nsid w:val="FFBF7126"/>
     <w:multiLevelType w:val="singleLevel"/>
     <w:tmpl w:val="FFBF7126"/>
@@ -3947,8 +6536,59 @@
       <w:lvlJc w:val="left"/>
     </w:lvl>
   </w:abstractNum>
+  <w:abstractNum w:abstractNumId="3">
+    <w:nsid w:val="3FF3B6B3"/>
+    <w:multiLevelType w:val="singleLevel"/>
+    <w:tmpl w:val="3FF3B6B3"/>
+    <w:lvl w:ilvl="0" w:tentative="0">
+      <w:start w:val="1"/>
+      <w:numFmt w:val="decimal"/>
+      <w:suff w:val="space"/>
+      <w:lvlText w:val="%1."/>
+      <w:lvlJc w:val="left"/>
+    </w:lvl>
+  </w:abstractNum>
+  <w:abstractNum w:abstractNumId="4">
+    <w:nsid w:val="777E482F"/>
+    <w:multiLevelType w:val="singleLevel"/>
+    <w:tmpl w:val="777E482F"/>
+    <w:lvl w:ilvl="0" w:tentative="0">
+      <w:start w:val="1"/>
+      <w:numFmt w:val="decimal"/>
+      <w:suff w:val="space"/>
+      <w:lvlText w:val="%1."/>
+      <w:lvlJc w:val="left"/>
+    </w:lvl>
+  </w:abstractNum>
+  <w:abstractNum w:abstractNumId="5">
+    <w:nsid w:val="7FDF3A63"/>
+    <w:multiLevelType w:val="singleLevel"/>
+    <w:tmpl w:val="7FDF3A63"/>
+    <w:lvl w:ilvl="0" w:tentative="0">
+      <w:start w:val="1"/>
+      <w:numFmt w:val="decimal"/>
+      <w:suff w:val="space"/>
+      <w:lvlText w:val="%1."/>
+      <w:lvlJc w:val="left"/>
+    </w:lvl>
+  </w:abstractNum>
   <w:num w:numId="1">
+    <w:abstractNumId w:val="3"/>
+  </w:num>
+  <w:num w:numId="2">
     <w:abstractNumId w:val="0"/>
+  </w:num>
+  <w:num w:numId="3">
+    <w:abstractNumId w:val="5"/>
+  </w:num>
+  <w:num w:numId="4">
+    <w:abstractNumId w:val="4"/>
+  </w:num>
+  <w:num w:numId="5">
+    <w:abstractNumId w:val="1"/>
+  </w:num>
+  <w:num w:numId="6">
+    <w:abstractNumId w:val="2"/>
   </w:num>
 </w:numbering>
 </file>
@@ -3958,7 +6598,7 @@
   <w:docDefaults>
     <w:rPrDefault>
       <w:rPr>
-        <w:rFonts w:asciiTheme="minorHAnsi" w:hAnsiTheme="minorHAnsi" w:eastAsiaTheme="minorHAnsi" w:cstheme="minorBidi"/>
+        <w:rFonts w:ascii="Times New Roman" w:hAnsi="Times New Roman" w:eastAsia="SimSun" w:cs="Times New Roman"/>
       </w:rPr>
     </w:rPrDefault>
     <w:pPrDefault/>
@@ -4112,7 +6752,7 @@
     <w:lsdException w:uiPriority="99" w:name="Table Web 2"/>
     <w:lsdException w:uiPriority="99" w:name="Table Web 3"/>
     <w:lsdException w:uiPriority="99" w:name="Balloon Text"/>
-    <w:lsdException w:unhideWhenUsed="0" w:uiPriority="39" w:semiHidden="0" w:name="Table Grid"/>
+    <w:lsdException w:qFormat="1" w:unhideWhenUsed="0" w:uiPriority="39" w:semiHidden="0" w:name="Table Grid"/>
     <w:lsdException w:uiPriority="99" w:name="Table Theme"/>
     <w:lsdException w:unhideWhenUsed="0" w:uiPriority="60" w:semiHidden="0" w:name="Light Shading"/>
     <w:lsdException w:unhideWhenUsed="0" w:uiPriority="61" w:semiHidden="0" w:name="Light List"/>
@@ -4577,6 +7217,7 @@
   <w:style w:type="table" w:styleId="16">
     <w:name w:val="Table Grid"/>
     <w:basedOn w:val="12"/>
+    <w:qFormat/>
     <w:uiPriority w:val="39"/>
     <w:pPr>
       <w:widowControl w:val="0"/>
